--- a/docs/downloads/james-butler-stoney/doc_0258.docx
+++ b/docs/downloads/james-butler-stoney/doc_0258.docx
@@ -10,16 +10,18 @@
           <w:sz w:val="28"/>
           <w:szCs w:val="28"/>
           <w:rtl/>
+          <w:lang w:bidi="ar-AE"/>
         </w:rPr>
       </w:pPr>
       <w:hyperlink r:id="rId5" w:history="1">
         <w:r>
           <w:rPr>
             <w:rStyle w:val="Hyperlink"/>
-            <w:rFonts w:ascii="Sakkal Majalla" w:hAnsi="Sakkal Majalla" w:cs="Sakkal Majalla"/>
+            <w:rFonts w:ascii="Sakkal Majalla" w:hAnsi="Sakkal Majalla" w:cs="Sakkal Majalla" w:hint="cs"/>
             <w:sz w:val="28"/>
             <w:szCs w:val="28"/>
             <w:rtl/>
+            <w:lang w:bidi="ar-AE"/>
           </w:rPr>
           <w:t>التربية في مدرسة الله - دواد</w:t>
         </w:r>
@@ -33,14 +35,16 @@
           <w:sz w:val="28"/>
           <w:szCs w:val="28"/>
           <w:rtl/>
+          <w:lang w:bidi="ar-AE"/>
         </w:rPr>
       </w:pPr>
       <w:r>
         <w:rPr>
-          <w:rFonts w:ascii="Sakkal Majalla" w:hAnsi="Sakkal Majalla" w:cs="Sakkal Majalla"/>
-          <w:sz w:val="28"/>
-          <w:szCs w:val="28"/>
-          <w:rtl/>
+          <w:rFonts w:ascii="Sakkal Majalla" w:hAnsi="Sakkal Majalla" w:cs="Sakkal Majalla" w:hint="cs"/>
+          <w:sz w:val="28"/>
+          <w:szCs w:val="28"/>
+          <w:rtl/>
+          <w:lang w:bidi="ar-AE"/>
         </w:rPr>
         <w:t>جيمس باتلر ستوني</w:t>
       </w:r>
@@ -53,14 +57,16 @@
           <w:sz w:val="28"/>
           <w:szCs w:val="28"/>
           <w:rtl/>
+          <w:lang w:bidi="ar-AE"/>
         </w:rPr>
       </w:pPr>
       <w:r>
         <w:rPr>
-          <w:rFonts w:ascii="Sakkal Majalla" w:hAnsi="Sakkal Majalla" w:cs="Sakkal Majalla"/>
-          <w:sz w:val="28"/>
-          <w:szCs w:val="28"/>
-          <w:rtl/>
+          <w:rFonts w:ascii="Sakkal Majalla" w:hAnsi="Sakkal Majalla" w:cs="Sakkal Majalla" w:hint="cs"/>
+          <w:sz w:val="28"/>
+          <w:szCs w:val="28"/>
+          <w:rtl/>
+          <w:lang w:bidi="ar-AE"/>
         </w:rPr>
         <w:t>داود</w:t>
       </w:r>
@@ -73,43 +79,128 @@
           <w:sz w:val="28"/>
           <w:szCs w:val="28"/>
           <w:rtl/>
+          <w:lang w:bidi="ar-AE"/>
         </w:rPr>
       </w:pPr>
       <w:r>
         <w:rPr>
-          <w:rFonts w:ascii="Sakkal Majalla" w:hAnsi="Sakkal Majalla" w:cs="Sakkal Majalla"/>
-          <w:sz w:val="28"/>
-          <w:szCs w:val="28"/>
-          <w:rtl/>
-        </w:rPr>
-        <w:t xml:space="preserve">إن كنا نريد أن نفهم طرق الله في التهذيب التي لقنها لداود، فمن الضروري أن يكون أمام أنظارنا الذي مثّله داود كمثال. وما كان من الممكن الإشارة إلى ميزات ذاك من داود إلا من خلال إماتة طبيعته. بالنظر </w:t>
-      </w:r>
-      <w:r>
-        <w:rPr>
-          <w:rFonts w:ascii="Sakkal Majalla" w:hAnsi="Sakkal Majalla" w:cs="Sakkal Majalla"/>
-          <w:sz w:val="28"/>
-          <w:szCs w:val="28"/>
-          <w:rtl/>
-        </w:rPr>
-        <w:t xml:space="preserve">إلى مقامه كان دواد بصورة دائمة صورة للرب يسوع المسيح. وإذ أنه كان إنْسَانًا تَحْتَ الآلاَمِ مِثْلَنَا، كان يزداد احتياجه كلما ارتقت دعوته بأن توضع طبيعته العتيقة جانبًا حتى يتمكن من مطابقة حالته النفسية مع مقامه الرفيع. إننا لهذا سنرى بأن الغاية الأساسية من كل تهذيب كان عليه أن يجتاز فيه كانت لجعله كفوًا للمقام الذي دعاه الله بنعمته </w:t>
-      </w:r>
-      <w:r>
-        <w:rPr>
-          <w:rFonts w:ascii="Sakkal Majalla" w:hAnsi="Sakkal Majalla" w:cs="Sakkal Majalla"/>
-          <w:sz w:val="28"/>
-          <w:szCs w:val="28"/>
-          <w:rtl/>
-        </w:rPr>
-        <w:t>ليكون فيه</w:t>
-      </w:r>
-      <w:r>
-        <w:rPr>
-          <w:rFonts w:ascii="Sakkal Majalla" w:hAnsi="Sakkal Majalla" w:cs="Sakkal Majalla"/>
-          <w:sz w:val="28"/>
-          <w:szCs w:val="28"/>
-          <w:rtl/>
-        </w:rPr>
-        <w:t>.</w:t>
+          <w:rFonts w:ascii="Sakkal Majalla" w:hAnsi="Sakkal Majalla" w:cs="Sakkal Majalla" w:hint="cs"/>
+          <w:sz w:val="28"/>
+          <w:szCs w:val="28"/>
+          <w:rtl/>
+          <w:lang w:bidi="ar-AE"/>
+        </w:rPr>
+        <w:t xml:space="preserve">إن أردنا أن نفهم طرق تربية الله التي </w:t>
+      </w:r>
+      <w:r>
+        <w:rPr>
+          <w:rFonts w:ascii="Sakkal Majalla" w:hAnsi="Sakkal Majalla" w:cs="Sakkal Majalla" w:hint="cs"/>
+          <w:sz w:val="28"/>
+          <w:szCs w:val="28"/>
+          <w:rtl/>
+          <w:lang w:bidi="ar-AE"/>
+        </w:rPr>
+        <w:t>اختبرها</w:t>
+      </w:r>
+      <w:r>
+        <w:rPr>
+          <w:rFonts w:ascii="Sakkal Majalla" w:hAnsi="Sakkal Majalla" w:cs="Sakkal Majalla" w:hint="cs"/>
+          <w:sz w:val="28"/>
+          <w:szCs w:val="28"/>
+          <w:rtl/>
+          <w:lang w:bidi="ar-AE"/>
+        </w:rPr>
+        <w:t xml:space="preserve"> داود، فمن الضروري، أن يكون أمام عيوننا الذي يمثّل داود كمثال. إن مزايا ذاك كان من الممكن أن يُشار إليها في داود وتُعرَض في مثال فقط على أساس تعليم إلهي وفي إماتة طبيعته.  بخصوص مكانته كان داود دائمًا صورة للرب يسوع المسيح. ولكن إذ كان إنسانًا </w:t>
+      </w:r>
+      <w:r>
+        <w:rPr>
+          <w:rFonts w:ascii="Sakkal Majalla" w:hAnsi="Sakkal Majalla" w:cs="Sakkal Majalla" w:hint="cs"/>
+          <w:sz w:val="28"/>
+          <w:szCs w:val="28"/>
+          <w:rtl/>
+          <w:lang w:bidi="ar-AE"/>
+        </w:rPr>
+        <w:t>تَحْتَ</w:t>
+      </w:r>
+      <w:r>
+        <w:rPr>
+          <w:rFonts w:ascii="Sakkal Majalla" w:hAnsi="Sakkal Majalla" w:cs="Sakkal Majalla"/>
+          <w:sz w:val="28"/>
+          <w:szCs w:val="28"/>
+          <w:rtl/>
+          <w:lang w:bidi="ar-AE"/>
+        </w:rPr>
+        <w:t xml:space="preserve"> </w:t>
+      </w:r>
+      <w:r>
+        <w:rPr>
+          <w:rFonts w:ascii="Sakkal Majalla" w:hAnsi="Sakkal Majalla" w:cs="Sakkal Majalla" w:hint="cs"/>
+          <w:sz w:val="28"/>
+          <w:szCs w:val="28"/>
+          <w:rtl/>
+          <w:lang w:bidi="ar-AE"/>
+        </w:rPr>
+        <w:t>الآلاَمِ</w:t>
+      </w:r>
+      <w:r>
+        <w:rPr>
+          <w:rFonts w:ascii="Sakkal Majalla" w:hAnsi="Sakkal Majalla" w:cs="Sakkal Majalla"/>
+          <w:sz w:val="28"/>
+          <w:szCs w:val="28"/>
+          <w:rtl/>
+          <w:lang w:bidi="ar-AE"/>
+        </w:rPr>
+        <w:t xml:space="preserve"> </w:t>
+      </w:r>
+      <w:r>
+        <w:rPr>
+          <w:rFonts w:ascii="Sakkal Majalla" w:hAnsi="Sakkal Majalla" w:cs="Sakkal Majalla" w:hint="cs"/>
+          <w:sz w:val="28"/>
+          <w:szCs w:val="28"/>
+          <w:rtl/>
+          <w:lang w:bidi="ar-AE"/>
+        </w:rPr>
+        <w:t>مِثْلَنَا</w:t>
+      </w:r>
+      <w:r>
+        <w:rPr>
+          <w:rFonts w:ascii="Sakkal Majalla" w:hAnsi="Sakkal Majalla" w:cs="Sakkal Majalla" w:hint="cs"/>
+          <w:sz w:val="28"/>
+          <w:szCs w:val="28"/>
+          <w:rtl/>
+          <w:lang w:bidi="ar-AE"/>
+        </w:rPr>
+        <w:t xml:space="preserve">، فكان يحتاج كلما كانت دعوته أسمى بأن تُرفع عنه طبيعته العتيقة أكثر، لكي يتطابق في حالته النفسية مع </w:t>
+      </w:r>
+      <w:r>
+        <w:rPr>
+          <w:rFonts w:ascii="Sakkal Majalla" w:hAnsi="Sakkal Majalla" w:cs="Sakkal Majalla" w:hint="cs"/>
+          <w:sz w:val="28"/>
+          <w:szCs w:val="28"/>
+          <w:rtl/>
+          <w:lang w:bidi="ar-AE"/>
+        </w:rPr>
+        <w:t>مركزها</w:t>
+      </w:r>
+      <w:r>
+        <w:rPr>
+          <w:rFonts w:ascii="Sakkal Majalla" w:hAnsi="Sakkal Majalla" w:cs="Sakkal Majalla" w:hint="cs"/>
+          <w:sz w:val="28"/>
+          <w:szCs w:val="28"/>
+          <w:rtl/>
+          <w:lang w:bidi="ar-AE"/>
+        </w:rPr>
+        <w:t xml:space="preserve"> السامي. </w:t>
+      </w:r>
+      <w:r>
+        <w:rPr>
+          <w:rFonts w:ascii="Sakkal Majalla" w:hAnsi="Sakkal Majalla" w:cs="Sakkal Majalla" w:hint="cs"/>
+          <w:sz w:val="28"/>
+          <w:szCs w:val="28"/>
+          <w:rtl/>
+          <w:lang w:bidi="ar-AE"/>
+        </w:rPr>
+        <w:t>لذا فإننا سنرى بأن الهدف العظيم من كل تأديب كان عليه أن يجتازه، كان في تأهيله للمكانة التي دعاه الله إليها في نعمته.</w:t>
       </w:r>
     </w:p>
     <w:p>
@@ -120,25 +211,28 @@
           <w:sz w:val="28"/>
           <w:szCs w:val="28"/>
           <w:rtl/>
+          <w:lang w:bidi="ar-AE"/>
         </w:rPr>
       </w:pPr>
       <w:r>
         <w:rPr>
-          <w:rFonts w:ascii="Sakkal Majalla" w:hAnsi="Sakkal Majalla" w:cs="Sakkal Majalla"/>
-          <w:sz w:val="28"/>
-          <w:szCs w:val="28"/>
-          <w:rtl/>
-        </w:rPr>
-        <w:t xml:space="preserve">أليس هو الأمر هكذا معنا نحن جميعًا؟ أفلا يجب أن نُهذّب ويتم إعدادنا لكل مقام تكلفنا به نعمة الله؟ كلما سمت بنا النعمة لنرتقي إليه، كلما ازداد احتياجنا للتطهير. كيف يحدث هذا، هذا ما ستظهره سيرة حياتنا الشخصية بالتفصيل إن سُجلت بضمير حي. ولكي نتعلم بأن نلاحظ ونحكم بعناية وبصورة صحيحة على تهذيبه، يضع إلهنا الأمين أمامنا تاريخ طرقه المسجلة مع آخرين قد </w:t>
-      </w:r>
-      <w:r>
-        <w:rPr>
-          <w:rFonts w:ascii="Sakkal Majalla" w:hAnsi="Sakkal Majalla" w:cs="Sakkal Majalla"/>
-          <w:sz w:val="28"/>
-          <w:szCs w:val="28"/>
-          <w:rtl/>
-        </w:rPr>
-        <w:t>سبقونا في اجتيازها. إن سيرة داود هي عرض مؤثر جدًا لذلك التهذيب الرائع والإنذار الذي يهذّب الله به، - إخضاع ووضع ذواتنا جانبًا ليقمع كل ما يقف في وجه نعمته ومقاصده.</w:t>
+          <w:rFonts w:ascii="Sakkal Majalla" w:hAnsi="Sakkal Majalla" w:cs="Sakkal Majalla" w:hint="cs"/>
+          <w:sz w:val="28"/>
+          <w:szCs w:val="28"/>
+          <w:rtl/>
+          <w:lang w:bidi="ar-AE"/>
+        </w:rPr>
+        <w:t>أليس هكذا هو الأمر معنا جميعًا؟ أليس لنا أن نتأدّب (نتهذّب) ونُعَدّ لكل مكانة توكلنا بها نعمة الله؟ كلما رفعتنا النعمة أكثر إلى يقينيتها، كلما كان احتياجنا أكبر للتطهير. وكيف يحدث هذا، هذا ما ستُنتجه سيرة حياتنا الشخصية، لو كُتبت بالتفصيل بضمير حي. ولكي نتعلّم بأن نتنبه لتأديبه لنا بدقة وبشكل صحيح ونحكُم فيه، يقدم لنا إلهنا الأمين تاريخ طرقه مع آخرين مكتوبًا</w:t>
+      </w:r>
+      <w:r>
+        <w:rPr>
+          <w:rFonts w:ascii="Sakkal Majalla" w:hAnsi="Sakkal Majalla" w:cs="Sakkal Majalla" w:hint="cs"/>
+          <w:sz w:val="28"/>
+          <w:szCs w:val="28"/>
+          <w:rtl/>
+          <w:lang w:bidi="ar-AE"/>
+        </w:rPr>
+        <w:t>، مَع مَن ساروا قبلنا في الطريق. إن سيرة داود هي عرض مؤثر جدًا لذلك التأديب والإنذار الرائعين، التي يهذّب الله بهما، - الخضوع ووضع نفوسنا جانبًا من أجل إخضاع كل ما يتعارض مع سير نعمته ومقاصده.</w:t>
       </w:r>
     </w:p>
     <w:p>
@@ -149,34 +243,388 @@
           <w:sz w:val="28"/>
           <w:szCs w:val="28"/>
           <w:rtl/>
+          <w:lang w:bidi="ar-AE"/>
         </w:rPr>
       </w:pPr>
       <w:r>
         <w:rPr>
-          <w:rFonts w:ascii="Sakkal Majalla" w:hAnsi="Sakkal Majalla" w:cs="Sakkal Majalla"/>
-          <w:sz w:val="28"/>
-          <w:szCs w:val="28"/>
-          <w:rtl/>
-        </w:rPr>
-        <w:t xml:space="preserve">1. صموئيل 16. داود هو أول مَن أُشير إليه حينما أرسل الله صموئيل ليمسحه ملكًا مكان شاول. هنا، أول مقطع يخبرنا عن حياته، يمكننا أن نرى آثار شخصية ومقام الذي سيُلفت أنظارنا إلى حد كبير في وقت لاحق. نحن نجده أصغر ابن ليسى، غائبًا عن البيت وهو يرعى خراف أبيه في البرية. </w:t>
-      </w:r>
-      <w:r>
-        <w:rPr>
-          <w:rFonts w:ascii="Sakkal Majalla" w:hAnsi="Sakkal Majalla" w:cs="Sakkal Majalla"/>
-          <w:sz w:val="28"/>
-          <w:szCs w:val="28"/>
-          <w:rtl/>
-        </w:rPr>
-        <w:t xml:space="preserve">وهنا يرينا وجهه – هذه المرآة </w:t>
-      </w:r>
-      <w:r>
-        <w:rPr>
-          <w:rFonts w:ascii="Sakkal Majalla" w:hAnsi="Sakkal Majalla" w:cs="Sakkal Majalla"/>
-          <w:sz w:val="28"/>
-          <w:szCs w:val="28"/>
-          <w:rtl/>
-        </w:rPr>
-        <w:t>الكاشفة عن أعمق كيان -، نوعية الإنسان الماثل أمامنا: هو كان "أَشْقَرَ مَعَ حَلاَوَةِ الْعَيْنَيْنِ وَحَسَنَ الْمَنْظَرِ" وحينما مسحه صموئيل، " وَحَلَّ رُوحُ الرَّبِّ عَلَى دَاوُدَ مِنْ ذلِكَ الْيَوْمِ فَصَاعِدًا."</w:t>
+          <w:rFonts w:ascii="Sakkal Majalla" w:hAnsi="Sakkal Majalla" w:cs="Sakkal Majalla" w:hint="cs"/>
+          <w:sz w:val="28"/>
+          <w:szCs w:val="28"/>
+          <w:rtl/>
+          <w:lang w:bidi="ar-AE"/>
+        </w:rPr>
+        <w:t xml:space="preserve">1. صموئيل 16. يُذكَر داود أولاً حينما أرسل اللهُ صموئيل، ليمسحه ملكًا بدلاً من شاول. هنا، وفي أول مقطع يخبرنا به عن حياته، يمكننا أن نرى آثار طابع ومكانة مَن يوجّه انتباهنا لاحقًا إليه في قدر كبير. نحن نجده، أصغر ابنٍ ليسى، غائبًا عن البيت، راعيًا خراف أبيه في البرية. في ذلك يرينا وجهه </w:t>
+      </w:r>
+      <w:r>
+        <w:rPr>
+          <w:rFonts w:ascii="Sakkal Majalla" w:hAnsi="Sakkal Majalla" w:cs="Sakkal Majalla"/>
+          <w:sz w:val="28"/>
+          <w:szCs w:val="28"/>
+          <w:rtl/>
+          <w:lang w:bidi="ar-AE"/>
+        </w:rPr>
+        <w:t>–</w:t>
+      </w:r>
+      <w:r>
+        <w:rPr>
+          <w:rFonts w:ascii="Sakkal Majalla" w:hAnsi="Sakkal Majalla" w:cs="Sakkal Majalla" w:hint="cs"/>
+          <w:sz w:val="28"/>
+          <w:szCs w:val="28"/>
+          <w:rtl/>
+          <w:lang w:bidi="ar-AE"/>
+        </w:rPr>
+        <w:t xml:space="preserve"> تلك المرآة للجوهر الباطني العميق -، أي نوع من البشر هو الماثل أمامنا: لقد "</w:t>
+      </w:r>
+      <w:r>
+        <w:rPr>
+          <w:rFonts w:ascii="Sakkal Majalla" w:hAnsi="Sakkal Majalla" w:cs="Sakkal Majalla" w:hint="cs"/>
+          <w:sz w:val="28"/>
+          <w:szCs w:val="28"/>
+          <w:rtl/>
+          <w:lang w:bidi="ar-AE"/>
+        </w:rPr>
+        <w:t>َكَانَ</w:t>
+      </w:r>
+      <w:r>
+        <w:rPr>
+          <w:rFonts w:ascii="Sakkal Majalla" w:hAnsi="Sakkal Majalla" w:cs="Sakkal Majalla"/>
+          <w:sz w:val="28"/>
+          <w:szCs w:val="28"/>
+          <w:rtl/>
+          <w:lang w:bidi="ar-AE"/>
+        </w:rPr>
+        <w:t xml:space="preserve"> </w:t>
+      </w:r>
+      <w:r>
+        <w:rPr>
+          <w:rFonts w:ascii="Sakkal Majalla" w:hAnsi="Sakkal Majalla" w:cs="Sakkal Majalla" w:hint="cs"/>
+          <w:sz w:val="28"/>
+          <w:szCs w:val="28"/>
+          <w:rtl/>
+          <w:lang w:bidi="ar-AE"/>
+        </w:rPr>
+        <w:t>أَشْقَرَ</w:t>
+      </w:r>
+      <w:r>
+        <w:rPr>
+          <w:rFonts w:ascii="Sakkal Majalla" w:hAnsi="Sakkal Majalla" w:cs="Sakkal Majalla"/>
+          <w:sz w:val="28"/>
+          <w:szCs w:val="28"/>
+          <w:rtl/>
+          <w:lang w:bidi="ar-AE"/>
+        </w:rPr>
+        <w:t xml:space="preserve"> </w:t>
+      </w:r>
+      <w:r>
+        <w:rPr>
+          <w:rFonts w:ascii="Sakkal Majalla" w:hAnsi="Sakkal Majalla" w:cs="Sakkal Majalla" w:hint="cs"/>
+          <w:sz w:val="28"/>
+          <w:szCs w:val="28"/>
+          <w:rtl/>
+          <w:lang w:bidi="ar-AE"/>
+        </w:rPr>
+        <w:t>مَعَ</w:t>
+      </w:r>
+      <w:r>
+        <w:rPr>
+          <w:rFonts w:ascii="Sakkal Majalla" w:hAnsi="Sakkal Majalla" w:cs="Sakkal Majalla"/>
+          <w:sz w:val="28"/>
+          <w:szCs w:val="28"/>
+          <w:rtl/>
+          <w:lang w:bidi="ar-AE"/>
+        </w:rPr>
+        <w:t xml:space="preserve"> </w:t>
+      </w:r>
+      <w:r>
+        <w:rPr>
+          <w:rFonts w:ascii="Sakkal Majalla" w:hAnsi="Sakkal Majalla" w:cs="Sakkal Majalla" w:hint="cs"/>
+          <w:sz w:val="28"/>
+          <w:szCs w:val="28"/>
+          <w:rtl/>
+          <w:lang w:bidi="ar-AE"/>
+        </w:rPr>
+        <w:t>حَلاَوَةِ</w:t>
+      </w:r>
+      <w:r>
+        <w:rPr>
+          <w:rFonts w:ascii="Sakkal Majalla" w:hAnsi="Sakkal Majalla" w:cs="Sakkal Majalla"/>
+          <w:sz w:val="28"/>
+          <w:szCs w:val="28"/>
+          <w:rtl/>
+          <w:lang w:bidi="ar-AE"/>
+        </w:rPr>
+        <w:t xml:space="preserve"> </w:t>
+      </w:r>
+      <w:r>
+        <w:rPr>
+          <w:rFonts w:ascii="Sakkal Majalla" w:hAnsi="Sakkal Majalla" w:cs="Sakkal Majalla" w:hint="cs"/>
+          <w:sz w:val="28"/>
+          <w:szCs w:val="28"/>
+          <w:rtl/>
+          <w:lang w:bidi="ar-AE"/>
+        </w:rPr>
+        <w:t>الْعَيْنَيْنِ</w:t>
+      </w:r>
+      <w:r>
+        <w:rPr>
+          <w:rFonts w:ascii="Sakkal Majalla" w:hAnsi="Sakkal Majalla" w:cs="Sakkal Majalla"/>
+          <w:sz w:val="28"/>
+          <w:szCs w:val="28"/>
+          <w:rtl/>
+          <w:lang w:bidi="ar-AE"/>
+        </w:rPr>
+        <w:t xml:space="preserve"> </w:t>
+      </w:r>
+      <w:r>
+        <w:rPr>
+          <w:rFonts w:ascii="Sakkal Majalla" w:hAnsi="Sakkal Majalla" w:cs="Sakkal Majalla" w:hint="cs"/>
+          <w:sz w:val="28"/>
+          <w:szCs w:val="28"/>
+          <w:rtl/>
+          <w:lang w:bidi="ar-AE"/>
+        </w:rPr>
+        <w:t>وَحَسَنَ</w:t>
+      </w:r>
+      <w:r>
+        <w:rPr>
+          <w:rFonts w:ascii="Sakkal Majalla" w:hAnsi="Sakkal Majalla" w:cs="Sakkal Majalla"/>
+          <w:sz w:val="28"/>
+          <w:szCs w:val="28"/>
+          <w:rtl/>
+          <w:lang w:bidi="ar-AE"/>
+        </w:rPr>
+        <w:t xml:space="preserve"> </w:t>
+      </w:r>
+      <w:r>
+        <w:rPr>
+          <w:rFonts w:ascii="Sakkal Majalla" w:hAnsi="Sakkal Majalla" w:cs="Sakkal Majalla" w:hint="cs"/>
+          <w:sz w:val="28"/>
+          <w:szCs w:val="28"/>
+          <w:rtl/>
+          <w:lang w:bidi="ar-AE"/>
+        </w:rPr>
+        <w:t>الْمَنْظَرِ</w:t>
+      </w:r>
+      <w:r>
+        <w:rPr>
+          <w:rFonts w:ascii="Sakkal Majalla" w:hAnsi="Sakkal Majalla" w:cs="Sakkal Majalla"/>
+          <w:sz w:val="28"/>
+          <w:szCs w:val="28"/>
+          <w:rtl/>
+          <w:lang w:bidi="ar-AE"/>
+        </w:rPr>
+        <w:t>.</w:t>
+      </w:r>
+      <w:r>
+        <w:rPr>
+          <w:rFonts w:ascii="Sakkal Majalla" w:hAnsi="Sakkal Majalla" w:cs="Sakkal Majalla" w:hint="cs"/>
+          <w:sz w:val="28"/>
+          <w:szCs w:val="28"/>
+          <w:rtl/>
+          <w:lang w:bidi="ar-AE"/>
+        </w:rPr>
+        <w:t xml:space="preserve">". وحينما مسحه </w:t>
+      </w:r>
+      <w:r>
+        <w:rPr>
+          <w:rFonts w:ascii="Sakkal Majalla" w:hAnsi="Sakkal Majalla" w:cs="Sakkal Majalla" w:hint="cs"/>
+          <w:sz w:val="28"/>
+          <w:szCs w:val="28"/>
+          <w:rtl/>
+          <w:lang w:bidi="ar-AE"/>
+        </w:rPr>
+        <w:t>صموئيل، "</w:t>
+      </w:r>
+      <w:r>
+        <w:rPr>
+          <w:rFonts w:ascii="Sakkal Majalla" w:hAnsi="Sakkal Majalla" w:cs="Sakkal Majalla" w:hint="cs"/>
+          <w:sz w:val="28"/>
+          <w:szCs w:val="28"/>
+          <w:rtl/>
+          <w:lang w:bidi="ar-AE"/>
+        </w:rPr>
+        <w:t>وَحَلَّ</w:t>
+      </w:r>
+      <w:r>
+        <w:rPr>
+          <w:rFonts w:ascii="Sakkal Majalla" w:hAnsi="Sakkal Majalla" w:cs="Sakkal Majalla"/>
+          <w:sz w:val="28"/>
+          <w:szCs w:val="28"/>
+          <w:rtl/>
+          <w:lang w:bidi="ar-AE"/>
+        </w:rPr>
+        <w:t xml:space="preserve"> </w:t>
+      </w:r>
+      <w:r>
+        <w:rPr>
+          <w:rFonts w:ascii="Sakkal Majalla" w:hAnsi="Sakkal Majalla" w:cs="Sakkal Majalla" w:hint="cs"/>
+          <w:sz w:val="28"/>
+          <w:szCs w:val="28"/>
+          <w:rtl/>
+          <w:lang w:bidi="ar-AE"/>
+        </w:rPr>
+        <w:t>رُوحُ</w:t>
+      </w:r>
+      <w:r>
+        <w:rPr>
+          <w:rFonts w:ascii="Sakkal Majalla" w:hAnsi="Sakkal Majalla" w:cs="Sakkal Majalla"/>
+          <w:sz w:val="28"/>
+          <w:szCs w:val="28"/>
+          <w:rtl/>
+          <w:lang w:bidi="ar-AE"/>
+        </w:rPr>
+        <w:t xml:space="preserve"> </w:t>
+      </w:r>
+      <w:r>
+        <w:rPr>
+          <w:rFonts w:ascii="Sakkal Majalla" w:hAnsi="Sakkal Majalla" w:cs="Sakkal Majalla" w:hint="cs"/>
+          <w:sz w:val="28"/>
+          <w:szCs w:val="28"/>
+          <w:rtl/>
+          <w:lang w:bidi="ar-AE"/>
+        </w:rPr>
+        <w:t>الرَّبِّ</w:t>
+      </w:r>
+      <w:r>
+        <w:rPr>
+          <w:rFonts w:ascii="Sakkal Majalla" w:hAnsi="Sakkal Majalla" w:cs="Sakkal Majalla"/>
+          <w:sz w:val="28"/>
+          <w:szCs w:val="28"/>
+          <w:rtl/>
+          <w:lang w:bidi="ar-AE"/>
+        </w:rPr>
+        <w:t xml:space="preserve"> </w:t>
+      </w:r>
+      <w:r>
+        <w:rPr>
+          <w:rFonts w:ascii="Sakkal Majalla" w:hAnsi="Sakkal Majalla" w:cs="Sakkal Majalla" w:hint="cs"/>
+          <w:sz w:val="28"/>
+          <w:szCs w:val="28"/>
+          <w:rtl/>
+          <w:lang w:bidi="ar-AE"/>
+        </w:rPr>
+        <w:t>عَلَى</w:t>
+      </w:r>
+      <w:r>
+        <w:rPr>
+          <w:rFonts w:ascii="Sakkal Majalla" w:hAnsi="Sakkal Majalla" w:cs="Sakkal Majalla"/>
+          <w:sz w:val="28"/>
+          <w:szCs w:val="28"/>
+          <w:rtl/>
+          <w:lang w:bidi="ar-AE"/>
+        </w:rPr>
+        <w:t xml:space="preserve"> </w:t>
+      </w:r>
+      <w:r>
+        <w:rPr>
+          <w:rFonts w:ascii="Sakkal Majalla" w:hAnsi="Sakkal Majalla" w:cs="Sakkal Majalla" w:hint="cs"/>
+          <w:sz w:val="28"/>
+          <w:szCs w:val="28"/>
+          <w:rtl/>
+          <w:lang w:bidi="ar-AE"/>
+        </w:rPr>
+        <w:t>دَاوُدَ</w:t>
+      </w:r>
+      <w:r>
+        <w:rPr>
+          <w:rFonts w:ascii="Sakkal Majalla" w:hAnsi="Sakkal Majalla" w:cs="Sakkal Majalla"/>
+          <w:sz w:val="28"/>
+          <w:szCs w:val="28"/>
+          <w:rtl/>
+          <w:lang w:bidi="ar-AE"/>
+        </w:rPr>
+        <w:t xml:space="preserve"> </w:t>
+      </w:r>
+      <w:r>
+        <w:rPr>
+          <w:rFonts w:ascii="Sakkal Majalla" w:hAnsi="Sakkal Majalla" w:cs="Sakkal Majalla" w:hint="cs"/>
+          <w:sz w:val="28"/>
+          <w:szCs w:val="28"/>
+          <w:rtl/>
+          <w:lang w:bidi="ar-AE"/>
+        </w:rPr>
+        <w:t>مِنْ</w:t>
+      </w:r>
+      <w:r>
+        <w:rPr>
+          <w:rFonts w:ascii="Sakkal Majalla" w:hAnsi="Sakkal Majalla" w:cs="Sakkal Majalla"/>
+          <w:sz w:val="28"/>
+          <w:szCs w:val="28"/>
+          <w:rtl/>
+          <w:lang w:bidi="ar-AE"/>
+        </w:rPr>
+        <w:t xml:space="preserve"> </w:t>
+      </w:r>
+      <w:r>
+        <w:rPr>
+          <w:rFonts w:ascii="Sakkal Majalla" w:hAnsi="Sakkal Majalla" w:cs="Sakkal Majalla" w:hint="cs"/>
+          <w:sz w:val="28"/>
+          <w:szCs w:val="28"/>
+          <w:rtl/>
+          <w:lang w:bidi="ar-AE"/>
+        </w:rPr>
+        <w:t>ذلِكَ</w:t>
+      </w:r>
+      <w:r>
+        <w:rPr>
+          <w:rFonts w:ascii="Sakkal Majalla" w:hAnsi="Sakkal Majalla" w:cs="Sakkal Majalla"/>
+          <w:sz w:val="28"/>
+          <w:szCs w:val="28"/>
+          <w:rtl/>
+          <w:lang w:bidi="ar-AE"/>
+        </w:rPr>
+        <w:t xml:space="preserve"> </w:t>
+      </w:r>
+      <w:r>
+        <w:rPr>
+          <w:rFonts w:ascii="Sakkal Majalla" w:hAnsi="Sakkal Majalla" w:cs="Sakkal Majalla" w:hint="cs"/>
+          <w:sz w:val="28"/>
+          <w:szCs w:val="28"/>
+          <w:rtl/>
+          <w:lang w:bidi="ar-AE"/>
+        </w:rPr>
+        <w:t>الْيَوْمِ</w:t>
+      </w:r>
+      <w:r>
+        <w:rPr>
+          <w:rFonts w:ascii="Sakkal Majalla" w:hAnsi="Sakkal Majalla" w:cs="Sakkal Majalla"/>
+          <w:sz w:val="28"/>
+          <w:szCs w:val="28"/>
+          <w:rtl/>
+          <w:lang w:bidi="ar-AE"/>
+        </w:rPr>
+        <w:t xml:space="preserve"> </w:t>
+      </w:r>
+      <w:r>
+        <w:rPr>
+          <w:rFonts w:ascii="Sakkal Majalla" w:hAnsi="Sakkal Majalla" w:cs="Sakkal Majalla" w:hint="cs"/>
+          <w:sz w:val="28"/>
+          <w:szCs w:val="28"/>
+          <w:rtl/>
+          <w:lang w:bidi="ar-AE"/>
+        </w:rPr>
+        <w:t>فَصَاعِدًا</w:t>
+      </w:r>
+      <w:r>
+        <w:rPr>
+          <w:rFonts w:ascii="Sakkal Majalla" w:hAnsi="Sakkal Majalla" w:cs="Sakkal Majalla"/>
+          <w:sz w:val="28"/>
+          <w:szCs w:val="28"/>
+          <w:rtl/>
+          <w:lang w:bidi="ar-AE"/>
+        </w:rPr>
+        <w:t>.</w:t>
+      </w:r>
+      <w:r>
+        <w:rPr>
+          <w:rFonts w:ascii="Sakkal Majalla" w:hAnsi="Sakkal Majalla" w:cs="Sakkal Majalla" w:hint="cs"/>
+          <w:sz w:val="28"/>
+          <w:szCs w:val="28"/>
+          <w:rtl/>
+          <w:lang w:bidi="ar-AE"/>
+        </w:rPr>
+        <w:t>"</w:t>
       </w:r>
     </w:p>
     <w:p>
@@ -187,95 +635,546 @@
           <w:sz w:val="28"/>
           <w:szCs w:val="28"/>
           <w:rtl/>
+          <w:lang w:bidi="ar-AE"/>
         </w:rPr>
       </w:pPr>
       <w:r>
         <w:rPr>
-          <w:rFonts w:ascii="Sakkal Majalla" w:hAnsi="Sakkal Majalla" w:cs="Sakkal Majalla"/>
-          <w:sz w:val="28"/>
-          <w:szCs w:val="28"/>
-          <w:rtl/>
-        </w:rPr>
-        <w:t xml:space="preserve">كمثال يمثل داود الممسوح مثال عن ربنا من بعد معمودية يوحنا، حينما حل عليه الروح القدس من السماء واستقر عليه. </w:t>
-      </w:r>
-      <w:r>
-        <w:rPr>
-          <w:rFonts w:ascii="Sakkal Majalla" w:hAnsi="Sakkal Majalla" w:cs="Sakkal Majalla"/>
-          <w:sz w:val="28"/>
-          <w:szCs w:val="28"/>
-          <w:rtl/>
-        </w:rPr>
-        <w:t>فكما أن الرب تولى خدمته من بعد مسحه بالروح القدس</w:t>
-      </w:r>
-      <w:r>
-        <w:rPr>
-          <w:rFonts w:ascii="Sakkal Majalla" w:hAnsi="Sakkal Majalla" w:cs="Sakkal Majalla"/>
-          <w:sz w:val="28"/>
-          <w:szCs w:val="28"/>
-          <w:rtl/>
-        </w:rPr>
-        <w:t xml:space="preserve">، هكذا أيضًا داود، كالمثال، تولى خدمته. وربنا الممتلئ نعمة وحقًا تعرض للمزيد من الشر من حوله. </w:t>
-      </w:r>
-      <w:r>
-        <w:rPr>
-          <w:rFonts w:ascii="Sakkal Majalla" w:hAnsi="Sakkal Majalla" w:cs="Sakkal Majalla"/>
-          <w:sz w:val="28"/>
-          <w:szCs w:val="28"/>
-          <w:rtl/>
-        </w:rPr>
-        <w:t>وبالنسبة لداود</w:t>
-      </w:r>
-      <w:r>
-        <w:rPr>
-          <w:rFonts w:ascii="Sakkal Majalla" w:hAnsi="Sakkal Majalla" w:cs="Sakkal Majalla" w:hint="cs"/>
-          <w:sz w:val="28"/>
-          <w:szCs w:val="28"/>
-          <w:rtl/>
-        </w:rPr>
-        <w:t>، في حال أن حلّ روح الله عليه، "</w:t>
-      </w:r>
-      <w:r>
-        <w:rPr>
-          <w:rFonts w:ascii="Sakkal Majalla" w:hAnsi="Sakkal Majalla" w:cs="Sakkal Majalla"/>
-          <w:sz w:val="28"/>
-          <w:szCs w:val="28"/>
-          <w:rtl/>
-        </w:rPr>
-        <w:t>ذَهَبَ رُوحُ الرَّبِّ مِنْ عِنْدِ شَاوُلَ، وَبَغَتَهُ رُوحٌ رَدِيءٌ مِنْ قِبَلِ الرَّبِّ.</w:t>
-      </w:r>
-      <w:r>
-        <w:rPr>
-          <w:rFonts w:ascii="Sakkal Majalla" w:hAnsi="Sakkal Majalla" w:cs="Sakkal Majalla" w:hint="cs"/>
-          <w:sz w:val="28"/>
-          <w:szCs w:val="28"/>
-          <w:rtl/>
-        </w:rPr>
-        <w:t xml:space="preserve">" -. ومن المؤكد أن داود لم يلاحظ </w:t>
-      </w:r>
-      <w:r>
-        <w:rPr>
-          <w:rFonts w:ascii="Sakkal Majalla" w:hAnsi="Sakkal Majalla" w:cs="Sakkal Majalla" w:hint="cs"/>
-          <w:sz w:val="28"/>
-          <w:szCs w:val="28"/>
-          <w:rtl/>
-        </w:rPr>
-        <w:t xml:space="preserve">حينما حلّ الروح عليه بأن أوّل خدمة كانت له كرجل الله هي بأن يطيّب العنفوان، العنفوان الروحي الذي ظهر في رئيس المملكة. لقد أُشير شاول بأن يبحث عن رجل يُحسن العزف على العود، ليطرد منه الروح الشرير. وبالذات الذي اقتُرح لهذه الخدمة كان داود. وقد وُصف في صورة لائقة كمَن يُحسن العزف على العود، </w:t>
-      </w:r>
-      <w:r>
-        <w:rPr>
-          <w:rFonts w:ascii="Sakkal Majalla" w:hAnsi="Sakkal Majalla" w:cs="Sakkal Majalla"/>
-          <w:sz w:val="28"/>
-          <w:szCs w:val="28"/>
-          <w:rtl/>
-        </w:rPr>
-        <w:t xml:space="preserve"> وَهُوَ جَبَّارُ بَأْسٍ وَرَجُلُ حَرْبٍ، وَفَصِيحٌ وَرَجُلٌ جَمِيلٌ، وَالرَّبُّ مَعَهُ</w:t>
-      </w:r>
-      <w:r>
-        <w:rPr>
-          <w:rFonts w:ascii="Sakkal Majalla" w:hAnsi="Sakkal Majalla" w:cs="Sakkal Majalla" w:hint="cs"/>
-          <w:sz w:val="28"/>
-          <w:szCs w:val="28"/>
-          <w:rtl/>
+          <w:rFonts w:ascii="Sakkal Majalla" w:hAnsi="Sakkal Majalla" w:cs="Sakkal Majalla" w:hint="cs"/>
+          <w:sz w:val="28"/>
+          <w:szCs w:val="28"/>
+          <w:rtl/>
+          <w:lang w:bidi="ar-AE"/>
+        </w:rPr>
+        <w:t>كمثال يمثل داود الممسوح ربنا بحسب معمودية يوحنا، حينما حل عليه الروح القدس من السماء واستقر عليه. وكما حصل الرب، كنتيجة لهذه المسحة بالروح القدس، على خدمته العلنية، هكذا تقدّم داود أيضًا، في مثال، متوليًا خدمته. ربنا، المليء نعمة وحقًا، كان قد تعرّض جراء ذلك إلى شر متزايد من حوله. وداود، حالما حلّ عليه روح الله، "</w:t>
+      </w:r>
+      <w:r>
+        <w:rPr>
+          <w:rFonts w:ascii="Sakkal Majalla" w:hAnsi="Sakkal Majalla" w:cs="Sakkal Majalla"/>
+          <w:sz w:val="28"/>
+          <w:szCs w:val="28"/>
+          <w:rtl/>
+          <w:lang w:bidi="ar-AE"/>
+        </w:rPr>
+        <w:t xml:space="preserve"> 14 </w:t>
+      </w:r>
+      <w:r>
+        <w:rPr>
+          <w:rFonts w:ascii="Sakkal Majalla" w:hAnsi="Sakkal Majalla" w:cs="Sakkal Majalla" w:hint="cs"/>
+          <w:sz w:val="28"/>
+          <w:szCs w:val="28"/>
+          <w:rtl/>
+          <w:lang w:bidi="ar-AE"/>
+        </w:rPr>
+        <w:t>وَذَهَبَ</w:t>
+      </w:r>
+      <w:r>
+        <w:rPr>
+          <w:rFonts w:ascii="Sakkal Majalla" w:hAnsi="Sakkal Majalla" w:cs="Sakkal Majalla"/>
+          <w:sz w:val="28"/>
+          <w:szCs w:val="28"/>
+          <w:rtl/>
+          <w:lang w:bidi="ar-AE"/>
+        </w:rPr>
+        <w:t xml:space="preserve"> </w:t>
+      </w:r>
+      <w:r>
+        <w:rPr>
+          <w:rFonts w:ascii="Sakkal Majalla" w:hAnsi="Sakkal Majalla" w:cs="Sakkal Majalla" w:hint="cs"/>
+          <w:sz w:val="28"/>
+          <w:szCs w:val="28"/>
+          <w:rtl/>
+          <w:lang w:bidi="ar-AE"/>
+        </w:rPr>
+        <w:t>رُوحُ</w:t>
+      </w:r>
+      <w:r>
+        <w:rPr>
+          <w:rFonts w:ascii="Sakkal Majalla" w:hAnsi="Sakkal Majalla" w:cs="Sakkal Majalla"/>
+          <w:sz w:val="28"/>
+          <w:szCs w:val="28"/>
+          <w:rtl/>
+          <w:lang w:bidi="ar-AE"/>
+        </w:rPr>
+        <w:t xml:space="preserve"> </w:t>
+      </w:r>
+      <w:r>
+        <w:rPr>
+          <w:rFonts w:ascii="Sakkal Majalla" w:hAnsi="Sakkal Majalla" w:cs="Sakkal Majalla" w:hint="cs"/>
+          <w:sz w:val="28"/>
+          <w:szCs w:val="28"/>
+          <w:rtl/>
+          <w:lang w:bidi="ar-AE"/>
+        </w:rPr>
+        <w:t>الرَّبِّ</w:t>
+      </w:r>
+      <w:r>
+        <w:rPr>
+          <w:rFonts w:ascii="Sakkal Majalla" w:hAnsi="Sakkal Majalla" w:cs="Sakkal Majalla"/>
+          <w:sz w:val="28"/>
+          <w:szCs w:val="28"/>
+          <w:rtl/>
+          <w:lang w:bidi="ar-AE"/>
+        </w:rPr>
+        <w:t xml:space="preserve"> </w:t>
+      </w:r>
+      <w:r>
+        <w:rPr>
+          <w:rFonts w:ascii="Sakkal Majalla" w:hAnsi="Sakkal Majalla" w:cs="Sakkal Majalla" w:hint="cs"/>
+          <w:sz w:val="28"/>
+          <w:szCs w:val="28"/>
+          <w:rtl/>
+          <w:lang w:bidi="ar-AE"/>
+        </w:rPr>
+        <w:t>مِنْ</w:t>
+      </w:r>
+      <w:r>
+        <w:rPr>
+          <w:rFonts w:ascii="Sakkal Majalla" w:hAnsi="Sakkal Majalla" w:cs="Sakkal Majalla"/>
+          <w:sz w:val="28"/>
+          <w:szCs w:val="28"/>
+          <w:rtl/>
+          <w:lang w:bidi="ar-AE"/>
+        </w:rPr>
+        <w:t xml:space="preserve"> </w:t>
+      </w:r>
+      <w:r>
+        <w:rPr>
+          <w:rFonts w:ascii="Sakkal Majalla" w:hAnsi="Sakkal Majalla" w:cs="Sakkal Majalla" w:hint="cs"/>
+          <w:sz w:val="28"/>
+          <w:szCs w:val="28"/>
+          <w:rtl/>
+          <w:lang w:bidi="ar-AE"/>
+        </w:rPr>
+        <w:t>عِنْدِ</w:t>
+      </w:r>
+      <w:r>
+        <w:rPr>
+          <w:rFonts w:ascii="Sakkal Majalla" w:hAnsi="Sakkal Majalla" w:cs="Sakkal Majalla"/>
+          <w:sz w:val="28"/>
+          <w:szCs w:val="28"/>
+          <w:rtl/>
+          <w:lang w:bidi="ar-AE"/>
+        </w:rPr>
+        <w:t xml:space="preserve"> </w:t>
+      </w:r>
+      <w:r>
+        <w:rPr>
+          <w:rFonts w:ascii="Sakkal Majalla" w:hAnsi="Sakkal Majalla" w:cs="Sakkal Majalla" w:hint="cs"/>
+          <w:sz w:val="28"/>
+          <w:szCs w:val="28"/>
+          <w:rtl/>
+          <w:lang w:bidi="ar-AE"/>
+        </w:rPr>
+        <w:t>شَاوُلَ،</w:t>
+      </w:r>
+      <w:r>
+        <w:rPr>
+          <w:rFonts w:ascii="Sakkal Majalla" w:hAnsi="Sakkal Majalla" w:cs="Sakkal Majalla"/>
+          <w:sz w:val="28"/>
+          <w:szCs w:val="28"/>
+          <w:rtl/>
+          <w:lang w:bidi="ar-AE"/>
+        </w:rPr>
+        <w:t xml:space="preserve"> </w:t>
+      </w:r>
+      <w:r>
+        <w:rPr>
+          <w:rFonts w:ascii="Sakkal Majalla" w:hAnsi="Sakkal Majalla" w:cs="Sakkal Majalla" w:hint="cs"/>
+          <w:sz w:val="28"/>
+          <w:szCs w:val="28"/>
+          <w:rtl/>
+          <w:lang w:bidi="ar-AE"/>
+        </w:rPr>
+        <w:t>وَبَغَتَهُ</w:t>
+      </w:r>
+      <w:r>
+        <w:rPr>
+          <w:rFonts w:ascii="Sakkal Majalla" w:hAnsi="Sakkal Majalla" w:cs="Sakkal Majalla"/>
+          <w:sz w:val="28"/>
+          <w:szCs w:val="28"/>
+          <w:rtl/>
+          <w:lang w:bidi="ar-AE"/>
+        </w:rPr>
+        <w:t xml:space="preserve"> </w:t>
+      </w:r>
+      <w:r>
+        <w:rPr>
+          <w:rFonts w:ascii="Sakkal Majalla" w:hAnsi="Sakkal Majalla" w:cs="Sakkal Majalla" w:hint="cs"/>
+          <w:sz w:val="28"/>
+          <w:szCs w:val="28"/>
+          <w:rtl/>
+          <w:lang w:bidi="ar-AE"/>
+        </w:rPr>
+        <w:t>رُوحٌ</w:t>
+      </w:r>
+      <w:r>
+        <w:rPr>
+          <w:rFonts w:ascii="Sakkal Majalla" w:hAnsi="Sakkal Majalla" w:cs="Sakkal Majalla"/>
+          <w:sz w:val="28"/>
+          <w:szCs w:val="28"/>
+          <w:rtl/>
+          <w:lang w:bidi="ar-AE"/>
+        </w:rPr>
+        <w:t xml:space="preserve"> </w:t>
+      </w:r>
+      <w:r>
+        <w:rPr>
+          <w:rFonts w:ascii="Sakkal Majalla" w:hAnsi="Sakkal Majalla" w:cs="Sakkal Majalla" w:hint="cs"/>
+          <w:sz w:val="28"/>
+          <w:szCs w:val="28"/>
+          <w:rtl/>
+          <w:lang w:bidi="ar-AE"/>
+        </w:rPr>
+        <w:t>رَدِيءٌ</w:t>
+      </w:r>
+      <w:r>
+        <w:rPr>
+          <w:rFonts w:ascii="Sakkal Majalla" w:hAnsi="Sakkal Majalla" w:cs="Sakkal Majalla"/>
+          <w:sz w:val="28"/>
+          <w:szCs w:val="28"/>
+          <w:rtl/>
+          <w:lang w:bidi="ar-AE"/>
+        </w:rPr>
+        <w:t xml:space="preserve"> </w:t>
+      </w:r>
+      <w:r>
+        <w:rPr>
+          <w:rFonts w:ascii="Sakkal Majalla" w:hAnsi="Sakkal Majalla" w:cs="Sakkal Majalla" w:hint="cs"/>
+          <w:sz w:val="28"/>
+          <w:szCs w:val="28"/>
+          <w:rtl/>
+          <w:lang w:bidi="ar-AE"/>
+        </w:rPr>
+        <w:t>مِنْ</w:t>
+      </w:r>
+      <w:r>
+        <w:rPr>
+          <w:rFonts w:ascii="Sakkal Majalla" w:hAnsi="Sakkal Majalla" w:cs="Sakkal Majalla"/>
+          <w:sz w:val="28"/>
+          <w:szCs w:val="28"/>
+          <w:rtl/>
+          <w:lang w:bidi="ar-AE"/>
+        </w:rPr>
+        <w:t xml:space="preserve"> </w:t>
+      </w:r>
+      <w:r>
+        <w:rPr>
+          <w:rFonts w:ascii="Sakkal Majalla" w:hAnsi="Sakkal Majalla" w:cs="Sakkal Majalla" w:hint="cs"/>
+          <w:sz w:val="28"/>
+          <w:szCs w:val="28"/>
+          <w:rtl/>
+          <w:lang w:bidi="ar-AE"/>
+        </w:rPr>
+        <w:t>قِبَلِ</w:t>
+      </w:r>
+      <w:r>
+        <w:rPr>
+          <w:rFonts w:ascii="Sakkal Majalla" w:hAnsi="Sakkal Majalla" w:cs="Sakkal Majalla"/>
+          <w:sz w:val="28"/>
+          <w:szCs w:val="28"/>
+          <w:rtl/>
+          <w:lang w:bidi="ar-AE"/>
+        </w:rPr>
+        <w:t xml:space="preserve"> </w:t>
+      </w:r>
+      <w:r>
+        <w:rPr>
+          <w:rFonts w:ascii="Sakkal Majalla" w:hAnsi="Sakkal Majalla" w:cs="Sakkal Majalla" w:hint="cs"/>
+          <w:sz w:val="28"/>
+          <w:szCs w:val="28"/>
+          <w:rtl/>
+          <w:lang w:bidi="ar-AE"/>
+        </w:rPr>
+        <w:t>الرَّبِّ</w:t>
+      </w:r>
+      <w:r>
+        <w:rPr>
+          <w:rFonts w:ascii="Sakkal Majalla" w:hAnsi="Sakkal Majalla" w:cs="Sakkal Majalla"/>
+          <w:sz w:val="28"/>
+          <w:szCs w:val="28"/>
+          <w:rtl/>
+          <w:lang w:bidi="ar-AE"/>
+        </w:rPr>
+        <w:t>.</w:t>
+      </w:r>
+      <w:r>
+        <w:rPr>
+          <w:rFonts w:ascii="Sakkal Majalla" w:hAnsi="Sakkal Majalla" w:cs="Sakkal Majalla" w:hint="cs"/>
+          <w:sz w:val="28"/>
+          <w:szCs w:val="28"/>
+          <w:rtl/>
+          <w:lang w:bidi="ar-AE"/>
+        </w:rPr>
+        <w:t>" إن داود من المؤكد لم يكن يعي، حينما حل الروح عليه، بأنها ستكون خدمته الأولى كرجل الله بأن يلطّف العنفوان، العنفوان الروحي، الذي ظهر في رأس المملكة. لقد أُشير على شاول بأن يجد رجلاً يعرف العزف على العود</w:t>
+      </w:r>
+      <w:r>
+        <w:rPr>
+          <w:rFonts w:ascii="Sakkal Majalla" w:hAnsi="Sakkal Majalla" w:cs="Sakkal Majalla" w:hint="cs"/>
+          <w:sz w:val="28"/>
+          <w:szCs w:val="28"/>
+          <w:rtl/>
+          <w:lang w:bidi="ar-AE"/>
+        </w:rPr>
+        <w:t xml:space="preserve">، وليطرد منه الروح الرديء. وبالذات الذي تم اختياره لهذه الخدمة هو داود. إنه يوصَف في طريقة لائقة بأنه واحدٌ كان </w:t>
+      </w:r>
+      <w:r>
+        <w:rPr>
+          <w:rFonts w:ascii="Sakkal Majalla" w:hAnsi="Sakkal Majalla" w:cs="Sakkal Majalla" w:hint="cs"/>
+          <w:sz w:val="28"/>
+          <w:szCs w:val="28"/>
+          <w:rtl/>
+          <w:lang w:bidi="ar-AE"/>
+        </w:rPr>
+        <w:t>يُحْسِنُ</w:t>
+      </w:r>
+      <w:r>
+        <w:rPr>
+          <w:rFonts w:ascii="Sakkal Majalla" w:hAnsi="Sakkal Majalla" w:cs="Sakkal Majalla"/>
+          <w:sz w:val="28"/>
+          <w:szCs w:val="28"/>
+          <w:rtl/>
+          <w:lang w:bidi="ar-AE"/>
+        </w:rPr>
+        <w:t xml:space="preserve"> </w:t>
+      </w:r>
+      <w:r>
+        <w:rPr>
+          <w:rFonts w:ascii="Sakkal Majalla" w:hAnsi="Sakkal Majalla" w:cs="Sakkal Majalla" w:hint="cs"/>
+          <w:sz w:val="28"/>
+          <w:szCs w:val="28"/>
+          <w:rtl/>
+          <w:lang w:bidi="ar-AE"/>
+        </w:rPr>
+        <w:t>الضَّرْبَ،</w:t>
+      </w:r>
+      <w:r>
+        <w:rPr>
+          <w:rFonts w:ascii="Sakkal Majalla" w:hAnsi="Sakkal Majalla" w:cs="Sakkal Majalla"/>
+          <w:sz w:val="28"/>
+          <w:szCs w:val="28"/>
+          <w:rtl/>
+          <w:lang w:bidi="ar-AE"/>
+        </w:rPr>
+        <w:t xml:space="preserve"> </w:t>
+      </w:r>
+      <w:r>
+        <w:rPr>
+          <w:rFonts w:ascii="Sakkal Majalla" w:hAnsi="Sakkal Majalla" w:cs="Sakkal Majalla" w:hint="cs"/>
+          <w:sz w:val="28"/>
+          <w:szCs w:val="28"/>
+          <w:rtl/>
+          <w:lang w:bidi="ar-AE"/>
+        </w:rPr>
+        <w:t>وَهُوَ</w:t>
+      </w:r>
+      <w:r>
+        <w:rPr>
+          <w:rFonts w:ascii="Sakkal Majalla" w:hAnsi="Sakkal Majalla" w:cs="Sakkal Majalla"/>
+          <w:sz w:val="28"/>
+          <w:szCs w:val="28"/>
+          <w:rtl/>
+          <w:lang w:bidi="ar-AE"/>
+        </w:rPr>
+        <w:t xml:space="preserve"> </w:t>
+      </w:r>
+      <w:r>
+        <w:rPr>
+          <w:rFonts w:ascii="Sakkal Majalla" w:hAnsi="Sakkal Majalla" w:cs="Sakkal Majalla" w:hint="cs"/>
+          <w:sz w:val="28"/>
+          <w:szCs w:val="28"/>
+          <w:rtl/>
+          <w:lang w:bidi="ar-AE"/>
+        </w:rPr>
+        <w:t>جَبَّارُ</w:t>
+      </w:r>
+      <w:r>
+        <w:rPr>
+          <w:rFonts w:ascii="Sakkal Majalla" w:hAnsi="Sakkal Majalla" w:cs="Sakkal Majalla"/>
+          <w:sz w:val="28"/>
+          <w:szCs w:val="28"/>
+          <w:rtl/>
+          <w:lang w:bidi="ar-AE"/>
+        </w:rPr>
+        <w:t xml:space="preserve"> </w:t>
+      </w:r>
+      <w:r>
+        <w:rPr>
+          <w:rFonts w:ascii="Sakkal Majalla" w:hAnsi="Sakkal Majalla" w:cs="Sakkal Majalla" w:hint="cs"/>
+          <w:sz w:val="28"/>
+          <w:szCs w:val="28"/>
+          <w:rtl/>
+          <w:lang w:bidi="ar-AE"/>
+        </w:rPr>
+        <w:t>بَأْسٍ</w:t>
+      </w:r>
+      <w:r>
+        <w:rPr>
+          <w:rFonts w:ascii="Sakkal Majalla" w:hAnsi="Sakkal Majalla" w:cs="Sakkal Majalla"/>
+          <w:sz w:val="28"/>
+          <w:szCs w:val="28"/>
+          <w:rtl/>
+          <w:lang w:bidi="ar-AE"/>
+        </w:rPr>
+        <w:t xml:space="preserve"> </w:t>
+      </w:r>
+      <w:r>
+        <w:rPr>
+          <w:rFonts w:ascii="Sakkal Majalla" w:hAnsi="Sakkal Majalla" w:cs="Sakkal Majalla" w:hint="cs"/>
+          <w:sz w:val="28"/>
+          <w:szCs w:val="28"/>
+          <w:rtl/>
+          <w:lang w:bidi="ar-AE"/>
+        </w:rPr>
+        <w:t>وَرَجُلُ</w:t>
+      </w:r>
+      <w:r>
+        <w:rPr>
+          <w:rFonts w:ascii="Sakkal Majalla" w:hAnsi="Sakkal Majalla" w:cs="Sakkal Majalla"/>
+          <w:sz w:val="28"/>
+          <w:szCs w:val="28"/>
+          <w:rtl/>
+          <w:lang w:bidi="ar-AE"/>
+        </w:rPr>
+        <w:t xml:space="preserve"> </w:t>
+      </w:r>
+      <w:r>
+        <w:rPr>
+          <w:rFonts w:ascii="Sakkal Majalla" w:hAnsi="Sakkal Majalla" w:cs="Sakkal Majalla" w:hint="cs"/>
+          <w:sz w:val="28"/>
+          <w:szCs w:val="28"/>
+          <w:rtl/>
+          <w:lang w:bidi="ar-AE"/>
+        </w:rPr>
+        <w:t>حَرْبٍ،</w:t>
+      </w:r>
+      <w:r>
+        <w:rPr>
+          <w:rFonts w:ascii="Sakkal Majalla" w:hAnsi="Sakkal Majalla" w:cs="Sakkal Majalla"/>
+          <w:sz w:val="28"/>
+          <w:szCs w:val="28"/>
+          <w:rtl/>
+          <w:lang w:bidi="ar-AE"/>
+        </w:rPr>
+        <w:t xml:space="preserve"> </w:t>
+      </w:r>
+      <w:r>
+        <w:rPr>
+          <w:rFonts w:ascii="Sakkal Majalla" w:hAnsi="Sakkal Majalla" w:cs="Sakkal Majalla" w:hint="cs"/>
+          <w:sz w:val="28"/>
+          <w:szCs w:val="28"/>
+          <w:rtl/>
+          <w:lang w:bidi="ar-AE"/>
+        </w:rPr>
+        <w:t>وَفَصِيحٌ</w:t>
+      </w:r>
+      <w:r>
+        <w:rPr>
+          <w:rFonts w:ascii="Sakkal Majalla" w:hAnsi="Sakkal Majalla" w:cs="Sakkal Majalla"/>
+          <w:sz w:val="28"/>
+          <w:szCs w:val="28"/>
+          <w:rtl/>
+          <w:lang w:bidi="ar-AE"/>
+        </w:rPr>
+        <w:t xml:space="preserve"> </w:t>
+      </w:r>
+      <w:r>
+        <w:rPr>
+          <w:rFonts w:ascii="Sakkal Majalla" w:hAnsi="Sakkal Majalla" w:cs="Sakkal Majalla" w:hint="cs"/>
+          <w:sz w:val="28"/>
+          <w:szCs w:val="28"/>
+          <w:rtl/>
+          <w:lang w:bidi="ar-AE"/>
+        </w:rPr>
+        <w:t>وَرَجُلٌ</w:t>
+      </w:r>
+      <w:r>
+        <w:rPr>
+          <w:rFonts w:ascii="Sakkal Majalla" w:hAnsi="Sakkal Majalla" w:cs="Sakkal Majalla"/>
+          <w:sz w:val="28"/>
+          <w:szCs w:val="28"/>
+          <w:rtl/>
+          <w:lang w:bidi="ar-AE"/>
+        </w:rPr>
+        <w:t xml:space="preserve"> </w:t>
+      </w:r>
+      <w:r>
+        <w:rPr>
+          <w:rFonts w:ascii="Sakkal Majalla" w:hAnsi="Sakkal Majalla" w:cs="Sakkal Majalla" w:hint="cs"/>
+          <w:sz w:val="28"/>
+          <w:szCs w:val="28"/>
+          <w:rtl/>
+          <w:lang w:bidi="ar-AE"/>
+        </w:rPr>
+        <w:t>جَمِيلٌ،</w:t>
+      </w:r>
+      <w:r>
+        <w:rPr>
+          <w:rFonts w:ascii="Sakkal Majalla" w:hAnsi="Sakkal Majalla" w:cs="Sakkal Majalla"/>
+          <w:sz w:val="28"/>
+          <w:szCs w:val="28"/>
+          <w:rtl/>
+          <w:lang w:bidi="ar-AE"/>
+        </w:rPr>
+        <w:t xml:space="preserve"> </w:t>
+      </w:r>
+      <w:r>
+        <w:rPr>
+          <w:rFonts w:ascii="Sakkal Majalla" w:hAnsi="Sakkal Majalla" w:cs="Sakkal Majalla" w:hint="cs"/>
+          <w:sz w:val="28"/>
+          <w:szCs w:val="28"/>
+          <w:rtl/>
+          <w:lang w:bidi="ar-AE"/>
+        </w:rPr>
+        <w:t>وَالرَّبُّ</w:t>
+      </w:r>
+      <w:r>
+        <w:rPr>
+          <w:rFonts w:ascii="Sakkal Majalla" w:hAnsi="Sakkal Majalla" w:cs="Sakkal Majalla"/>
+          <w:sz w:val="28"/>
+          <w:szCs w:val="28"/>
+          <w:rtl/>
+          <w:lang w:bidi="ar-AE"/>
+        </w:rPr>
+        <w:t xml:space="preserve"> </w:t>
+      </w:r>
+      <w:r>
+        <w:rPr>
+          <w:rFonts w:ascii="Sakkal Majalla" w:hAnsi="Sakkal Majalla" w:cs="Sakkal Majalla" w:hint="cs"/>
+          <w:sz w:val="28"/>
+          <w:szCs w:val="28"/>
+          <w:rtl/>
+          <w:lang w:bidi="ar-AE"/>
+        </w:rPr>
+        <w:t>مَعَهُ</w:t>
+      </w:r>
+      <w:r>
+        <w:rPr>
+          <w:rFonts w:ascii="Sakkal Majalla" w:hAnsi="Sakkal Majalla" w:cs="Sakkal Majalla" w:hint="eastAsia"/>
+          <w:sz w:val="28"/>
+          <w:szCs w:val="28"/>
+          <w:rtl/>
+          <w:lang w:bidi="ar-AE"/>
+        </w:rPr>
+        <w:t>»</w:t>
+      </w:r>
+      <w:r>
+        <w:rPr>
+          <w:rFonts w:ascii="Sakkal Majalla" w:hAnsi="Sakkal Majalla" w:cs="Sakkal Majalla"/>
+          <w:sz w:val="28"/>
+          <w:szCs w:val="28"/>
+          <w:rtl/>
+          <w:lang w:bidi="ar-AE"/>
+        </w:rPr>
+        <w:t>.</w:t>
+      </w:r>
+      <w:r>
+        <w:rPr>
+          <w:rFonts w:ascii="Sakkal Majalla" w:hAnsi="Sakkal Majalla" w:cs="Sakkal Majalla" w:hint="cs"/>
+          <w:sz w:val="28"/>
+          <w:szCs w:val="28"/>
+          <w:rtl/>
+          <w:lang w:bidi="ar-AE"/>
         </w:rPr>
         <w:t xml:space="preserve">" </w:t>
       </w:r>
@@ -285,6 +1184,7 @@
           <w:sz w:val="28"/>
           <w:szCs w:val="28"/>
           <w:rtl/>
+          <w:lang w:bidi="ar-AE"/>
         </w:rPr>
         <w:t>–</w:t>
       </w:r>
@@ -294,35 +1194,479 @@
           <w:sz w:val="28"/>
           <w:szCs w:val="28"/>
           <w:rtl/>
+          <w:lang w:bidi="ar-AE"/>
         </w:rPr>
         <w:t xml:space="preserve"> "</w:t>
       </w:r>
       <w:r>
         <w:rPr>
-          <w:rFonts w:ascii="Sakkal Majalla" w:hAnsi="Sakkal Majalla" w:cs="Sakkal Majalla"/>
-          <w:sz w:val="28"/>
-          <w:szCs w:val="28"/>
-          <w:rtl/>
-        </w:rPr>
-        <w:t>وَكَانَ عِنْدَمَا جَاءَ الرُّوحُ مِنْ قِبَلِ اللهِ عَلَى شَاوُلَ أَنَّ دَاوُدَ أَخَذَ الْعُودَ وَضَرَبَ بِيَدِهِ، فَكَانَ يَرْتَاحُ شَاوُلُ وَيَطِيبُ وَيَذْهَبُ عَنْهُ الرُّوحُ الرَّدِيءُ.</w:t>
-      </w:r>
-      <w:r>
-        <w:rPr>
-          <w:rFonts w:ascii="Sakkal Majalla" w:hAnsi="Sakkal Majalla" w:cs="Sakkal Majalla" w:hint="cs"/>
-          <w:sz w:val="28"/>
-          <w:szCs w:val="28"/>
-          <w:rtl/>
-        </w:rPr>
-        <w:t>" بالنسبة لداود</w:t>
-      </w:r>
-      <w:r>
-        <w:rPr>
-          <w:rFonts w:ascii="Sakkal Majalla" w:hAnsi="Sakkal Majalla" w:cs="Sakkal Majalla" w:hint="cs"/>
-          <w:sz w:val="28"/>
-          <w:szCs w:val="28"/>
-          <w:rtl/>
-        </w:rPr>
-        <w:t>، الملك الذي مسحه الله، يمكننا القول بأن هذه بدت كخدمة بسيطة. لكن يا له من امتياز أدبي! إنه يبدو مجرد شيئًا بسيطًا بأن يعزف على العود. لكن الخدمات البسيطة التي تُقام بقوة روح الله نتائجها تكون أكثرها عجبًا.</w:t>
+          <w:rFonts w:ascii="Sakkal Majalla" w:hAnsi="Sakkal Majalla" w:cs="Sakkal Majalla" w:hint="cs"/>
+          <w:sz w:val="28"/>
+          <w:szCs w:val="28"/>
+          <w:rtl/>
+          <w:lang w:bidi="ar-AE"/>
+        </w:rPr>
+        <w:t>وَكَانَ</w:t>
+      </w:r>
+      <w:r>
+        <w:rPr>
+          <w:rFonts w:ascii="Sakkal Majalla" w:hAnsi="Sakkal Majalla" w:cs="Sakkal Majalla"/>
+          <w:sz w:val="28"/>
+          <w:szCs w:val="28"/>
+          <w:rtl/>
+          <w:lang w:bidi="ar-AE"/>
+        </w:rPr>
+        <w:t xml:space="preserve"> </w:t>
+      </w:r>
+      <w:r>
+        <w:rPr>
+          <w:rFonts w:ascii="Sakkal Majalla" w:hAnsi="Sakkal Majalla" w:cs="Sakkal Majalla" w:hint="cs"/>
+          <w:sz w:val="28"/>
+          <w:szCs w:val="28"/>
+          <w:rtl/>
+          <w:lang w:bidi="ar-AE"/>
+        </w:rPr>
+        <w:t>عِنْدَمَا</w:t>
+      </w:r>
+      <w:r>
+        <w:rPr>
+          <w:rFonts w:ascii="Sakkal Majalla" w:hAnsi="Sakkal Majalla" w:cs="Sakkal Majalla"/>
+          <w:sz w:val="28"/>
+          <w:szCs w:val="28"/>
+          <w:rtl/>
+          <w:lang w:bidi="ar-AE"/>
+        </w:rPr>
+        <w:t xml:space="preserve"> </w:t>
+      </w:r>
+      <w:r>
+        <w:rPr>
+          <w:rFonts w:ascii="Sakkal Majalla" w:hAnsi="Sakkal Majalla" w:cs="Sakkal Majalla" w:hint="cs"/>
+          <w:sz w:val="28"/>
+          <w:szCs w:val="28"/>
+          <w:rtl/>
+          <w:lang w:bidi="ar-AE"/>
+        </w:rPr>
+        <w:t>جَاءَ</w:t>
+      </w:r>
+      <w:r>
+        <w:rPr>
+          <w:rFonts w:ascii="Sakkal Majalla" w:hAnsi="Sakkal Majalla" w:cs="Sakkal Majalla"/>
+          <w:sz w:val="28"/>
+          <w:szCs w:val="28"/>
+          <w:rtl/>
+          <w:lang w:bidi="ar-AE"/>
+        </w:rPr>
+        <w:t xml:space="preserve"> </w:t>
+      </w:r>
+      <w:r>
+        <w:rPr>
+          <w:rFonts w:ascii="Sakkal Majalla" w:hAnsi="Sakkal Majalla" w:cs="Sakkal Majalla" w:hint="cs"/>
+          <w:sz w:val="28"/>
+          <w:szCs w:val="28"/>
+          <w:rtl/>
+          <w:lang w:bidi="ar-AE"/>
+        </w:rPr>
+        <w:t>الرُّوحُ</w:t>
+      </w:r>
+      <w:r>
+        <w:rPr>
+          <w:rFonts w:ascii="Sakkal Majalla" w:hAnsi="Sakkal Majalla" w:cs="Sakkal Majalla"/>
+          <w:sz w:val="28"/>
+          <w:szCs w:val="28"/>
+          <w:rtl/>
+          <w:lang w:bidi="ar-AE"/>
+        </w:rPr>
+        <w:t xml:space="preserve"> </w:t>
+      </w:r>
+      <w:r>
+        <w:rPr>
+          <w:rFonts w:ascii="Sakkal Majalla" w:hAnsi="Sakkal Majalla" w:cs="Sakkal Majalla" w:hint="cs"/>
+          <w:sz w:val="28"/>
+          <w:szCs w:val="28"/>
+          <w:rtl/>
+          <w:lang w:bidi="ar-AE"/>
+        </w:rPr>
+        <w:t>مِنْ</w:t>
+      </w:r>
+      <w:r>
+        <w:rPr>
+          <w:rFonts w:ascii="Sakkal Majalla" w:hAnsi="Sakkal Majalla" w:cs="Sakkal Majalla"/>
+          <w:sz w:val="28"/>
+          <w:szCs w:val="28"/>
+          <w:rtl/>
+          <w:lang w:bidi="ar-AE"/>
+        </w:rPr>
+        <w:t xml:space="preserve"> </w:t>
+      </w:r>
+      <w:r>
+        <w:rPr>
+          <w:rFonts w:ascii="Sakkal Majalla" w:hAnsi="Sakkal Majalla" w:cs="Sakkal Majalla" w:hint="cs"/>
+          <w:sz w:val="28"/>
+          <w:szCs w:val="28"/>
+          <w:rtl/>
+          <w:lang w:bidi="ar-AE"/>
+        </w:rPr>
+        <w:t>قِبَلِ</w:t>
+      </w:r>
+      <w:r>
+        <w:rPr>
+          <w:rFonts w:ascii="Sakkal Majalla" w:hAnsi="Sakkal Majalla" w:cs="Sakkal Majalla"/>
+          <w:sz w:val="28"/>
+          <w:szCs w:val="28"/>
+          <w:rtl/>
+          <w:lang w:bidi="ar-AE"/>
+        </w:rPr>
+        <w:t xml:space="preserve"> </w:t>
+      </w:r>
+      <w:r>
+        <w:rPr>
+          <w:rFonts w:ascii="Sakkal Majalla" w:hAnsi="Sakkal Majalla" w:cs="Sakkal Majalla" w:hint="cs"/>
+          <w:sz w:val="28"/>
+          <w:szCs w:val="28"/>
+          <w:rtl/>
+          <w:lang w:bidi="ar-AE"/>
+        </w:rPr>
+        <w:t>اللهِ</w:t>
+      </w:r>
+      <w:r>
+        <w:rPr>
+          <w:rFonts w:ascii="Sakkal Majalla" w:hAnsi="Sakkal Majalla" w:cs="Sakkal Majalla"/>
+          <w:sz w:val="28"/>
+          <w:szCs w:val="28"/>
+          <w:rtl/>
+          <w:lang w:bidi="ar-AE"/>
+        </w:rPr>
+        <w:t xml:space="preserve"> </w:t>
+      </w:r>
+      <w:r>
+        <w:rPr>
+          <w:rFonts w:ascii="Sakkal Majalla" w:hAnsi="Sakkal Majalla" w:cs="Sakkal Majalla" w:hint="cs"/>
+          <w:sz w:val="28"/>
+          <w:szCs w:val="28"/>
+          <w:rtl/>
+          <w:lang w:bidi="ar-AE"/>
+        </w:rPr>
+        <w:t>عَلَى</w:t>
+      </w:r>
+      <w:r>
+        <w:rPr>
+          <w:rFonts w:ascii="Sakkal Majalla" w:hAnsi="Sakkal Majalla" w:cs="Sakkal Majalla"/>
+          <w:sz w:val="28"/>
+          <w:szCs w:val="28"/>
+          <w:rtl/>
+          <w:lang w:bidi="ar-AE"/>
+        </w:rPr>
+        <w:t xml:space="preserve"> </w:t>
+      </w:r>
+      <w:r>
+        <w:rPr>
+          <w:rFonts w:ascii="Sakkal Majalla" w:hAnsi="Sakkal Majalla" w:cs="Sakkal Majalla" w:hint="cs"/>
+          <w:sz w:val="28"/>
+          <w:szCs w:val="28"/>
+          <w:rtl/>
+          <w:lang w:bidi="ar-AE"/>
+        </w:rPr>
+        <w:t>شَاوُلَ</w:t>
+      </w:r>
+      <w:r>
+        <w:rPr>
+          <w:rFonts w:ascii="Sakkal Majalla" w:hAnsi="Sakkal Majalla" w:cs="Sakkal Majalla"/>
+          <w:sz w:val="28"/>
+          <w:szCs w:val="28"/>
+          <w:rtl/>
+          <w:lang w:bidi="ar-AE"/>
+        </w:rPr>
+        <w:t xml:space="preserve"> </w:t>
+      </w:r>
+      <w:r>
+        <w:rPr>
+          <w:rFonts w:ascii="Sakkal Majalla" w:hAnsi="Sakkal Majalla" w:cs="Sakkal Majalla" w:hint="cs"/>
+          <w:sz w:val="28"/>
+          <w:szCs w:val="28"/>
+          <w:rtl/>
+          <w:lang w:bidi="ar-AE"/>
+        </w:rPr>
+        <w:t>أَنَّ</w:t>
+      </w:r>
+      <w:r>
+        <w:rPr>
+          <w:rFonts w:ascii="Sakkal Majalla" w:hAnsi="Sakkal Majalla" w:cs="Sakkal Majalla"/>
+          <w:sz w:val="28"/>
+          <w:szCs w:val="28"/>
+          <w:rtl/>
+          <w:lang w:bidi="ar-AE"/>
+        </w:rPr>
+        <w:t xml:space="preserve"> </w:t>
+      </w:r>
+      <w:r>
+        <w:rPr>
+          <w:rFonts w:ascii="Sakkal Majalla" w:hAnsi="Sakkal Majalla" w:cs="Sakkal Majalla" w:hint="cs"/>
+          <w:sz w:val="28"/>
+          <w:szCs w:val="28"/>
+          <w:rtl/>
+          <w:lang w:bidi="ar-AE"/>
+        </w:rPr>
+        <w:t>دَاوُدَ</w:t>
+      </w:r>
+      <w:r>
+        <w:rPr>
+          <w:rFonts w:ascii="Sakkal Majalla" w:hAnsi="Sakkal Majalla" w:cs="Sakkal Majalla"/>
+          <w:sz w:val="28"/>
+          <w:szCs w:val="28"/>
+          <w:rtl/>
+          <w:lang w:bidi="ar-AE"/>
+        </w:rPr>
+        <w:t xml:space="preserve"> </w:t>
+      </w:r>
+      <w:r>
+        <w:rPr>
+          <w:rFonts w:ascii="Sakkal Majalla" w:hAnsi="Sakkal Majalla" w:cs="Sakkal Majalla" w:hint="cs"/>
+          <w:sz w:val="28"/>
+          <w:szCs w:val="28"/>
+          <w:rtl/>
+          <w:lang w:bidi="ar-AE"/>
+        </w:rPr>
+        <w:t>أَخَذَ</w:t>
+      </w:r>
+      <w:r>
+        <w:rPr>
+          <w:rFonts w:ascii="Sakkal Majalla" w:hAnsi="Sakkal Majalla" w:cs="Sakkal Majalla"/>
+          <w:sz w:val="28"/>
+          <w:szCs w:val="28"/>
+          <w:rtl/>
+          <w:lang w:bidi="ar-AE"/>
+        </w:rPr>
+        <w:t xml:space="preserve"> </w:t>
+      </w:r>
+      <w:r>
+        <w:rPr>
+          <w:rFonts w:ascii="Sakkal Majalla" w:hAnsi="Sakkal Majalla" w:cs="Sakkal Majalla" w:hint="cs"/>
+          <w:sz w:val="28"/>
+          <w:szCs w:val="28"/>
+          <w:rtl/>
+          <w:lang w:bidi="ar-AE"/>
+        </w:rPr>
+        <w:t>الْعُودَ</w:t>
+      </w:r>
+      <w:r>
+        <w:rPr>
+          <w:rFonts w:ascii="Sakkal Majalla" w:hAnsi="Sakkal Majalla" w:cs="Sakkal Majalla"/>
+          <w:sz w:val="28"/>
+          <w:szCs w:val="28"/>
+          <w:rtl/>
+          <w:lang w:bidi="ar-AE"/>
+        </w:rPr>
+        <w:t xml:space="preserve"> </w:t>
+      </w:r>
+      <w:r>
+        <w:rPr>
+          <w:rFonts w:ascii="Sakkal Majalla" w:hAnsi="Sakkal Majalla" w:cs="Sakkal Majalla" w:hint="cs"/>
+          <w:sz w:val="28"/>
+          <w:szCs w:val="28"/>
+          <w:rtl/>
+          <w:lang w:bidi="ar-AE"/>
+        </w:rPr>
+        <w:t>وَضَرَبَ</w:t>
+      </w:r>
+      <w:r>
+        <w:rPr>
+          <w:rFonts w:ascii="Sakkal Majalla" w:hAnsi="Sakkal Majalla" w:cs="Sakkal Majalla"/>
+          <w:sz w:val="28"/>
+          <w:szCs w:val="28"/>
+          <w:rtl/>
+          <w:lang w:bidi="ar-AE"/>
+        </w:rPr>
+        <w:t xml:space="preserve"> </w:t>
+      </w:r>
+      <w:r>
+        <w:rPr>
+          <w:rFonts w:ascii="Sakkal Majalla" w:hAnsi="Sakkal Majalla" w:cs="Sakkal Majalla" w:hint="cs"/>
+          <w:sz w:val="28"/>
+          <w:szCs w:val="28"/>
+          <w:rtl/>
+          <w:lang w:bidi="ar-AE"/>
+        </w:rPr>
+        <w:t>بِيَدِهِ،</w:t>
+      </w:r>
+      <w:r>
+        <w:rPr>
+          <w:rFonts w:ascii="Sakkal Majalla" w:hAnsi="Sakkal Majalla" w:cs="Sakkal Majalla"/>
+          <w:sz w:val="28"/>
+          <w:szCs w:val="28"/>
+          <w:rtl/>
+          <w:lang w:bidi="ar-AE"/>
+        </w:rPr>
+        <w:t xml:space="preserve"> </w:t>
+      </w:r>
+      <w:r>
+        <w:rPr>
+          <w:rFonts w:ascii="Sakkal Majalla" w:hAnsi="Sakkal Majalla" w:cs="Sakkal Majalla" w:hint="cs"/>
+          <w:sz w:val="28"/>
+          <w:szCs w:val="28"/>
+          <w:rtl/>
+          <w:lang w:bidi="ar-AE"/>
+        </w:rPr>
+        <w:t>فَكَانَ</w:t>
+      </w:r>
+      <w:r>
+        <w:rPr>
+          <w:rFonts w:ascii="Sakkal Majalla" w:hAnsi="Sakkal Majalla" w:cs="Sakkal Majalla"/>
+          <w:sz w:val="28"/>
+          <w:szCs w:val="28"/>
+          <w:rtl/>
+          <w:lang w:bidi="ar-AE"/>
+        </w:rPr>
+        <w:t xml:space="preserve"> </w:t>
+      </w:r>
+      <w:r>
+        <w:rPr>
+          <w:rFonts w:ascii="Sakkal Majalla" w:hAnsi="Sakkal Majalla" w:cs="Sakkal Majalla" w:hint="cs"/>
+          <w:sz w:val="28"/>
+          <w:szCs w:val="28"/>
+          <w:rtl/>
+          <w:lang w:bidi="ar-AE"/>
+        </w:rPr>
+        <w:t>يَرْتَاحُ</w:t>
+      </w:r>
+      <w:r>
+        <w:rPr>
+          <w:rFonts w:ascii="Sakkal Majalla" w:hAnsi="Sakkal Majalla" w:cs="Sakkal Majalla"/>
+          <w:sz w:val="28"/>
+          <w:szCs w:val="28"/>
+          <w:rtl/>
+          <w:lang w:bidi="ar-AE"/>
+        </w:rPr>
+        <w:t xml:space="preserve"> </w:t>
+      </w:r>
+      <w:r>
+        <w:rPr>
+          <w:rFonts w:ascii="Sakkal Majalla" w:hAnsi="Sakkal Majalla" w:cs="Sakkal Majalla" w:hint="cs"/>
+          <w:sz w:val="28"/>
+          <w:szCs w:val="28"/>
+          <w:rtl/>
+          <w:lang w:bidi="ar-AE"/>
+        </w:rPr>
+        <w:t>شَاوُلُ</w:t>
+      </w:r>
+      <w:r>
+        <w:rPr>
+          <w:rFonts w:ascii="Sakkal Majalla" w:hAnsi="Sakkal Majalla" w:cs="Sakkal Majalla"/>
+          <w:sz w:val="28"/>
+          <w:szCs w:val="28"/>
+          <w:rtl/>
+          <w:lang w:bidi="ar-AE"/>
+        </w:rPr>
+        <w:t xml:space="preserve"> </w:t>
+      </w:r>
+      <w:r>
+        <w:rPr>
+          <w:rFonts w:ascii="Sakkal Majalla" w:hAnsi="Sakkal Majalla" w:cs="Sakkal Majalla" w:hint="cs"/>
+          <w:sz w:val="28"/>
+          <w:szCs w:val="28"/>
+          <w:rtl/>
+          <w:lang w:bidi="ar-AE"/>
+        </w:rPr>
+        <w:t>وَيَطِيبُ</w:t>
+      </w:r>
+      <w:r>
+        <w:rPr>
+          <w:rFonts w:ascii="Sakkal Majalla" w:hAnsi="Sakkal Majalla" w:cs="Sakkal Majalla"/>
+          <w:sz w:val="28"/>
+          <w:szCs w:val="28"/>
+          <w:rtl/>
+          <w:lang w:bidi="ar-AE"/>
+        </w:rPr>
+        <w:t xml:space="preserve"> </w:t>
+      </w:r>
+      <w:r>
+        <w:rPr>
+          <w:rFonts w:ascii="Sakkal Majalla" w:hAnsi="Sakkal Majalla" w:cs="Sakkal Majalla" w:hint="cs"/>
+          <w:sz w:val="28"/>
+          <w:szCs w:val="28"/>
+          <w:rtl/>
+          <w:lang w:bidi="ar-AE"/>
+        </w:rPr>
+        <w:t>وَيَذْهَبُ</w:t>
+      </w:r>
+      <w:r>
+        <w:rPr>
+          <w:rFonts w:ascii="Sakkal Majalla" w:hAnsi="Sakkal Majalla" w:cs="Sakkal Majalla"/>
+          <w:sz w:val="28"/>
+          <w:szCs w:val="28"/>
+          <w:rtl/>
+          <w:lang w:bidi="ar-AE"/>
+        </w:rPr>
+        <w:t xml:space="preserve"> </w:t>
+      </w:r>
+      <w:r>
+        <w:rPr>
+          <w:rFonts w:ascii="Sakkal Majalla" w:hAnsi="Sakkal Majalla" w:cs="Sakkal Majalla" w:hint="cs"/>
+          <w:sz w:val="28"/>
+          <w:szCs w:val="28"/>
+          <w:rtl/>
+          <w:lang w:bidi="ar-AE"/>
+        </w:rPr>
+        <w:t>عَنْهُ</w:t>
+      </w:r>
+      <w:r>
+        <w:rPr>
+          <w:rFonts w:ascii="Sakkal Majalla" w:hAnsi="Sakkal Majalla" w:cs="Sakkal Majalla"/>
+          <w:sz w:val="28"/>
+          <w:szCs w:val="28"/>
+          <w:rtl/>
+          <w:lang w:bidi="ar-AE"/>
+        </w:rPr>
+        <w:t xml:space="preserve"> </w:t>
+      </w:r>
+      <w:r>
+        <w:rPr>
+          <w:rFonts w:ascii="Sakkal Majalla" w:hAnsi="Sakkal Majalla" w:cs="Sakkal Majalla" w:hint="cs"/>
+          <w:sz w:val="28"/>
+          <w:szCs w:val="28"/>
+          <w:rtl/>
+          <w:lang w:bidi="ar-AE"/>
+        </w:rPr>
+        <w:t>الرُّوحُ</w:t>
+      </w:r>
+      <w:r>
+        <w:rPr>
+          <w:rFonts w:ascii="Sakkal Majalla" w:hAnsi="Sakkal Majalla" w:cs="Sakkal Majalla"/>
+          <w:sz w:val="28"/>
+          <w:szCs w:val="28"/>
+          <w:rtl/>
+          <w:lang w:bidi="ar-AE"/>
+        </w:rPr>
+        <w:t xml:space="preserve"> </w:t>
+      </w:r>
+      <w:r>
+        <w:rPr>
+          <w:rFonts w:ascii="Sakkal Majalla" w:hAnsi="Sakkal Majalla" w:cs="Sakkal Majalla" w:hint="cs"/>
+          <w:sz w:val="28"/>
+          <w:szCs w:val="28"/>
+          <w:rtl/>
+          <w:lang w:bidi="ar-AE"/>
+        </w:rPr>
+        <w:t>الرَّدِيءُ</w:t>
+      </w:r>
+      <w:r>
+        <w:rPr>
+          <w:rFonts w:ascii="Sakkal Majalla" w:hAnsi="Sakkal Majalla" w:cs="Sakkal Majalla"/>
+          <w:sz w:val="28"/>
+          <w:szCs w:val="28"/>
+          <w:rtl/>
+          <w:lang w:bidi="ar-AE"/>
+        </w:rPr>
+        <w:t>.</w:t>
+      </w:r>
+      <w:r>
+        <w:rPr>
+          <w:rFonts w:ascii="Sakkal Majalla" w:hAnsi="Sakkal Majalla" w:cs="Sakkal Majalla" w:hint="cs"/>
+          <w:sz w:val="28"/>
+          <w:szCs w:val="28"/>
+          <w:rtl/>
+          <w:lang w:bidi="ar-AE"/>
+        </w:rPr>
+        <w:t>" بالنسبة لداود، الملك الممسوح من الله، كانت هذه على ما يبدو خدمة قليلة القدر، كما يمكننا أن نقول. ولكن يا له من امتياز أدبي! إنه يبدو فقط كأمر ليس عليه القيمة بأن يعزف على العود. لكن الخدمات الصغيرة التي تُقام في قوة روح الله لها أكثر النتائج التي تدعو للدهشة.</w:t>
       </w:r>
     </w:p>
     <w:p>
@@ -333,6 +1677,7 @@
           <w:sz w:val="28"/>
           <w:szCs w:val="28"/>
           <w:rtl/>
+          <w:lang w:bidi="ar-AE"/>
         </w:rPr>
       </w:pPr>
       <w:r>
@@ -341,35 +1686,39 @@
           <w:sz w:val="28"/>
           <w:szCs w:val="28"/>
           <w:rtl/>
-        </w:rPr>
-        <w:t>الرب في أثناء حياته على الأرض أخذ ذات المكان أو الدور من جهة الشر وكل العنف الذي كان يحيط به هنا. بالنسبة لداود فقد كان يعني هذا تهذيب أيضًا. ولا يخبرنا إن كان فهِم ما تعنيه المسحة في كل تأثيراتها. ولكن إن فكرنا بأن روح الله حلّ عليه</w:t>
-      </w:r>
-      <w:r>
-        <w:rPr>
-          <w:rFonts w:ascii="Sakkal Majalla" w:hAnsi="Sakkal Majalla" w:cs="Sakkal Majalla" w:hint="cs"/>
-          <w:sz w:val="28"/>
-          <w:szCs w:val="28"/>
-          <w:rtl/>
-        </w:rPr>
-        <w:t xml:space="preserve">، فسنعتقد بأنه لا بد وشعر أنه قد حصل على القدرة لوظيفة رفيعة. ولكن هنا تظهر أصالة القوة الحقيقية في الخضوع لمشيئة الله. لقد كانت دعوة الله التي جعلته في هذا الدور؛ فالملك شاول كان يحتاج لخدمته، وهو قام بها دون احتجاج. بل بالحري بإتقان كبير! فالأمانة في القليل تُظهر القدرة على الأعظم منه. وتعلّم داود في ظهوره العلني الأول القدرات العظيمة التي وهبه الله إياها ليستخدم تعزيز الصلاح الذي كانت له الحاجة الأكبر في تلك اللحظة. </w:t>
-      </w:r>
-      <w:r>
-        <w:rPr>
-          <w:rFonts w:ascii="Sakkal Majalla" w:hAnsi="Sakkal Majalla" w:cs="Sakkal Majalla"/>
-          <w:sz w:val="28"/>
-          <w:szCs w:val="28"/>
-          <w:rtl/>
-        </w:rPr>
-        <w:t>ما الذي كان يمكن أن يكون</w:t>
-      </w:r>
-      <w:r>
-        <w:rPr>
-          <w:rFonts w:ascii="Sakkal Majalla" w:hAnsi="Sakkal Majalla" w:cs="Sakkal Majalla" w:hint="cs"/>
-          <w:sz w:val="28"/>
-          <w:szCs w:val="28"/>
-          <w:rtl/>
-        </w:rPr>
-        <w:t xml:space="preserve"> أكثر شرفًا وملوكيًا من هذا!</w:t>
+          <w:lang w:bidi="ar-AE"/>
+        </w:rPr>
+        <w:t xml:space="preserve">الرب أثناء تجواله على الأرض أخذ ذات المكانة فيما يتعلق بالشر وكل العنفوان، الذي كان محيطًا به. ولكن لداود كان هذا الأمر يعني التأديب أيضًا. إن كان قد فهم ما كانت تعنيه المسحة في ملء تأثيراتها، </w:t>
+      </w:r>
+      <w:r>
+        <w:rPr>
+          <w:rFonts w:ascii="Sakkal Majalla" w:hAnsi="Sakkal Majalla" w:cs="Sakkal Majalla" w:hint="cs"/>
+          <w:sz w:val="28"/>
+          <w:szCs w:val="28"/>
+          <w:rtl/>
+          <w:lang w:bidi="ar-AE"/>
+        </w:rPr>
+        <w:t xml:space="preserve">فهو </w:t>
+      </w:r>
+      <w:r>
+        <w:rPr>
+          <w:rFonts w:ascii="Sakkal Majalla" w:hAnsi="Sakkal Majalla" w:cs="Sakkal Majalla" w:hint="cs"/>
+          <w:sz w:val="28"/>
+          <w:szCs w:val="28"/>
+          <w:rtl/>
+          <w:lang w:bidi="ar-AE"/>
+        </w:rPr>
+        <w:t>لا يخبرنا بذلك. ولكن إن فكرنا بأن روح الله قد حل عليه، فسنعتقد، بأنه لا بد وأن شعر، انه كانت لديه الأُهلية لمنصب أسمى. أما هنا فيظهر صدق قوة حقيقية في خضوعه لمشيئة الله. لقد كانت دعوة الله التي نصبته في هذه المكانة؛ فالملك شاول كان يحتاج لخدمته، وهو قام بأدائها من دون اعتراض. وإنما بالحري، بأكثر احترافًا ومهارة! فالأمانة في القليل تُظهر الكفاءة فيما هو أعظم منه. وتعلم داود في ظهوره الأول في العلن، القدرات العظيمة التي منحه الله إياها</w:t>
+      </w:r>
+      <w:r>
+        <w:rPr>
+          <w:rFonts w:ascii="Sakkal Majalla" w:hAnsi="Sakkal Majalla" w:cs="Sakkal Majalla" w:hint="cs"/>
+          <w:sz w:val="28"/>
+          <w:szCs w:val="28"/>
+          <w:rtl/>
+          <w:lang w:bidi="ar-AE"/>
+        </w:rPr>
+        <w:t xml:space="preserve"> لترويج ما كانت اللحظة في أمسّ الحاجة إليه. ماذا كان يمكن أن يكون أكثر نبلاً أو ملوكيًا أكثر من ذلك!</w:t>
       </w:r>
     </w:p>
     <w:p>
@@ -380,6 +1729,7 @@
           <w:sz w:val="28"/>
           <w:szCs w:val="28"/>
           <w:rtl/>
+          <w:lang w:bidi="ar-AE"/>
         </w:rPr>
       </w:pPr>
       <w:r>
@@ -388,51 +1738,67 @@
           <w:sz w:val="28"/>
           <w:szCs w:val="28"/>
           <w:rtl/>
-        </w:rPr>
-        <w:t>1.</w:t>
-      </w:r>
-      <w:r>
-        <w:rPr>
-          <w:rFonts w:ascii="Sakkal Majalla" w:hAnsi="Sakkal Majalla" w:cs="Sakkal Majalla" w:hint="cs"/>
-          <w:sz w:val="28"/>
-          <w:szCs w:val="28"/>
-          <w:rtl/>
-        </w:rPr>
-        <w:t xml:space="preserve"> </w:t>
-      </w:r>
-      <w:r>
-        <w:rPr>
-          <w:rFonts w:ascii="Sakkal Majalla" w:hAnsi="Sakkal Majalla" w:cs="Sakkal Majalla" w:hint="cs"/>
-          <w:sz w:val="28"/>
-          <w:szCs w:val="28"/>
-          <w:rtl/>
-        </w:rPr>
-        <w:t>صموئيل 17</w:t>
-      </w:r>
-      <w:r>
-        <w:rPr>
-          <w:rFonts w:ascii="Sakkal Majalla" w:hAnsi="Sakkal Majalla" w:cs="Sakkal Majalla" w:hint="cs"/>
-          <w:sz w:val="28"/>
-          <w:szCs w:val="28"/>
-          <w:rtl/>
-        </w:rPr>
-        <w:t xml:space="preserve">. مع أن داود كان قد أحبه شاول كثيرًا وجعله حاملاً سلاحه،بدا وكأنه </w:t>
-      </w:r>
-      <w:r>
-        <w:rPr>
-          <w:rFonts w:ascii="Sakkal Majalla" w:hAnsi="Sakkal Majalla" w:cs="Sakkal Majalla" w:hint="cs"/>
-          <w:sz w:val="28"/>
-          <w:szCs w:val="28"/>
-          <w:rtl/>
-        </w:rPr>
-        <w:t xml:space="preserve">ظهر من حين لآخر فقط في حضرة شاول، وبأنه لم يتخلى عن رعاية خراف أبيه في البرية. لأنه حينما انطلق شاول في وادي البطم إلى الحرب ضد الفلسطينيين لم يكن داود معه، كما ويخبرنا بشكل واضح، بأنه كان قد عاد ليرعى خراف أبيه في بيت لحم، وبأن داود كان قد جاء من هناك بإشارة من أبيه إلى مكان المعركة </w:t>
-      </w:r>
-      <w:r>
-        <w:rPr>
-          <w:rFonts w:ascii="Sakkal Majalla" w:hAnsi="Sakkal Majalla" w:cs="Sakkal Majalla"/>
-          <w:sz w:val="28"/>
-          <w:szCs w:val="28"/>
-          <w:rtl/>
+          <w:lang w:bidi="ar-AE"/>
+        </w:rPr>
+        <w:t xml:space="preserve">1. صموئيل 17 على الرغم من أن داود كان محبوبًا جدًا من شاول، وقد جعله حاملاً لسلاحه، غير أنه يبدو بأنه كان يمكث في حضرة شاول في أوقات متفاوتة فقط، وبأنه لم يتخلى عن رعايته لخراف أبيه في البرية. لأنه حين انطلاق شاول </w:t>
+      </w:r>
+      <w:r>
+        <w:rPr>
+          <w:rFonts w:ascii="Sakkal Majalla" w:hAnsi="Sakkal Majalla" w:cs="Sakkal Majalla" w:hint="cs"/>
+          <w:sz w:val="28"/>
+          <w:szCs w:val="28"/>
+          <w:rtl/>
+          <w:lang w:bidi="ar-AE"/>
+        </w:rPr>
+        <w:t xml:space="preserve">في </w:t>
+      </w:r>
+      <w:r>
+        <w:rPr>
+          <w:rFonts w:ascii="Sakkal Majalla" w:hAnsi="Sakkal Majalla" w:cs="Sakkal Majalla" w:hint="cs"/>
+          <w:sz w:val="28"/>
+          <w:szCs w:val="28"/>
+          <w:rtl/>
+          <w:lang w:bidi="ar-AE"/>
+        </w:rPr>
+        <w:t>وَادِي</w:t>
+      </w:r>
+      <w:r>
+        <w:rPr>
+          <w:rFonts w:ascii="Sakkal Majalla" w:hAnsi="Sakkal Majalla" w:cs="Sakkal Majalla"/>
+          <w:sz w:val="28"/>
+          <w:szCs w:val="28"/>
+          <w:rtl/>
+          <w:lang w:bidi="ar-AE"/>
+        </w:rPr>
+        <w:t xml:space="preserve"> </w:t>
+      </w:r>
+      <w:r>
+        <w:rPr>
+          <w:rFonts w:ascii="Sakkal Majalla" w:hAnsi="Sakkal Majalla" w:cs="Sakkal Majalla" w:hint="cs"/>
+          <w:sz w:val="28"/>
+          <w:szCs w:val="28"/>
+          <w:rtl/>
+          <w:lang w:bidi="ar-AE"/>
+        </w:rPr>
+        <w:t>الْبُطْمِ</w:t>
+      </w:r>
+      <w:r>
+        <w:rPr>
+          <w:rFonts w:ascii="Sakkal Majalla" w:hAnsi="Sakkal Majalla" w:cs="Sakkal Majalla" w:hint="cs"/>
+          <w:sz w:val="28"/>
+          <w:szCs w:val="28"/>
+          <w:rtl/>
+          <w:lang w:bidi="ar-AE"/>
+        </w:rPr>
+        <w:t xml:space="preserve"> في معركته ضد الفلسطينيين لم يكن داود معه، ويخبرنا بصراحة، بانه كان قد عاد، ليرعى خراف أبيه في بيت لحم، وبأن داود كان قد جاء من هناك، بإرشاد من أبيه، إلى مكان الحرب </w:t>
+      </w:r>
+      <w:r>
+        <w:rPr>
+          <w:rFonts w:ascii="Sakkal Majalla" w:hAnsi="Sakkal Majalla" w:cs="Sakkal Majalla"/>
+          <w:sz w:val="28"/>
+          <w:szCs w:val="28"/>
+          <w:rtl/>
+          <w:lang w:bidi="ar-AE"/>
         </w:rPr>
         <w:t>–</w:t>
       </w:r>
@@ -442,80 +1808,129 @@
           <w:sz w:val="28"/>
           <w:szCs w:val="28"/>
           <w:rtl/>
-        </w:rPr>
-        <w:t xml:space="preserve"> وأنا أعتقد تقريبًا من بعد 40 يومًا من اندلاع الحرب. وأنا أذكر هذا الأمر، لأنه يرينا الطرق المتقلبة التي هي قيّمة ومطلوبة في التهذيب الإلهي. داود كان من ساكني القصر، حامل سلاح الملك، ومحبوبًا جدًا منه، وقدم للملك عدا عن ذلك خدمة فريدة. لكنه ترك هذا المشهد ليعود إلى الخدمة البسيطة في رعاية خراف أبيه في البرية. هناك خدم في اختلائه بذات الغيرة وبذات النشاط كما في أسمى دور، </w:t>
-      </w:r>
-      <w:r>
-        <w:rPr>
-          <w:rFonts w:ascii="Sakkal Majalla" w:hAnsi="Sakkal Majalla" w:cs="Sakkal Majalla" w:hint="cs"/>
-          <w:sz w:val="28"/>
-          <w:szCs w:val="28"/>
-          <w:rtl/>
-        </w:rPr>
-        <w:t xml:space="preserve">وأظهر من خلال استعداده بأن يستبدل مكان عمله بآخر، قوة النفس الحقيقية وصدق قصده كخادم أمين، مهما طُلب منه. إلا أنه كانت تنتظره خدمة أكثر أهمية وتميزًا. إلا أن الطريق إلى هذه الخدمة، هو طريق كرِب جدًا. لأنه بأمر من أبيه ترك البرية ورعاية الخراف ليقوم بمهمة بسيطة جدًا، ألا وهي بأن يُحضر لإخوته مؤونة وليسأل عن سلامتهم. وفيما كان يقوم بهذه المهمة ظهرت له فرصة، شجاعة فيه، بأن يشهد عن مجد الله. ورجل الله دومًا على استعداد بأن يلبي مثل هذا الأمر. من بعدما أن اعتزل داود مهمته أولاً، </w:t>
-      </w:r>
-      <w:r>
-        <w:rPr>
-          <w:rFonts w:ascii="Sakkal Majalla" w:hAnsi="Sakkal Majalla" w:cs="Sakkal Majalla" w:hint="cs"/>
-          <w:sz w:val="28"/>
-          <w:szCs w:val="28"/>
-          <w:rtl/>
-        </w:rPr>
-        <w:t>تنبّه</w:t>
-      </w:r>
-      <w:r>
-        <w:rPr>
-          <w:rFonts w:ascii="Sakkal Majalla" w:hAnsi="Sakkal Majalla" w:cs="Sakkal Majalla" w:hint="cs"/>
-          <w:sz w:val="28"/>
-          <w:szCs w:val="28"/>
-          <w:rtl/>
-        </w:rPr>
-        <w:t xml:space="preserve"> حينما سمع الفلسطيني يعيّر صفوف</w:t>
-      </w:r>
-      <w:r>
-        <w:rPr>
-          <w:rFonts w:ascii="Sakkal Majalla" w:hAnsi="Sakkal Majalla" w:cs="Sakkal Majalla" w:hint="cs"/>
-          <w:sz w:val="28"/>
-          <w:szCs w:val="28"/>
-          <w:rtl/>
-        </w:rPr>
-        <w:t xml:space="preserve"> جيش الله الحي. فروحه اضطربت فيه، وفي الحال قرّر بأن يواجه الفلسطيني. (كم قوة الله مستأسرة ودافعة للعمل الفوري!) بالرغم من أنه كان مؤتمنًا فقط على مهمة بسيطة، إلا أن داود كان مستعدًا بأن يقدّم نفسه فورًا بغيرة كبيرة وشجاعة عظيمة لأكثر خدمة تميزًا، كما وأيضًا ببساطة حلوة. وإذ أنه رفض عتاد شاول، الذي لم يجرّبه أبدًا، تناول أكثر ما كان طبيعيًا بالنسبة له، خمسة حجارة ملساء من جدول</w:t>
-      </w:r>
-      <w:r>
-        <w:rPr>
-          <w:rFonts w:ascii="Sakkal Majalla" w:hAnsi="Sakkal Majalla" w:cs="Sakkal Majalla" w:hint="cs"/>
-          <w:sz w:val="28"/>
-          <w:szCs w:val="28"/>
-          <w:rtl/>
-        </w:rPr>
-        <w:t xml:space="preserve"> الوادي</w:t>
-      </w:r>
-      <w:r>
-        <w:rPr>
-          <w:rFonts w:ascii="Sakkal Majalla" w:hAnsi="Sakkal Majalla" w:cs="Sakkal Majalla" w:hint="cs"/>
-          <w:sz w:val="28"/>
-          <w:szCs w:val="28"/>
-          <w:rtl/>
-        </w:rPr>
-        <w:t>.</w:t>
-      </w:r>
-      <w:r>
-        <w:rPr>
-          <w:rFonts w:ascii="Sakkal Majalla" w:hAnsi="Sakkal Majalla" w:cs="Sakkal Majalla" w:hint="cs"/>
-          <w:sz w:val="28"/>
-          <w:szCs w:val="28"/>
-          <w:rtl/>
-        </w:rPr>
-        <w:t>وقد أظهر بذلك بأنه لم يكن يحتاج أكثر</w:t>
-      </w:r>
-      <w:r>
-        <w:rPr>
-          <w:rFonts w:ascii="Sakkal Majalla" w:hAnsi="Sakkal Majalla" w:cs="Sakkal Majalla" w:hint="cs"/>
-          <w:sz w:val="28"/>
-          <w:szCs w:val="28"/>
-          <w:rtl/>
-        </w:rPr>
-        <w:t xml:space="preserve"> من الوسيلة التي كانت من ضمن نشاط عمله. وكان راضيًا وغير خائفًا بعتاد الراعي البسيط، وكان باستطاعته أن يواجه العدو الرهيب بعصا، وقربة راعي، ومقلاع وخمسة حجارة ملساء!</w:t>
+          <w:lang w:bidi="ar-AE"/>
+        </w:rPr>
+        <w:t xml:space="preserve"> إن</w:t>
+      </w:r>
+      <w:r>
+        <w:rPr>
+          <w:rFonts w:ascii="Sakkal Majalla" w:hAnsi="Sakkal Majalla" w:cs="Sakkal Majalla" w:hint="cs"/>
+          <w:sz w:val="28"/>
+          <w:szCs w:val="28"/>
+          <w:rtl/>
+          <w:lang w:bidi="ar-AE"/>
+        </w:rPr>
+        <w:t>ي</w:t>
+      </w:r>
+      <w:r>
+        <w:rPr>
+          <w:rFonts w:ascii="Sakkal Majalla" w:hAnsi="Sakkal Majalla" w:cs="Sakkal Majalla" w:hint="cs"/>
+          <w:sz w:val="28"/>
+          <w:szCs w:val="28"/>
+          <w:rtl/>
+          <w:lang w:bidi="ar-AE"/>
+        </w:rPr>
+        <w:t xml:space="preserve"> أفترض من بعد حوالي 40 يومًا من اندلاع المعركة. </w:t>
+      </w:r>
+      <w:r>
+        <w:rPr>
+          <w:rFonts w:ascii="Sakkal Majalla" w:hAnsi="Sakkal Majalla" w:cs="Sakkal Majalla" w:hint="cs"/>
+          <w:sz w:val="28"/>
+          <w:szCs w:val="28"/>
+          <w:rtl/>
+          <w:lang w:bidi="ar-AE"/>
+        </w:rPr>
+        <w:t xml:space="preserve">إني أذكر هذا، لأنه يرينا الطرق المتغيرة في التربية الإلهية التي هي جدًا قيمة وضرورية. </w:t>
+      </w:r>
+      <w:r>
+        <w:rPr>
+          <w:rFonts w:ascii="Sakkal Majalla" w:hAnsi="Sakkal Majalla" w:cs="Sakkal Majalla" w:hint="cs"/>
+          <w:sz w:val="28"/>
+          <w:szCs w:val="28"/>
+          <w:rtl/>
+          <w:lang w:bidi="ar-AE"/>
+        </w:rPr>
+        <w:t>داود كان أحد سكان القصر، حام</w:t>
+      </w:r>
+      <w:r>
+        <w:rPr>
+          <w:rFonts w:ascii="Sakkal Majalla" w:hAnsi="Sakkal Majalla" w:cs="Sakkal Majalla" w:hint="cs"/>
+          <w:sz w:val="28"/>
+          <w:szCs w:val="28"/>
+          <w:rtl/>
+          <w:lang w:bidi="ar-AE"/>
+        </w:rPr>
+        <w:t>لاً</w:t>
+      </w:r>
+      <w:r>
+        <w:rPr>
+          <w:rFonts w:ascii="Sakkal Majalla" w:hAnsi="Sakkal Majalla" w:cs="Sakkal Majalla" w:hint="cs"/>
+          <w:sz w:val="28"/>
+          <w:szCs w:val="28"/>
+          <w:rtl/>
+          <w:lang w:bidi="ar-AE"/>
+        </w:rPr>
+        <w:t xml:space="preserve"> </w:t>
+      </w:r>
+      <w:r>
+        <w:rPr>
+          <w:rFonts w:ascii="Sakkal Majalla" w:hAnsi="Sakkal Majalla" w:cs="Sakkal Majalla" w:hint="cs"/>
+          <w:sz w:val="28"/>
+          <w:szCs w:val="28"/>
+          <w:rtl/>
+          <w:lang w:bidi="ar-AE"/>
+        </w:rPr>
+        <w:t>ل</w:t>
+      </w:r>
+      <w:r>
+        <w:rPr>
+          <w:rFonts w:ascii="Sakkal Majalla" w:hAnsi="Sakkal Majalla" w:cs="Sakkal Majalla" w:hint="cs"/>
+          <w:sz w:val="28"/>
+          <w:szCs w:val="28"/>
+          <w:rtl/>
+          <w:lang w:bidi="ar-AE"/>
+        </w:rPr>
+        <w:t>سلاح الملك، محبوبًا جدًا منه، وقد أظهر للملك بخلاف ذلك خدمة فريدة. لكنه ترك هذا المشهد، ليعود إلى خدمته الوضيعة، إلى رعايته لخراف أبيه في البرية. هناك هو خدم في اختلائه (وهو منعزل عن الناس) بذات الغيرة والنشاط كما في أسمى منصب، وأظهر من خلال عزيمته</w:t>
+      </w:r>
+      <w:r>
+        <w:rPr>
+          <w:rFonts w:ascii="Sakkal Majalla" w:hAnsi="Sakkal Majalla" w:cs="Sakkal Majalla" w:hint="cs"/>
+          <w:sz w:val="28"/>
+          <w:szCs w:val="28"/>
+          <w:rtl/>
+          <w:lang w:bidi="ar-AE"/>
+        </w:rPr>
+        <w:t xml:space="preserve"> بأن يستبدل مكان عمله بمكان آخر، قوة نفسه الحقيقية وصدق نيته كخادم أمين، في كل ما كان يُطلب منه دائمًا. غير أن أمامه هنالك خدمة أكثر أهمية وأكثر امتيازًا. لكن الطريق إلى هذه الخدمة هو طريق كرب جدًا. لأنه بطلب من أبيه ترك البرية ورعاية الخراف، لكي يأتِ بالطعام لإخوته وليسأل عن سلامتهم. وفيما كان يقوم بهذه المهمة سنحت له الفرصة، ظهر فيه دافع، بأن يشهد عن مجد الله. لمثل مطلب كهذا كل إنسان لله هو دائمًا على استعداد في القيام به. من بعدما أن أنجز داود أولاً المهمة الملقاة عليه، يُستثار انتباهه حينما سمع الفلسطيني يعيّر صفوف </w:t>
+      </w:r>
+      <w:r>
+        <w:rPr>
+          <w:rFonts w:ascii="Sakkal Majalla" w:hAnsi="Sakkal Majalla" w:cs="Sakkal Majalla" w:hint="cs"/>
+          <w:sz w:val="28"/>
+          <w:szCs w:val="28"/>
+          <w:rtl/>
+          <w:lang w:bidi="ar-AE"/>
+        </w:rPr>
+        <w:t>جيش الله الحي. روحه اضطرب في داخله، وعلى الفور قرر بأن يواجه الفلسطيني. (</w:t>
+      </w:r>
+      <w:r>
+        <w:rPr>
+          <w:rFonts w:ascii="Sakkal Majalla" w:hAnsi="Sakkal Majalla" w:cs="Sakkal Majalla" w:hint="cs"/>
+          <w:sz w:val="28"/>
+          <w:szCs w:val="28"/>
+          <w:rtl/>
+          <w:lang w:bidi="ar-AE"/>
+        </w:rPr>
+        <w:t>كم هي قوة الله مستأسرة وتحث للعمل على الفور!) على الرغم من أنه كان مؤتمنًا على مهم</w:t>
+      </w:r>
+      <w:r>
+        <w:rPr>
+          <w:rFonts w:ascii="Sakkal Majalla" w:hAnsi="Sakkal Majalla" w:cs="Sakkal Majalla" w:hint="cs"/>
+          <w:sz w:val="28"/>
+          <w:szCs w:val="28"/>
+          <w:rtl/>
+          <w:lang w:bidi="ar-AE"/>
+        </w:rPr>
+        <w:t>ة ضئيلة القدر، إلا أن داود كان مستعدًا أن يظهر في ذات اللحظة بغيرة كبيرة وشجاعة عظيمة في أكثر الخدمات تميزًا، كما وأيضًا ببساطة جميلة. وإذ قد رفض سلاح شاول، الذي لم يكن قد "جرّبه" فيما قبل، تناول ما كان بالنسبة له أكثر طبيعيًا، خمسة حجارة مُلس من الجدول. هو أظهر من خلال ذلك، بأنه لم يكن بحاجة أكثر من الوسائل التي كانت من ضمن نطاق عمله. وكان راضيًا بالعُدّة البسيطة التي للراعي ومن دون خوف استطاع أن يواجه العدو الرهيب بعصا، وجعبة راعي، مقلاع وخمس حجارة ملساء!</w:t>
       </w:r>
     </w:p>
     <w:p>
@@ -526,6 +1941,7 @@
           <w:sz w:val="28"/>
           <w:szCs w:val="28"/>
           <w:rtl/>
+          <w:lang w:val="de-DE" w:bidi="ar-AE"/>
         </w:rPr>
       </w:pPr>
       <w:r>
@@ -534,35 +1950,109 @@
           <w:sz w:val="28"/>
           <w:szCs w:val="28"/>
           <w:rtl/>
-        </w:rPr>
-        <w:t xml:space="preserve">كم كان مستأسرًا للقوة الإلهية حتى أنه استخدمها بذلك الهدوء والنُصح! داود واجه جليات كما يواجه ولدًا صغيرًا، وردّ على تحديه بكل كرامة إنسان عالم بالسلطة التي يستند عليها دون أي ريب كسلاح </w:t>
-      </w:r>
-      <w:r>
-        <w:rPr>
-          <w:rFonts w:ascii="Sakkal Majalla" w:hAnsi="Sakkal Majalla" w:cs="Sakkal Majalla" w:hint="cs"/>
-          <w:sz w:val="28"/>
-          <w:szCs w:val="28"/>
-          <w:rtl/>
-        </w:rPr>
-        <w:t>بيده</w:t>
-      </w:r>
-      <w:r>
-        <w:rPr>
-          <w:rFonts w:ascii="Sakkal Majalla" w:hAnsi="Sakkal Majalla" w:cs="Sakkal Majalla" w:hint="cs"/>
-          <w:sz w:val="28"/>
-          <w:szCs w:val="28"/>
-          <w:rtl/>
-        </w:rPr>
-        <w:t xml:space="preserve">. </w:t>
-      </w:r>
-      <w:r>
-        <w:rPr>
-          <w:rFonts w:ascii="Sakkal Majalla" w:hAnsi="Sakkal Majalla" w:cs="Sakkal Majalla" w:hint="cs"/>
-          <w:sz w:val="28"/>
-          <w:szCs w:val="28"/>
-          <w:rtl/>
-        </w:rPr>
-        <w:t>اتكاله على الله الذي اختبر معونته في حروبه الشخصية في البرية مع الأسد والدب، جعله غير مرتاب ومطمئن في مواجهته لعدو رهيب ارتعد أمامه كل جيش إسرائيل. حجر واحد كان كافيًا والعملاق انطرح على الأرض! داود باستخدامه الوسيلة الصحيحة من بعد رفضه عتاد شاول كوسيلة للانتصار، استلم الآن بحق شرعي ما قد استولى عليه، هو أخذ سيف جليات و "قطع به رأسه". كل تصرف يشهد عن مدى تناسب وحكمة القوة الإلهية.</w:t>
+          <w:lang w:bidi="ar-AE"/>
+        </w:rPr>
+        <w:t>كم كانت القوة الإلهية متملكة إياه حتى أنه استخدمها بذلك الهدوء والنصح!</w:t>
+      </w:r>
+      <w:r>
+        <w:rPr>
+          <w:rFonts w:ascii="Sakkal Majalla" w:hAnsi="Sakkal Majalla" w:cs="Sakkal Majalla" w:hint="cs"/>
+          <w:sz w:val="28"/>
+          <w:szCs w:val="28"/>
+          <w:rtl/>
+          <w:lang w:bidi="ar-AE"/>
+        </w:rPr>
+        <w:t xml:space="preserve"> داود واجه جليات كما يواجه الولد الصغير، </w:t>
+      </w:r>
+      <w:r>
+        <w:rPr>
+          <w:rFonts w:ascii="Sakkal Majalla" w:hAnsi="Sakkal Majalla" w:cs="Sakkal Majalla" w:hint="cs"/>
+          <w:sz w:val="28"/>
+          <w:szCs w:val="28"/>
+          <w:rtl/>
+          <w:lang w:val="de-DE" w:bidi="ar-AE"/>
+        </w:rPr>
+        <w:t xml:space="preserve">ورد على تحديه بكل كرامة الإنسان الذي يعرف السلطان الذي يستند عليه من دون تردد كسلاحه. الاعتماد على الله الذي اختبر معونته من خلال مصارعاته الشخصية في البرية مع الأسد والدب، جعله لا يهاب ومتينًا في مجابهته لعدوٍ مرعب، الذي أمامه ارتعد كل جيش إسرائيل. حجر واحد كان كافيًا، والعملاق هوى على الأرض! داود، باستخدامه الصحيح للوسيلة، من بعد رفضه قبل ذلك لسلاح شاول كوسيلة للنصرة، تملَّكَ الآن شرعًا ما قد </w:t>
+      </w:r>
+      <w:r>
+        <w:rPr>
+          <w:rFonts w:ascii="Sakkal Majalla" w:hAnsi="Sakkal Majalla" w:cs="Sakkal Majalla" w:hint="cs"/>
+          <w:sz w:val="28"/>
+          <w:szCs w:val="28"/>
+          <w:rtl/>
+          <w:lang w:val="de-DE" w:bidi="ar-AE"/>
+        </w:rPr>
+        <w:t>استولى عليه</w:t>
+      </w:r>
+      <w:r>
+        <w:rPr>
+          <w:rFonts w:ascii="Sakkal Majalla" w:hAnsi="Sakkal Majalla" w:cs="Sakkal Majalla" w:hint="cs"/>
+          <w:sz w:val="28"/>
+          <w:szCs w:val="28"/>
+          <w:rtl/>
+          <w:lang w:val="de-DE" w:bidi="ar-AE"/>
+        </w:rPr>
+        <w:t>، هو أخذ سيف جليات "</w:t>
+      </w:r>
+      <w:r>
+        <w:rPr>
+          <w:rFonts w:ascii="Sakkal Majalla" w:hAnsi="Sakkal Majalla" w:cs="Sakkal Majalla" w:hint="cs"/>
+          <w:sz w:val="28"/>
+          <w:szCs w:val="28"/>
+          <w:rtl/>
+          <w:lang w:val="de-DE" w:bidi="ar-AE"/>
+        </w:rPr>
+        <w:t>وَقَطَعَ</w:t>
+      </w:r>
+      <w:r>
+        <w:rPr>
+          <w:rFonts w:ascii="Sakkal Majalla" w:hAnsi="Sakkal Majalla" w:cs="Sakkal Majalla"/>
+          <w:sz w:val="28"/>
+          <w:szCs w:val="28"/>
+          <w:rtl/>
+          <w:lang w:val="de-DE" w:bidi="ar-AE"/>
+        </w:rPr>
+        <w:t xml:space="preserve"> </w:t>
+      </w:r>
+      <w:r>
+        <w:rPr>
+          <w:rFonts w:ascii="Sakkal Majalla" w:hAnsi="Sakkal Majalla" w:cs="Sakkal Majalla" w:hint="cs"/>
+          <w:sz w:val="28"/>
+          <w:szCs w:val="28"/>
+          <w:rtl/>
+          <w:lang w:val="de-DE" w:bidi="ar-AE"/>
+        </w:rPr>
+        <w:t>بِهِ</w:t>
+      </w:r>
+      <w:r>
+        <w:rPr>
+          <w:rFonts w:ascii="Sakkal Majalla" w:hAnsi="Sakkal Majalla" w:cs="Sakkal Majalla"/>
+          <w:sz w:val="28"/>
+          <w:szCs w:val="28"/>
+          <w:rtl/>
+          <w:lang w:val="de-DE" w:bidi="ar-AE"/>
+        </w:rPr>
+        <w:t xml:space="preserve"> </w:t>
+      </w:r>
+      <w:r>
+        <w:rPr>
+          <w:rFonts w:ascii="Sakkal Majalla" w:hAnsi="Sakkal Majalla" w:cs="Sakkal Majalla" w:hint="cs"/>
+          <w:sz w:val="28"/>
+          <w:szCs w:val="28"/>
+          <w:rtl/>
+          <w:lang w:val="de-DE" w:bidi="ar-AE"/>
+        </w:rPr>
+        <w:t>رَأْسَهُ</w:t>
+      </w:r>
+      <w:r>
+        <w:rPr>
+          <w:rFonts w:ascii="Sakkal Majalla" w:hAnsi="Sakkal Majalla" w:cs="Sakkal Majalla" w:hint="cs"/>
+          <w:sz w:val="28"/>
+          <w:szCs w:val="28"/>
+          <w:rtl/>
+          <w:lang w:val="de-DE" w:bidi="ar-AE"/>
+        </w:rPr>
+        <w:t>". كل معاملة تشهد عن لياقة وحكمة قوة إلهية.</w:t>
       </w:r>
     </w:p>
     <w:p>
@@ -573,6 +2063,7 @@
           <w:sz w:val="28"/>
           <w:szCs w:val="28"/>
           <w:rtl/>
+          <w:lang w:val="de-DE" w:bidi="ar-AE"/>
         </w:rPr>
       </w:pPr>
       <w:r>
@@ -581,60 +2072,67 @@
           <w:sz w:val="28"/>
           <w:szCs w:val="28"/>
           <w:rtl/>
-        </w:rPr>
-        <w:t>1.</w:t>
-      </w:r>
-      <w:r>
-        <w:rPr>
-          <w:rFonts w:ascii="Sakkal Majalla" w:hAnsi="Sakkal Majalla" w:cs="Sakkal Majalla" w:hint="cs"/>
-          <w:sz w:val="28"/>
-          <w:szCs w:val="28"/>
-          <w:rtl/>
-        </w:rPr>
-        <w:t xml:space="preserve"> </w:t>
-      </w:r>
-      <w:r>
-        <w:rPr>
-          <w:rFonts w:ascii="Sakkal Majalla" w:hAnsi="Sakkal Majalla" w:cs="Sakkal Majalla" w:hint="cs"/>
-          <w:sz w:val="28"/>
-          <w:szCs w:val="28"/>
-          <w:rtl/>
-        </w:rPr>
-        <w:t>صموئيل 18</w:t>
-      </w:r>
-      <w:r>
-        <w:rPr>
-          <w:rFonts w:ascii="Sakkal Majalla" w:hAnsi="Sakkal Majalla" w:cs="Sakkal Majalla" w:hint="cs"/>
-          <w:sz w:val="28"/>
-          <w:szCs w:val="28"/>
-          <w:rtl/>
-        </w:rPr>
-        <w:t xml:space="preserve"> وكما حدث مع الرب بذاته، هكذا أيضًا بقيت </w:t>
-      </w:r>
-      <w:r>
-        <w:rPr>
-          <w:rFonts w:ascii="Sakkal Majalla" w:hAnsi="Sakkal Majalla" w:cs="Sakkal Majalla" w:hint="cs"/>
-          <w:sz w:val="28"/>
-          <w:szCs w:val="28"/>
-          <w:rtl/>
-        </w:rPr>
-        <w:t>أعظم استحقاقات داود بلا تقدير، باستثناء البقية الصغيرة التي كانت مرتبطة بشخصه والتي تشبه المرأة الفقيرة في لوقا 7. هي شعرت بأن الرب يعني لها كل شيء، بينما الفريسيون وذوي المناصب العالية كانوا فارغين في دواخلهم ورافضين للرب. بكل تأكيد قدّر الرب محبة تلاميذه، وهي فرّحته في طريقه على الأرض التي لم يكن مُعترف به من الناس عليها وكان موضوعًا جانبًا. ولقد حُفظت لداود تعزية أكبر في مودة يوناثان الرائعة والمؤثرة وعلاقته معه، الذي بقي أمينًا نحوه. لكن كان عليه أن يتعلم أيضًا بأن هذا كل ما كان يستطيع أن يعتمد عليه. حتى وإن كانت خدمته رفيعة المستوى، إلا أنه لم يكن يجوز له أن يعتمد على الذين</w:t>
-      </w:r>
-      <w:r>
-        <w:rPr>
-          <w:rFonts w:ascii="Sakkal Majalla" w:hAnsi="Sakkal Majalla" w:cs="Sakkal Majalla" w:hint="cs"/>
-          <w:sz w:val="28"/>
-          <w:szCs w:val="28"/>
-          <w:rtl/>
-        </w:rPr>
-        <w:t xml:space="preserve"> خدمهم، وإنما فقط على ذاك الذي اكتسب مودته. لقد كان يجب أن يكون هنالك علاقة قلب، وليس إحسان الشعب أو الملك </w:t>
-      </w:r>
-      <w:r>
-        <w:rPr>
-          <w:rFonts w:ascii="Sakkal Majalla" w:hAnsi="Sakkal Majalla" w:cs="Sakkal Majalla"/>
-          <w:sz w:val="28"/>
-          <w:szCs w:val="28"/>
-          <w:rtl/>
+          <w:lang w:val="de-DE" w:bidi="ar-AE"/>
+        </w:rPr>
+        <w:t>1. صموئيل 18</w:t>
+      </w:r>
+      <w:r>
+        <w:rPr>
+          <w:rFonts w:ascii="Sakkal Majalla" w:hAnsi="Sakkal Majalla" w:cs="Sakkal Majalla" w:hint="cs"/>
+          <w:sz w:val="28"/>
+          <w:szCs w:val="28"/>
+          <w:rtl/>
+          <w:lang w:val="de-DE" w:bidi="ar-AE"/>
+        </w:rPr>
+        <w:t xml:space="preserve"> كما كان مع الرب نفسه، هكذا أيضًا تبقى أعظم مستحقات داود من دون إقرار، ما عدا عن طريق البقية الصغيرة، التي كانت مرتبطة بشخصه، والتي تشابه المرأة المسكينة في لوقا 7. هي شعرت بأن يسوع كان يعني لها كل شيء، بينما الفريسي وذوي المناصب العالية كانوا فارغين في ذواتهم ووقفوا أمامه وهم رافضيه. من المؤكد أن الرب قدّر محبة تلاميذه، وهم فرّحوه في دربه على الأرض، الذي أصبح فيه مُهانًا من البشر وموضوعًا جانبًا.</w:t>
+      </w:r>
+      <w:r>
+        <w:rPr>
+          <w:rFonts w:ascii="Sakkal Majalla" w:hAnsi="Sakkal Majalla" w:cs="Sakkal Majalla" w:hint="cs"/>
+          <w:sz w:val="28"/>
+          <w:szCs w:val="28"/>
+          <w:rtl/>
+          <w:lang w:val="de-DE" w:bidi="ar-AE"/>
+        </w:rPr>
+        <w:t xml:space="preserve"> لداود ضُمنت تعزية أعظم في مودته الرائعة والمؤثرة </w:t>
+      </w:r>
+      <w:r>
+        <w:rPr>
+          <w:rFonts w:ascii="Sakkal Majalla" w:hAnsi="Sakkal Majalla" w:cs="Sakkal Majalla" w:hint="cs"/>
+          <w:sz w:val="28"/>
+          <w:szCs w:val="28"/>
+          <w:rtl/>
+          <w:lang w:val="de-DE" w:bidi="ar-AE"/>
+        </w:rPr>
+        <w:t>ب</w:t>
+      </w:r>
+      <w:r>
+        <w:rPr>
+          <w:rFonts w:ascii="Sakkal Majalla" w:hAnsi="Sakkal Majalla" w:cs="Sakkal Majalla" w:hint="cs"/>
+          <w:sz w:val="28"/>
+          <w:szCs w:val="28"/>
+          <w:rtl/>
+          <w:lang w:val="de-DE" w:bidi="ar-AE"/>
+        </w:rPr>
+        <w:t xml:space="preserve">يوناثان، الذي بقي أمينًا معه. ولكنه كان عليه أن يتعلم أيضًا، بأن هذا كان كل ما كان باستطاعته أن يعمل له حسابًا. مهما كانت خدمته </w:t>
+      </w:r>
+      <w:r>
+        <w:rPr>
+          <w:rFonts w:ascii="Sakkal Majalla" w:hAnsi="Sakkal Majalla" w:cs="Sakkal Majalla" w:hint="cs"/>
+          <w:sz w:val="28"/>
+          <w:szCs w:val="28"/>
+          <w:rtl/>
+          <w:lang w:val="de-DE" w:bidi="ar-AE"/>
+        </w:rPr>
+        <w:t xml:space="preserve">رفيعة الشأن، إلا أنه لم يحق له أن يستند على مَن خدمهم، وإنما فقط على مَن اكتسب مودته. لا بد أنها كانت رابطة قلب، وليس لطف الشعب أو الملك </w:t>
+      </w:r>
+      <w:r>
+        <w:rPr>
+          <w:rFonts w:ascii="Sakkal Majalla" w:hAnsi="Sakkal Majalla" w:cs="Sakkal Majalla"/>
+          <w:sz w:val="28"/>
+          <w:szCs w:val="28"/>
+          <w:rtl/>
+          <w:lang w:val="de-DE" w:bidi="ar-AE"/>
         </w:rPr>
         <w:t>–</w:t>
       </w:r>
@@ -644,30 +2142,2519 @@
           <w:sz w:val="28"/>
           <w:szCs w:val="28"/>
           <w:rtl/>
-        </w:rPr>
-        <w:t xml:space="preserve"> اختبار مبارك لكل خادم، درب جميل ومقدس تُقاد النفس </w:t>
-      </w:r>
-      <w:hyperlink r:id="rId6" w:anchor=":~:text=Die%20Undankbarkeit%20schl%C3%A4gt%20bald%20in" w:history="1">
+          <w:lang w:val="de-DE" w:bidi="ar-AE"/>
+        </w:rPr>
+        <w:t xml:space="preserve"> إنه اختبار مبارك لكل خادم، هو درب جميل ومقدس، تُقاد إليه النفس.</w:t>
+      </w:r>
+    </w:p>
+    <w:p>
+      <w:pPr>
+        <w:jc w:val="both"/>
+        <w:rPr>
+          <w:rFonts w:ascii="Sakkal Majalla" w:hAnsi="Sakkal Majalla" w:cs="Sakkal Majalla"/>
+          <w:sz w:val="28"/>
+          <w:szCs w:val="28"/>
+          <w:rtl/>
+          <w:lang w:val="de-DE" w:bidi="ar-AE"/>
+        </w:rPr>
+      </w:pPr>
+      <w:r>
+        <w:rPr>
+          <w:rFonts w:ascii="Sakkal Majalla" w:hAnsi="Sakkal Majalla" w:cs="Sakkal Majalla" w:hint="cs"/>
+          <w:sz w:val="28"/>
+          <w:szCs w:val="28"/>
+          <w:rtl/>
+          <w:lang w:val="de-DE" w:bidi="ar-AE"/>
+        </w:rPr>
+        <w:t>سرعان ما يتحول عدم الامتنان إلى عداء. شاول صار يغ</w:t>
+      </w:r>
+      <w:r>
+        <w:rPr>
+          <w:rFonts w:ascii="Sakkal Majalla" w:hAnsi="Sakkal Majalla" w:cs="Sakkal Majalla" w:hint="cs"/>
+          <w:sz w:val="28"/>
+          <w:szCs w:val="28"/>
+          <w:rtl/>
+          <w:lang w:val="de-DE" w:bidi="ar-AE"/>
+        </w:rPr>
+        <w:t>ِ</w:t>
+      </w:r>
+      <w:r>
+        <w:rPr>
+          <w:rFonts w:ascii="Sakkal Majalla" w:hAnsi="Sakkal Majalla" w:cs="Sakkal Majalla" w:hint="cs"/>
+          <w:sz w:val="28"/>
+          <w:szCs w:val="28"/>
+          <w:rtl/>
+          <w:lang w:val="de-DE" w:bidi="ar-AE"/>
+        </w:rPr>
+        <w:t>ير من داود "</w:t>
+      </w:r>
+      <w:r>
+        <w:rPr>
+          <w:rFonts w:ascii="Sakkal Majalla" w:hAnsi="Sakkal Majalla" w:cs="Sakkal Majalla" w:hint="cs"/>
+          <w:sz w:val="28"/>
+          <w:szCs w:val="28"/>
+          <w:rtl/>
+          <w:lang w:val="de-DE" w:bidi="ar-AE"/>
+        </w:rPr>
+        <w:t>فَكَانَ</w:t>
+      </w:r>
+      <w:r>
+        <w:rPr>
+          <w:rFonts w:ascii="Sakkal Majalla" w:hAnsi="Sakkal Majalla" w:cs="Sakkal Majalla"/>
+          <w:sz w:val="28"/>
+          <w:szCs w:val="28"/>
+          <w:rtl/>
+          <w:lang w:val="de-DE" w:bidi="ar-AE"/>
+        </w:rPr>
+        <w:t xml:space="preserve"> </w:t>
+      </w:r>
+      <w:r>
+        <w:rPr>
+          <w:rFonts w:ascii="Sakkal Majalla" w:hAnsi="Sakkal Majalla" w:cs="Sakkal Majalla" w:hint="cs"/>
+          <w:sz w:val="28"/>
+          <w:szCs w:val="28"/>
+          <w:rtl/>
+          <w:lang w:val="de-DE" w:bidi="ar-AE"/>
+        </w:rPr>
+        <w:t>شَاوُلُ</w:t>
+      </w:r>
+      <w:r>
+        <w:rPr>
+          <w:rFonts w:ascii="Sakkal Majalla" w:hAnsi="Sakkal Majalla" w:cs="Sakkal Majalla"/>
+          <w:sz w:val="28"/>
+          <w:szCs w:val="28"/>
+          <w:rtl/>
+          <w:lang w:val="de-DE" w:bidi="ar-AE"/>
+        </w:rPr>
+        <w:t xml:space="preserve"> </w:t>
+      </w:r>
+      <w:r>
+        <w:rPr>
+          <w:rFonts w:ascii="Sakkal Majalla" w:hAnsi="Sakkal Majalla" w:cs="Sakkal Majalla" w:hint="cs"/>
+          <w:sz w:val="28"/>
+          <w:szCs w:val="28"/>
+          <w:rtl/>
+          <w:lang w:val="de-DE" w:bidi="ar-AE"/>
+        </w:rPr>
+        <w:t>يُعَايِنُ</w:t>
+      </w:r>
+      <w:r>
+        <w:rPr>
+          <w:rFonts w:ascii="Sakkal Majalla" w:hAnsi="Sakkal Majalla" w:cs="Sakkal Majalla" w:hint="cs"/>
+          <w:sz w:val="28"/>
+          <w:szCs w:val="28"/>
+          <w:rtl/>
+          <w:lang w:val="de-DE" w:bidi="ar-AE"/>
+        </w:rPr>
+        <w:t xml:space="preserve"> (يتقزز من)</w:t>
+      </w:r>
+      <w:r>
+        <w:rPr>
+          <w:rFonts w:ascii="Sakkal Majalla" w:hAnsi="Sakkal Majalla" w:cs="Sakkal Majalla"/>
+          <w:sz w:val="28"/>
+          <w:szCs w:val="28"/>
+          <w:rtl/>
+          <w:lang w:val="de-DE" w:bidi="ar-AE"/>
+        </w:rPr>
+        <w:t xml:space="preserve"> </w:t>
+      </w:r>
+      <w:r>
+        <w:rPr>
+          <w:rFonts w:ascii="Sakkal Majalla" w:hAnsi="Sakkal Majalla" w:cs="Sakkal Majalla" w:hint="cs"/>
+          <w:sz w:val="28"/>
+          <w:szCs w:val="28"/>
+          <w:rtl/>
+          <w:lang w:val="de-DE" w:bidi="ar-AE"/>
+        </w:rPr>
+        <w:t>دَاوُدَ</w:t>
+      </w:r>
+      <w:r>
+        <w:rPr>
+          <w:rFonts w:ascii="Sakkal Majalla" w:hAnsi="Sakkal Majalla" w:cs="Sakkal Majalla"/>
+          <w:sz w:val="28"/>
+          <w:szCs w:val="28"/>
+          <w:rtl/>
+          <w:lang w:val="de-DE" w:bidi="ar-AE"/>
+        </w:rPr>
+        <w:t xml:space="preserve"> </w:t>
+      </w:r>
+      <w:r>
+        <w:rPr>
+          <w:rFonts w:ascii="Sakkal Majalla" w:hAnsi="Sakkal Majalla" w:cs="Sakkal Majalla" w:hint="cs"/>
+          <w:sz w:val="28"/>
+          <w:szCs w:val="28"/>
+          <w:rtl/>
+          <w:lang w:val="de-DE" w:bidi="ar-AE"/>
+        </w:rPr>
+        <w:t>مِنْ</w:t>
+      </w:r>
+      <w:r>
+        <w:rPr>
+          <w:rFonts w:ascii="Sakkal Majalla" w:hAnsi="Sakkal Majalla" w:cs="Sakkal Majalla"/>
+          <w:sz w:val="28"/>
+          <w:szCs w:val="28"/>
+          <w:rtl/>
+          <w:lang w:val="de-DE" w:bidi="ar-AE"/>
+        </w:rPr>
+        <w:t xml:space="preserve"> </w:t>
+      </w:r>
+      <w:r>
+        <w:rPr>
+          <w:rFonts w:ascii="Sakkal Majalla" w:hAnsi="Sakkal Majalla" w:cs="Sakkal Majalla" w:hint="cs"/>
+          <w:sz w:val="28"/>
+          <w:szCs w:val="28"/>
+          <w:rtl/>
+          <w:lang w:val="de-DE" w:bidi="ar-AE"/>
+        </w:rPr>
+        <w:t>ذلِكَ</w:t>
+      </w:r>
+      <w:r>
+        <w:rPr>
+          <w:rFonts w:ascii="Sakkal Majalla" w:hAnsi="Sakkal Majalla" w:cs="Sakkal Majalla"/>
+          <w:sz w:val="28"/>
+          <w:szCs w:val="28"/>
+          <w:rtl/>
+          <w:lang w:val="de-DE" w:bidi="ar-AE"/>
+        </w:rPr>
+        <w:t xml:space="preserve"> </w:t>
+      </w:r>
+      <w:r>
+        <w:rPr>
+          <w:rFonts w:ascii="Sakkal Majalla" w:hAnsi="Sakkal Majalla" w:cs="Sakkal Majalla" w:hint="cs"/>
+          <w:sz w:val="28"/>
+          <w:szCs w:val="28"/>
+          <w:rtl/>
+          <w:lang w:val="de-DE" w:bidi="ar-AE"/>
+        </w:rPr>
+        <w:t>الْيَوْمِ</w:t>
+      </w:r>
+      <w:r>
+        <w:rPr>
+          <w:rFonts w:ascii="Sakkal Majalla" w:hAnsi="Sakkal Majalla" w:cs="Sakkal Majalla"/>
+          <w:sz w:val="28"/>
+          <w:szCs w:val="28"/>
+          <w:rtl/>
+          <w:lang w:val="de-DE" w:bidi="ar-AE"/>
+        </w:rPr>
+        <w:t xml:space="preserve"> </w:t>
+      </w:r>
+      <w:r>
+        <w:rPr>
+          <w:rFonts w:ascii="Sakkal Majalla" w:hAnsi="Sakkal Majalla" w:cs="Sakkal Majalla" w:hint="cs"/>
+          <w:sz w:val="28"/>
+          <w:szCs w:val="28"/>
+          <w:rtl/>
+          <w:lang w:val="de-DE" w:bidi="ar-AE"/>
+        </w:rPr>
+        <w:t>فَصَاعِدًا</w:t>
+      </w:r>
+      <w:r>
+        <w:rPr>
+          <w:rFonts w:ascii="Sakkal Majalla" w:hAnsi="Sakkal Majalla" w:cs="Sakkal Majalla"/>
+          <w:sz w:val="28"/>
+          <w:szCs w:val="28"/>
+          <w:rtl/>
+          <w:lang w:val="de-DE" w:bidi="ar-AE"/>
+        </w:rPr>
+        <w:t>.</w:t>
+      </w:r>
+      <w:r>
+        <w:rPr>
+          <w:rFonts w:ascii="Sakkal Majalla" w:hAnsi="Sakkal Majalla" w:cs="Sakkal Majalla" w:hint="cs"/>
+          <w:sz w:val="28"/>
+          <w:szCs w:val="28"/>
+          <w:rtl/>
+          <w:lang w:val="de-DE" w:bidi="ar-AE"/>
+        </w:rPr>
+        <w:t xml:space="preserve">". شاول هو صورة، كما أشعر بذلك، للعالم، الذي يتحلى بلباسه الديني كالمسيحية المدعومة من العالم. كلما كنا أكثر أمانة في هذا العالم، كلما كان تحدينا لعدائه أكبر. </w:t>
+      </w:r>
+      <w:r>
+        <w:rPr>
+          <w:rFonts w:ascii="Sakkal Majalla" w:hAnsi="Sakkal Majalla" w:cs="Sakkal Majalla" w:hint="cs"/>
+          <w:sz w:val="28"/>
+          <w:szCs w:val="28"/>
+          <w:rtl/>
+          <w:lang w:val="de-DE" w:bidi="ar-AE"/>
+        </w:rPr>
+        <w:t>ولكن مهما بلغ إجهاد هذا العداء لرجل الله! إلا أنه يبقى أمينًا، غير أنه أخيرًا يقوده بأن يتخلى عن كل شركة مع العالم. لأنه مهما بلغت أمانة خدمته فإنه لن يستطيع أن ينتصر. أنا</w:t>
+      </w:r>
+      <w:r>
+        <w:rPr>
+          <w:rFonts w:ascii="Sakkal Majalla" w:hAnsi="Sakkal Majalla" w:cs="Sakkal Majalla" w:hint="cs"/>
+          <w:sz w:val="28"/>
+          <w:szCs w:val="28"/>
+          <w:rtl/>
+          <w:lang w:val="de-DE" w:bidi="ar-AE"/>
+        </w:rPr>
+        <w:t xml:space="preserve"> لا أ</w:t>
+      </w:r>
+      <w:r>
+        <w:rPr>
+          <w:rFonts w:ascii="Sakkal Majalla" w:hAnsi="Sakkal Majalla" w:cs="Sakkal Majalla" w:hint="cs"/>
+          <w:sz w:val="28"/>
+          <w:szCs w:val="28"/>
+          <w:rtl/>
+          <w:lang w:val="de-DE" w:bidi="ar-AE"/>
+        </w:rPr>
+        <w:t>قول، بأن داود لم يكن له الحق بأن يفتقد بيت شاول. فبتمثيله للرب، كان وجوده هناك كالمحرر. لكنه في النهاية نراه مجبرًا بأن يذهب، كما كان سيدرك ذلك كل عبد أمين آجلاً أم عاجلاً، بأنه إما سيسقط أو أن يتنازل عن كل شركة مع العالم.</w:t>
+      </w:r>
+    </w:p>
+    <w:p>
+      <w:pPr>
+        <w:jc w:val="both"/>
+        <w:rPr>
+          <w:rFonts w:ascii="Sakkal Majalla" w:hAnsi="Sakkal Majalla" w:cs="Sakkal Majalla"/>
+          <w:sz w:val="28"/>
+          <w:szCs w:val="28"/>
+          <w:rtl/>
+          <w:lang w:val="de-DE" w:bidi="ar-AE"/>
+        </w:rPr>
+      </w:pPr>
+      <w:r>
+        <w:rPr>
+          <w:rFonts w:ascii="Sakkal Majalla" w:hAnsi="Sakkal Majalla" w:cs="Sakkal Majalla" w:hint="cs"/>
+          <w:sz w:val="28"/>
+          <w:szCs w:val="28"/>
+          <w:rtl/>
+          <w:lang w:val="de-DE" w:bidi="ar-AE"/>
+        </w:rPr>
+        <w:t>بشتى الطرق يحاول شاول بأن يقوم بقتله. يا لها من بغضة م</w:t>
+      </w:r>
+      <w:r>
+        <w:rPr>
+          <w:rFonts w:ascii="Sakkal Majalla" w:hAnsi="Sakkal Majalla" w:cs="Sakkal Majalla" w:hint="cs"/>
+          <w:sz w:val="28"/>
+          <w:szCs w:val="28"/>
+          <w:rtl/>
+          <w:lang w:val="de-DE" w:bidi="ar-AE"/>
+        </w:rPr>
+        <w:t>ُ</w:t>
+      </w:r>
+      <w:r>
+        <w:rPr>
+          <w:rFonts w:ascii="Sakkal Majalla" w:hAnsi="Sakkal Majalla" w:cs="Sakkal Majalla" w:hint="cs"/>
+          <w:sz w:val="28"/>
+          <w:szCs w:val="28"/>
+          <w:rtl/>
+          <w:lang w:val="de-DE" w:bidi="ar-AE"/>
+        </w:rPr>
+        <w:t xml:space="preserve">رة لا نفع منها من الممكن أن تُحيرنا. لكنها ترينا فقط شر المعترف العالمي، الذي لا يمكن نزع سلاحه بأكبر قدر من اللطف والمعونة. داود يرينا هنا صورة إنسان من احتياجه هو أن يخدم وسط شعبه </w:t>
+      </w:r>
+      <w:r>
+        <w:rPr>
+          <w:rFonts w:ascii="Sakkal Majalla" w:hAnsi="Sakkal Majalla" w:cs="Sakkal Majalla"/>
+          <w:sz w:val="28"/>
+          <w:szCs w:val="28"/>
+          <w:rtl/>
+          <w:lang w:val="de-DE" w:bidi="ar-AE"/>
+        </w:rPr>
+        <w:t>–</w:t>
+      </w:r>
+      <w:r>
+        <w:rPr>
+          <w:rFonts w:ascii="Sakkal Majalla" w:hAnsi="Sakkal Majalla" w:cs="Sakkal Majalla" w:hint="cs"/>
+          <w:sz w:val="28"/>
+          <w:szCs w:val="28"/>
+          <w:rtl/>
+          <w:lang w:val="de-DE" w:bidi="ar-AE"/>
+        </w:rPr>
+        <w:t xml:space="preserve"> </w:t>
+      </w:r>
+      <w:r>
+        <w:rPr>
+          <w:rFonts w:ascii="Sakkal Majalla" w:hAnsi="Sakkal Majalla" w:cs="Sakkal Majalla" w:hint="cs"/>
+          <w:sz w:val="28"/>
+          <w:szCs w:val="28"/>
+          <w:rtl/>
+          <w:lang w:val="de-DE" w:bidi="ar-AE"/>
+        </w:rPr>
+        <w:t>عزيمة نبيلة ظهرت في صورتها الكاملة في داود الحقيقي، أعظم عبد لله، في يسوع.</w:t>
+      </w:r>
+    </w:p>
+    <w:p>
+      <w:pPr>
+        <w:jc w:val="both"/>
+        <w:rPr>
+          <w:rFonts w:ascii="Sakkal Majalla" w:hAnsi="Sakkal Majalla" w:cs="Sakkal Majalla"/>
+          <w:sz w:val="28"/>
+          <w:szCs w:val="28"/>
+          <w:rtl/>
+          <w:lang w:val="de-DE" w:bidi="ar-AE"/>
+        </w:rPr>
+      </w:pPr>
+      <w:r>
+        <w:rPr>
+          <w:rFonts w:ascii="Sakkal Majalla" w:hAnsi="Sakkal Majalla" w:cs="Sakkal Majalla" w:hint="cs"/>
+          <w:sz w:val="28"/>
+          <w:szCs w:val="28"/>
+          <w:rtl/>
+          <w:lang w:val="de-DE" w:bidi="ar-AE"/>
+        </w:rPr>
+        <w:t>أما شاول فهو يحاول أن يُمسك بداود بموافقته له بابنته البكر بشرط أن يحارب حروب الرب يهوه. لأنه لم يكن قد تقسّى بعد في الشر حتى أن يضع يده عليه في العلن. لكنه ظن: "</w:t>
+      </w:r>
+      <w:r>
+        <w:rPr>
+          <w:rFonts w:ascii="Sakkal Majalla" w:hAnsi="Sakkal Majalla" w:cs="Sakkal Majalla" w:hint="cs"/>
+          <w:sz w:val="28"/>
+          <w:szCs w:val="28"/>
+          <w:rtl/>
+          <w:lang w:val="de-DE" w:bidi="ar-AE"/>
+        </w:rPr>
+        <w:t>لِتَكُنْ</w:t>
+      </w:r>
+      <w:r>
+        <w:rPr>
+          <w:rFonts w:ascii="Sakkal Majalla" w:hAnsi="Sakkal Majalla" w:cs="Sakkal Majalla"/>
+          <w:sz w:val="28"/>
+          <w:szCs w:val="28"/>
+          <w:rtl/>
+          <w:lang w:val="de-DE" w:bidi="ar-AE"/>
+        </w:rPr>
+        <w:t xml:space="preserve"> </w:t>
+      </w:r>
+      <w:r>
+        <w:rPr>
+          <w:rFonts w:ascii="Sakkal Majalla" w:hAnsi="Sakkal Majalla" w:cs="Sakkal Majalla" w:hint="cs"/>
+          <w:sz w:val="28"/>
+          <w:szCs w:val="28"/>
+          <w:rtl/>
+          <w:lang w:val="de-DE" w:bidi="ar-AE"/>
+        </w:rPr>
+        <w:t>عَلَيْهِ</w:t>
+      </w:r>
+      <w:r>
+        <w:rPr>
+          <w:rFonts w:ascii="Sakkal Majalla" w:hAnsi="Sakkal Majalla" w:cs="Sakkal Majalla"/>
+          <w:sz w:val="28"/>
+          <w:szCs w:val="28"/>
+          <w:rtl/>
+          <w:lang w:val="de-DE" w:bidi="ar-AE"/>
+        </w:rPr>
+        <w:t xml:space="preserve"> </w:t>
+      </w:r>
+      <w:r>
+        <w:rPr>
+          <w:rFonts w:ascii="Sakkal Majalla" w:hAnsi="Sakkal Majalla" w:cs="Sakkal Majalla" w:hint="cs"/>
+          <w:sz w:val="28"/>
+          <w:szCs w:val="28"/>
+          <w:rtl/>
+          <w:lang w:val="de-DE" w:bidi="ar-AE"/>
+        </w:rPr>
+        <w:t>يَدُ</w:t>
+      </w:r>
+      <w:r>
+        <w:rPr>
+          <w:rFonts w:ascii="Sakkal Majalla" w:hAnsi="Sakkal Majalla" w:cs="Sakkal Majalla"/>
+          <w:sz w:val="28"/>
+          <w:szCs w:val="28"/>
+          <w:rtl/>
+          <w:lang w:val="de-DE" w:bidi="ar-AE"/>
+        </w:rPr>
+        <w:t xml:space="preserve"> </w:t>
+      </w:r>
+      <w:r>
+        <w:rPr>
+          <w:rFonts w:ascii="Sakkal Majalla" w:hAnsi="Sakkal Majalla" w:cs="Sakkal Majalla" w:hint="cs"/>
+          <w:sz w:val="28"/>
+          <w:szCs w:val="28"/>
+          <w:rtl/>
+          <w:lang w:val="de-DE" w:bidi="ar-AE"/>
+        </w:rPr>
+        <w:t>الْفِلِسْطِينِيِّينَ</w:t>
+      </w:r>
+      <w:r>
+        <w:rPr>
+          <w:rFonts w:ascii="Sakkal Majalla" w:hAnsi="Sakkal Majalla" w:cs="Sakkal Majalla" w:hint="cs"/>
+          <w:sz w:val="28"/>
+          <w:szCs w:val="28"/>
+          <w:rtl/>
+          <w:lang w:val="de-DE" w:bidi="ar-AE"/>
+        </w:rPr>
+        <w:t>!" داود لم يحصل على م</w:t>
+      </w:r>
+      <w:r>
+        <w:rPr>
+          <w:rFonts w:ascii="Sakkal Majalla" w:hAnsi="Sakkal Majalla" w:cs="Sakkal Majalla" w:hint="cs"/>
+          <w:sz w:val="28"/>
+          <w:szCs w:val="28"/>
+          <w:rtl/>
+          <w:lang w:val="de-DE" w:bidi="ar-AE"/>
+        </w:rPr>
+        <w:t>ي</w:t>
+      </w:r>
+      <w:r>
+        <w:rPr>
+          <w:rFonts w:ascii="Sakkal Majalla" w:hAnsi="Sakkal Majalla" w:cs="Sakkal Majalla" w:hint="cs"/>
+          <w:sz w:val="28"/>
+          <w:szCs w:val="28"/>
+          <w:rtl/>
+          <w:lang w:val="de-DE" w:bidi="ar-AE"/>
+        </w:rPr>
+        <w:t>ر</w:t>
+      </w:r>
+      <w:r>
+        <w:rPr>
+          <w:rFonts w:ascii="Sakkal Majalla" w:hAnsi="Sakkal Majalla" w:cs="Sakkal Majalla" w:hint="cs"/>
+          <w:sz w:val="28"/>
+          <w:szCs w:val="28"/>
+          <w:rtl/>
+          <w:lang w:val="de-DE" w:bidi="ar-AE"/>
+        </w:rPr>
+        <w:t>ا</w:t>
+      </w:r>
+      <w:r>
+        <w:rPr>
+          <w:rFonts w:ascii="Sakkal Majalla" w:hAnsi="Sakkal Majalla" w:cs="Sakkal Majalla" w:hint="cs"/>
+          <w:sz w:val="28"/>
+          <w:szCs w:val="28"/>
+          <w:rtl/>
+          <w:lang w:val="de-DE" w:bidi="ar-AE"/>
+        </w:rPr>
+        <w:t xml:space="preserve">ب زوجة له أبدًا؛ يبدو وكأنه رأى في ذلك تكريمًا لم يكن يتوقعه أبدًا. ولكن الأمر لم يكن حول هذا التكريم. إنها أول قطرة مستديمة تخرم في الحجر وهذه دائمًا كانت طريقة التأديب، التي كان يحتاجها داود. كم كان يجب أن يتألم بسبب الخداع والدسيسة، التي لم يكن مُستعَدًّا لها، حينما وطأ دائرة الملك! الشرفاء والأقوياء </w:t>
+      </w:r>
+      <w:r>
+        <w:rPr>
+          <w:rFonts w:ascii="Sakkal Majalla" w:hAnsi="Sakkal Majalla" w:cs="Sakkal Majalla" w:hint="cs"/>
+          <w:sz w:val="28"/>
+          <w:szCs w:val="28"/>
+          <w:rtl/>
+          <w:lang w:val="de-DE" w:bidi="ar-AE"/>
+        </w:rPr>
+        <w:t>يسيئون احتمال</w:t>
+      </w:r>
+      <w:r>
+        <w:rPr>
+          <w:rFonts w:ascii="Sakkal Majalla" w:hAnsi="Sakkal Majalla" w:cs="Sakkal Majalla" w:hint="cs"/>
+          <w:sz w:val="28"/>
+          <w:szCs w:val="28"/>
+          <w:rtl/>
+          <w:lang w:val="de-DE" w:bidi="ar-AE"/>
+        </w:rPr>
+        <w:t>هم</w:t>
+      </w:r>
+      <w:r>
+        <w:rPr>
+          <w:rFonts w:ascii="Sakkal Majalla" w:hAnsi="Sakkal Majalla" w:cs="Sakkal Majalla" w:hint="cs"/>
+          <w:sz w:val="28"/>
+          <w:szCs w:val="28"/>
+          <w:rtl/>
+          <w:lang w:val="de-DE" w:bidi="ar-AE"/>
+        </w:rPr>
+        <w:t xml:space="preserve"> </w:t>
+      </w:r>
+      <w:r>
+        <w:rPr>
+          <w:rFonts w:ascii="Sakkal Majalla" w:hAnsi="Sakkal Majalla" w:cs="Sakkal Majalla" w:hint="cs"/>
+          <w:sz w:val="28"/>
+          <w:szCs w:val="28"/>
+          <w:rtl/>
+          <w:lang w:val="de-DE" w:bidi="ar-AE"/>
+        </w:rPr>
+        <w:t>ل</w:t>
+      </w:r>
+      <w:r>
+        <w:rPr>
+          <w:rFonts w:ascii="Sakkal Majalla" w:hAnsi="Sakkal Majalla" w:cs="Sakkal Majalla" w:hint="cs"/>
+          <w:sz w:val="28"/>
+          <w:szCs w:val="28"/>
+          <w:rtl/>
+          <w:lang w:val="de-DE" w:bidi="ar-AE"/>
+        </w:rPr>
+        <w:t>فكر الحسد المعتمد. أما داود فقد تعرف بذلك على طريقة الأشرار المخادعة. شاول أعطى ميراب، خلافًا لجميع الحقوق والشرف، لأدرييل امرأة. ولكن إذ كان لا يزال متعطشًا لإبادة داود، عرض عليه ميكال شركًا، وذلك بشرط أن يقدم مهر زواجه "</w:t>
+      </w:r>
+      <w:r>
+        <w:rPr>
+          <w:rFonts w:ascii="Sakkal Majalla" w:hAnsi="Sakkal Majalla" w:cs="Sakkal Majalla" w:hint="cs"/>
+          <w:sz w:val="28"/>
+          <w:szCs w:val="28"/>
+          <w:rtl/>
+          <w:lang w:val="de-DE" w:bidi="ar-AE"/>
+        </w:rPr>
+        <w:t>مِئَةِ</w:t>
+      </w:r>
+      <w:r>
+        <w:rPr>
+          <w:rFonts w:ascii="Sakkal Majalla" w:hAnsi="Sakkal Majalla" w:cs="Sakkal Majalla"/>
+          <w:sz w:val="28"/>
+          <w:szCs w:val="28"/>
+          <w:rtl/>
+          <w:lang w:val="de-DE" w:bidi="ar-AE"/>
+        </w:rPr>
+        <w:t xml:space="preserve"> </w:t>
+      </w:r>
+      <w:r>
+        <w:rPr>
+          <w:rFonts w:ascii="Sakkal Majalla" w:hAnsi="Sakkal Majalla" w:cs="Sakkal Majalla" w:hint="cs"/>
+          <w:sz w:val="28"/>
+          <w:szCs w:val="28"/>
+          <w:rtl/>
+          <w:lang w:val="de-DE" w:bidi="ar-AE"/>
+        </w:rPr>
+        <w:t>غُلْفَةٍ</w:t>
+      </w:r>
+      <w:r>
+        <w:rPr>
+          <w:rFonts w:ascii="Sakkal Majalla" w:hAnsi="Sakkal Majalla" w:cs="Sakkal Majalla"/>
+          <w:sz w:val="28"/>
+          <w:szCs w:val="28"/>
+          <w:rtl/>
+          <w:lang w:val="de-DE" w:bidi="ar-AE"/>
+        </w:rPr>
+        <w:t xml:space="preserve"> </w:t>
+      </w:r>
+      <w:r>
+        <w:rPr>
+          <w:rFonts w:ascii="Sakkal Majalla" w:hAnsi="Sakkal Majalla" w:cs="Sakkal Majalla" w:hint="cs"/>
+          <w:sz w:val="28"/>
+          <w:szCs w:val="28"/>
+          <w:rtl/>
+          <w:lang w:val="de-DE" w:bidi="ar-AE"/>
+        </w:rPr>
+        <w:t>مِنَ</w:t>
+      </w:r>
+      <w:r>
+        <w:rPr>
+          <w:rFonts w:ascii="Sakkal Majalla" w:hAnsi="Sakkal Majalla" w:cs="Sakkal Majalla"/>
+          <w:sz w:val="28"/>
+          <w:szCs w:val="28"/>
+          <w:rtl/>
+          <w:lang w:val="de-DE" w:bidi="ar-AE"/>
+        </w:rPr>
+        <w:t xml:space="preserve"> </w:t>
+      </w:r>
+      <w:r>
+        <w:rPr>
+          <w:rFonts w:ascii="Sakkal Majalla" w:hAnsi="Sakkal Majalla" w:cs="Sakkal Majalla" w:hint="cs"/>
+          <w:sz w:val="28"/>
+          <w:szCs w:val="28"/>
+          <w:rtl/>
+          <w:lang w:val="de-DE" w:bidi="ar-AE"/>
+        </w:rPr>
+        <w:t>الْفِلِسْطِينِيِّينَ</w:t>
+      </w:r>
+      <w:r>
+        <w:rPr>
+          <w:rFonts w:ascii="Sakkal Majalla" w:hAnsi="Sakkal Majalla" w:cs="Sakkal Majalla" w:hint="cs"/>
+          <w:sz w:val="28"/>
+          <w:szCs w:val="28"/>
+          <w:rtl/>
+          <w:lang w:val="de-DE" w:bidi="ar-AE"/>
+        </w:rPr>
+        <w:t xml:space="preserve">". </w:t>
+      </w:r>
+      <w:r>
+        <w:rPr>
+          <w:rFonts w:ascii="Sakkal Majalla" w:hAnsi="Sakkal Majalla" w:cs="Sakkal Majalla" w:hint="cs"/>
+          <w:sz w:val="28"/>
+          <w:szCs w:val="28"/>
+          <w:rtl/>
+          <w:lang w:val="de-DE" w:bidi="ar-AE"/>
+        </w:rPr>
+        <w:t xml:space="preserve">داود وافق عن طيب خاطر. وبعدم تقيده بحدود الاتفاق تجاوز الشرط المنصوص عليه في كرمه </w:t>
+      </w:r>
+      <w:r>
+        <w:rPr>
+          <w:rFonts w:ascii="Sakkal Majalla" w:hAnsi="Sakkal Majalla" w:cs="Sakkal Majalla"/>
+          <w:sz w:val="28"/>
+          <w:szCs w:val="28"/>
+          <w:rtl/>
+          <w:lang w:val="de-DE" w:bidi="ar-AE"/>
+        </w:rPr>
+        <w:t>(</w:t>
+      </w:r>
+      <w:r>
+        <w:rPr>
+          <w:rFonts w:ascii="Sakkal Majalla" w:hAnsi="Sakkal Majalla" w:cs="Sakkal Majalla" w:hint="cs"/>
+          <w:sz w:val="28"/>
+          <w:szCs w:val="28"/>
+          <w:rtl/>
+          <w:lang w:val="de-DE" w:bidi="ar-AE"/>
+        </w:rPr>
+        <w:t>لأنه</w:t>
+      </w:r>
+      <w:r>
+        <w:rPr>
+          <w:rFonts w:ascii="Sakkal Majalla" w:hAnsi="Sakkal Majalla" w:cs="Sakkal Majalla"/>
+          <w:sz w:val="28"/>
+          <w:szCs w:val="28"/>
+          <w:rtl/>
+          <w:lang w:val="de-DE" w:bidi="ar-AE"/>
+        </w:rPr>
+        <w:t xml:space="preserve"> </w:t>
+      </w:r>
+      <w:r>
+        <w:rPr>
+          <w:rFonts w:ascii="Sakkal Majalla" w:hAnsi="Sakkal Majalla" w:cs="Sakkal Majalla" w:hint="cs"/>
+          <w:sz w:val="28"/>
+          <w:szCs w:val="28"/>
+          <w:rtl/>
+          <w:lang w:val="de-DE" w:bidi="ar-AE"/>
+        </w:rPr>
+        <w:t>لا</w:t>
+      </w:r>
+      <w:r>
+        <w:rPr>
+          <w:rFonts w:ascii="Sakkal Majalla" w:hAnsi="Sakkal Majalla" w:cs="Sakkal Majalla"/>
+          <w:sz w:val="28"/>
+          <w:szCs w:val="28"/>
+          <w:rtl/>
+          <w:lang w:val="de-DE" w:bidi="ar-AE"/>
+        </w:rPr>
+        <w:t xml:space="preserve"> </w:t>
+      </w:r>
+      <w:r>
+        <w:rPr>
+          <w:rFonts w:ascii="Sakkal Majalla" w:hAnsi="Sakkal Majalla" w:cs="Sakkal Majalla" w:hint="cs"/>
+          <w:sz w:val="28"/>
+          <w:szCs w:val="28"/>
+          <w:rtl/>
+          <w:lang w:val="de-DE" w:bidi="ar-AE"/>
+        </w:rPr>
+        <w:t>يريد</w:t>
+      </w:r>
+      <w:r>
+        <w:rPr>
+          <w:rFonts w:ascii="Sakkal Majalla" w:hAnsi="Sakkal Majalla" w:cs="Sakkal Majalla"/>
+          <w:sz w:val="28"/>
+          <w:szCs w:val="28"/>
+          <w:rtl/>
+          <w:lang w:val="de-DE" w:bidi="ar-AE"/>
+        </w:rPr>
+        <w:t xml:space="preserve"> </w:t>
+      </w:r>
+      <w:r>
+        <w:rPr>
+          <w:rFonts w:ascii="Sakkal Majalla" w:hAnsi="Sakkal Majalla" w:cs="Sakkal Majalla" w:hint="cs"/>
+          <w:sz w:val="28"/>
+          <w:szCs w:val="28"/>
+          <w:rtl/>
+          <w:lang w:val="de-DE" w:bidi="ar-AE"/>
+        </w:rPr>
+        <w:t>أن</w:t>
+      </w:r>
+      <w:r>
+        <w:rPr>
+          <w:rFonts w:ascii="Sakkal Majalla" w:hAnsi="Sakkal Majalla" w:cs="Sakkal Majalla"/>
+          <w:sz w:val="28"/>
+          <w:szCs w:val="28"/>
+          <w:rtl/>
+          <w:lang w:val="de-DE" w:bidi="ar-AE"/>
+        </w:rPr>
+        <w:t xml:space="preserve"> </w:t>
+      </w:r>
+      <w:r>
+        <w:rPr>
+          <w:rFonts w:ascii="Sakkal Majalla" w:hAnsi="Sakkal Majalla" w:cs="Sakkal Majalla" w:hint="cs"/>
+          <w:sz w:val="28"/>
+          <w:szCs w:val="28"/>
+          <w:rtl/>
+          <w:lang w:val="de-DE" w:bidi="ar-AE"/>
+        </w:rPr>
+        <w:t>يكون</w:t>
+      </w:r>
+      <w:r>
+        <w:rPr>
+          <w:rFonts w:ascii="Sakkal Majalla" w:hAnsi="Sakkal Majalla" w:cs="Sakkal Majalla"/>
+          <w:sz w:val="28"/>
+          <w:szCs w:val="28"/>
+          <w:rtl/>
+          <w:lang w:val="de-DE" w:bidi="ar-AE"/>
+        </w:rPr>
+        <w:t xml:space="preserve"> </w:t>
+      </w:r>
+      <w:r>
+        <w:rPr>
+          <w:rFonts w:ascii="Sakkal Majalla" w:hAnsi="Sakkal Majalla" w:cs="Sakkal Majalla" w:hint="cs"/>
+          <w:sz w:val="28"/>
+          <w:szCs w:val="28"/>
+          <w:rtl/>
+          <w:lang w:val="de-DE" w:bidi="ar-AE"/>
+        </w:rPr>
+        <w:t>مدينًا</w:t>
+      </w:r>
+      <w:r>
+        <w:rPr>
+          <w:rFonts w:ascii="Sakkal Majalla" w:hAnsi="Sakkal Majalla" w:cs="Sakkal Majalla"/>
+          <w:sz w:val="28"/>
+          <w:szCs w:val="28"/>
+          <w:rtl/>
+          <w:lang w:val="de-DE" w:bidi="ar-AE"/>
+        </w:rPr>
+        <w:t xml:space="preserve"> </w:t>
+      </w:r>
+      <w:r>
+        <w:rPr>
+          <w:rFonts w:ascii="Sakkal Majalla" w:hAnsi="Sakkal Majalla" w:cs="Sakkal Majalla" w:hint="cs"/>
+          <w:sz w:val="28"/>
+          <w:szCs w:val="28"/>
+          <w:rtl/>
+          <w:lang w:val="de-DE" w:bidi="ar-AE"/>
+        </w:rPr>
+        <w:t>لأي</w:t>
+      </w:r>
+      <w:r>
+        <w:rPr>
+          <w:rFonts w:ascii="Sakkal Majalla" w:hAnsi="Sakkal Majalla" w:cs="Sakkal Majalla"/>
+          <w:sz w:val="28"/>
+          <w:szCs w:val="28"/>
+          <w:rtl/>
+          <w:lang w:val="de-DE" w:bidi="ar-AE"/>
+        </w:rPr>
+        <w:t xml:space="preserve"> </w:t>
+      </w:r>
+      <w:r>
+        <w:rPr>
+          <w:rFonts w:ascii="Sakkal Majalla" w:hAnsi="Sakkal Majalla" w:cs="Sakkal Majalla" w:hint="cs"/>
+          <w:sz w:val="28"/>
+          <w:szCs w:val="28"/>
+          <w:rtl/>
+          <w:lang w:val="de-DE" w:bidi="ar-AE"/>
+        </w:rPr>
+        <w:t>شخص</w:t>
+      </w:r>
+      <w:r>
+        <w:rPr>
+          <w:rFonts w:ascii="Sakkal Majalla" w:hAnsi="Sakkal Majalla" w:cs="Sakkal Majalla"/>
+          <w:sz w:val="28"/>
+          <w:szCs w:val="28"/>
+          <w:rtl/>
+          <w:lang w:val="de-DE" w:bidi="ar-AE"/>
+        </w:rPr>
+        <w:t xml:space="preserve">) </w:t>
+      </w:r>
+      <w:r>
+        <w:rPr>
+          <w:rFonts w:ascii="Sakkal Majalla" w:hAnsi="Sakkal Majalla" w:cs="Sakkal Majalla" w:hint="cs"/>
+          <w:sz w:val="28"/>
+          <w:szCs w:val="28"/>
+          <w:rtl/>
+          <w:lang w:val="de-DE" w:bidi="ar-AE"/>
+        </w:rPr>
+        <w:t>"</w:t>
+      </w:r>
+      <w:r>
+        <w:rPr>
+          <w:rFonts w:ascii="Sakkal Majalla" w:hAnsi="Sakkal Majalla" w:cs="Sakkal Majalla" w:hint="cs"/>
+          <w:sz w:val="28"/>
+          <w:szCs w:val="28"/>
+          <w:rtl/>
+          <w:lang w:val="de-DE" w:bidi="ar-AE"/>
+        </w:rPr>
+        <w:t>َقَتَلَ</w:t>
+      </w:r>
+      <w:r>
+        <w:rPr>
+          <w:rFonts w:ascii="Sakkal Majalla" w:hAnsi="Sakkal Majalla" w:cs="Sakkal Majalla"/>
+          <w:sz w:val="28"/>
+          <w:szCs w:val="28"/>
+          <w:rtl/>
+          <w:lang w:val="de-DE" w:bidi="ar-AE"/>
+        </w:rPr>
+        <w:t xml:space="preserve"> </w:t>
+      </w:r>
+      <w:r>
+        <w:rPr>
+          <w:rFonts w:ascii="Sakkal Majalla" w:hAnsi="Sakkal Majalla" w:cs="Sakkal Majalla" w:hint="cs"/>
+          <w:sz w:val="28"/>
+          <w:szCs w:val="28"/>
+          <w:rtl/>
+          <w:lang w:val="de-DE" w:bidi="ar-AE"/>
+        </w:rPr>
+        <w:t>مِنَ</w:t>
+      </w:r>
+      <w:r>
+        <w:rPr>
+          <w:rFonts w:ascii="Sakkal Majalla" w:hAnsi="Sakkal Majalla" w:cs="Sakkal Majalla"/>
+          <w:sz w:val="28"/>
+          <w:szCs w:val="28"/>
+          <w:rtl/>
+          <w:lang w:val="de-DE" w:bidi="ar-AE"/>
+        </w:rPr>
+        <w:t xml:space="preserve"> </w:t>
+      </w:r>
+      <w:r>
+        <w:rPr>
+          <w:rFonts w:ascii="Sakkal Majalla" w:hAnsi="Sakkal Majalla" w:cs="Sakkal Majalla" w:hint="cs"/>
+          <w:sz w:val="28"/>
+          <w:szCs w:val="28"/>
+          <w:rtl/>
+          <w:lang w:val="de-DE" w:bidi="ar-AE"/>
+        </w:rPr>
+        <w:t>الْفِلِسْطِينِيِّينَ</w:t>
+      </w:r>
+      <w:r>
+        <w:rPr>
+          <w:rFonts w:ascii="Sakkal Majalla" w:hAnsi="Sakkal Majalla" w:cs="Sakkal Majalla"/>
+          <w:sz w:val="28"/>
+          <w:szCs w:val="28"/>
+          <w:rtl/>
+          <w:lang w:val="de-DE" w:bidi="ar-AE"/>
+        </w:rPr>
+        <w:t xml:space="preserve"> </w:t>
+      </w:r>
+      <w:r>
+        <w:rPr>
+          <w:rFonts w:ascii="Sakkal Majalla" w:hAnsi="Sakkal Majalla" w:cs="Sakkal Majalla" w:hint="cs"/>
+          <w:sz w:val="28"/>
+          <w:szCs w:val="28"/>
+          <w:rtl/>
+          <w:lang w:val="de-DE" w:bidi="ar-AE"/>
+        </w:rPr>
+        <w:t>مِئَتَيْ</w:t>
+      </w:r>
+      <w:r>
+        <w:rPr>
+          <w:rFonts w:ascii="Sakkal Majalla" w:hAnsi="Sakkal Majalla" w:cs="Sakkal Majalla"/>
+          <w:sz w:val="28"/>
+          <w:szCs w:val="28"/>
+          <w:rtl/>
+          <w:lang w:val="de-DE" w:bidi="ar-AE"/>
+        </w:rPr>
+        <w:t xml:space="preserve"> </w:t>
+      </w:r>
+      <w:r>
+        <w:rPr>
+          <w:rFonts w:ascii="Sakkal Majalla" w:hAnsi="Sakkal Majalla" w:cs="Sakkal Majalla" w:hint="cs"/>
+          <w:sz w:val="28"/>
+          <w:szCs w:val="28"/>
+          <w:rtl/>
+          <w:lang w:val="de-DE" w:bidi="ar-AE"/>
+        </w:rPr>
+        <w:t>رَجُل</w:t>
+      </w:r>
+      <w:r>
+        <w:rPr>
+          <w:rFonts w:ascii="Sakkal Majalla" w:hAnsi="Sakkal Majalla" w:cs="Sakkal Majalla" w:hint="cs"/>
+          <w:sz w:val="28"/>
+          <w:szCs w:val="28"/>
+          <w:rtl/>
+          <w:lang w:val="de-DE" w:bidi="ar-AE"/>
+        </w:rPr>
+        <w:t>". كلما ارتفعنا أكثر عن روح العالم كلما ازداد كرهه لنا. شاول الآن أصبح</w:t>
+      </w:r>
+      <w:r>
+        <w:rPr>
+          <w:rFonts w:ascii="Sakkal Majalla" w:hAnsi="Sakkal Majalla" w:cs="Sakkal Majalla" w:hint="cs"/>
+          <w:sz w:val="28"/>
+          <w:szCs w:val="28"/>
+          <w:rtl/>
+          <w:lang w:val="de-DE" w:bidi="ar-AE"/>
+        </w:rPr>
+        <w:t xml:space="preserve"> "</w:t>
+      </w:r>
+      <w:r>
+        <w:rPr>
+          <w:rFonts w:ascii="Sakkal Majalla" w:hAnsi="Sakkal Majalla" w:cs="Sakkal Majalla" w:hint="cs"/>
+          <w:sz w:val="28"/>
+          <w:szCs w:val="28"/>
+          <w:rtl/>
+          <w:lang w:val="de-DE" w:bidi="ar-AE"/>
+        </w:rPr>
+        <w:t>عَدُوًّا</w:t>
+      </w:r>
+      <w:r>
+        <w:rPr>
+          <w:rFonts w:ascii="Sakkal Majalla" w:hAnsi="Sakkal Majalla" w:cs="Sakkal Majalla"/>
+          <w:sz w:val="28"/>
+          <w:szCs w:val="28"/>
+          <w:rtl/>
+          <w:lang w:val="de-DE" w:bidi="ar-AE"/>
+        </w:rPr>
+        <w:t xml:space="preserve"> </w:t>
+      </w:r>
+      <w:r>
+        <w:rPr>
+          <w:rFonts w:ascii="Sakkal Majalla" w:hAnsi="Sakkal Majalla" w:cs="Sakkal Majalla" w:hint="cs"/>
+          <w:sz w:val="28"/>
+          <w:szCs w:val="28"/>
+          <w:rtl/>
+          <w:lang w:val="de-DE" w:bidi="ar-AE"/>
+        </w:rPr>
+        <w:t>لِدَاوُدَ</w:t>
+      </w:r>
+      <w:r>
+        <w:rPr>
+          <w:rFonts w:ascii="Sakkal Majalla" w:hAnsi="Sakkal Majalla" w:cs="Sakkal Majalla"/>
+          <w:sz w:val="28"/>
+          <w:szCs w:val="28"/>
+          <w:rtl/>
+          <w:lang w:val="de-DE" w:bidi="ar-AE"/>
+        </w:rPr>
+        <w:t xml:space="preserve"> </w:t>
+      </w:r>
+      <w:r>
+        <w:rPr>
+          <w:rFonts w:ascii="Sakkal Majalla" w:hAnsi="Sakkal Majalla" w:cs="Sakkal Majalla" w:hint="cs"/>
+          <w:sz w:val="28"/>
+          <w:szCs w:val="28"/>
+          <w:rtl/>
+          <w:lang w:val="de-DE" w:bidi="ar-AE"/>
+        </w:rPr>
+        <w:t>كُلَّ</w:t>
+      </w:r>
+      <w:r>
+        <w:rPr>
+          <w:rFonts w:ascii="Sakkal Majalla" w:hAnsi="Sakkal Majalla" w:cs="Sakkal Majalla"/>
+          <w:sz w:val="28"/>
+          <w:szCs w:val="28"/>
+          <w:rtl/>
+          <w:lang w:val="de-DE" w:bidi="ar-AE"/>
+        </w:rPr>
+        <w:t xml:space="preserve"> </w:t>
+      </w:r>
+      <w:r>
+        <w:rPr>
+          <w:rFonts w:ascii="Sakkal Majalla" w:hAnsi="Sakkal Majalla" w:cs="Sakkal Majalla" w:hint="cs"/>
+          <w:sz w:val="28"/>
+          <w:szCs w:val="28"/>
+          <w:rtl/>
+          <w:lang w:val="de-DE" w:bidi="ar-AE"/>
+        </w:rPr>
+        <w:t>الأَيَّامِ</w:t>
+      </w:r>
+      <w:r>
+        <w:rPr>
+          <w:rFonts w:ascii="Sakkal Majalla" w:hAnsi="Sakkal Majalla" w:cs="Sakkal Majalla" w:hint="cs"/>
+          <w:sz w:val="28"/>
+          <w:szCs w:val="28"/>
+          <w:rtl/>
+          <w:lang w:val="de-DE" w:bidi="ar-AE"/>
+        </w:rPr>
+        <w:t>". فلا بد أن خادم الرب الأمين هذا قد فهم الآن، بأن كل لطفه وخدمته في القصر كانت بلا جدوى. الكرامة المتزايدة لم تجلب له إلا بغضة مميتة وعميقة. ولا بد أنه شعر بقدر ضئيل بعواطف القائل: "</w:t>
+      </w:r>
+      <w:r>
+        <w:rPr>
+          <w:rFonts w:ascii="Sakkal Majalla" w:hAnsi="Sakkal Majalla" w:cs="Sakkal Majalla" w:hint="cs"/>
+          <w:sz w:val="28"/>
+          <w:szCs w:val="28"/>
+          <w:rtl/>
+          <w:lang w:val="de-DE" w:bidi="ar-AE"/>
+        </w:rPr>
+        <w:t>لَوْ</w:t>
+      </w:r>
+      <w:r>
+        <w:rPr>
+          <w:rFonts w:ascii="Sakkal Majalla" w:hAnsi="Sakkal Majalla" w:cs="Sakkal Majalla"/>
+          <w:sz w:val="28"/>
+          <w:szCs w:val="28"/>
+          <w:rtl/>
+          <w:lang w:val="de-DE" w:bidi="ar-AE"/>
+        </w:rPr>
+        <w:t xml:space="preserve"> </w:t>
+      </w:r>
+      <w:r>
+        <w:rPr>
+          <w:rFonts w:ascii="Sakkal Majalla" w:hAnsi="Sakkal Majalla" w:cs="Sakkal Majalla" w:hint="cs"/>
+          <w:sz w:val="28"/>
+          <w:szCs w:val="28"/>
+          <w:rtl/>
+          <w:lang w:val="de-DE" w:bidi="ar-AE"/>
+        </w:rPr>
+        <w:t>لَمْ</w:t>
+      </w:r>
+      <w:r>
+        <w:rPr>
+          <w:rFonts w:ascii="Sakkal Majalla" w:hAnsi="Sakkal Majalla" w:cs="Sakkal Majalla"/>
+          <w:sz w:val="28"/>
+          <w:szCs w:val="28"/>
+          <w:rtl/>
+          <w:lang w:val="de-DE" w:bidi="ar-AE"/>
+        </w:rPr>
+        <w:t xml:space="preserve"> </w:t>
+      </w:r>
+      <w:r>
+        <w:rPr>
+          <w:rFonts w:ascii="Sakkal Majalla" w:hAnsi="Sakkal Majalla" w:cs="Sakkal Majalla" w:hint="cs"/>
+          <w:sz w:val="28"/>
+          <w:szCs w:val="28"/>
+          <w:rtl/>
+          <w:lang w:val="de-DE" w:bidi="ar-AE"/>
+        </w:rPr>
+        <w:t>أَكُنْ</w:t>
+      </w:r>
+      <w:r>
+        <w:rPr>
+          <w:rFonts w:ascii="Sakkal Majalla" w:hAnsi="Sakkal Majalla" w:cs="Sakkal Majalla"/>
+          <w:sz w:val="28"/>
+          <w:szCs w:val="28"/>
+          <w:rtl/>
+          <w:lang w:val="de-DE" w:bidi="ar-AE"/>
+        </w:rPr>
+        <w:t xml:space="preserve"> </w:t>
+      </w:r>
+      <w:r>
+        <w:rPr>
+          <w:rFonts w:ascii="Sakkal Majalla" w:hAnsi="Sakkal Majalla" w:cs="Sakkal Majalla" w:hint="cs"/>
+          <w:sz w:val="28"/>
+          <w:szCs w:val="28"/>
+          <w:rtl/>
+          <w:lang w:val="de-DE" w:bidi="ar-AE"/>
+        </w:rPr>
+        <w:t>قَدْ</w:t>
+      </w:r>
+      <w:r>
+        <w:rPr>
+          <w:rFonts w:ascii="Sakkal Majalla" w:hAnsi="Sakkal Majalla" w:cs="Sakkal Majalla"/>
+          <w:sz w:val="28"/>
+          <w:szCs w:val="28"/>
+          <w:rtl/>
+          <w:lang w:val="de-DE" w:bidi="ar-AE"/>
+        </w:rPr>
+        <w:t xml:space="preserve"> </w:t>
+      </w:r>
+      <w:r>
+        <w:rPr>
+          <w:rFonts w:ascii="Sakkal Majalla" w:hAnsi="Sakkal Majalla" w:cs="Sakkal Majalla" w:hint="cs"/>
+          <w:sz w:val="28"/>
+          <w:szCs w:val="28"/>
+          <w:rtl/>
+          <w:lang w:val="de-DE" w:bidi="ar-AE"/>
+        </w:rPr>
+        <w:t>عَمِلْتُ</w:t>
+      </w:r>
+      <w:r>
+        <w:rPr>
+          <w:rFonts w:ascii="Sakkal Majalla" w:hAnsi="Sakkal Majalla" w:cs="Sakkal Majalla"/>
+          <w:sz w:val="28"/>
+          <w:szCs w:val="28"/>
+          <w:rtl/>
+          <w:lang w:val="de-DE" w:bidi="ar-AE"/>
+        </w:rPr>
+        <w:t xml:space="preserve"> </w:t>
+      </w:r>
+      <w:r>
+        <w:rPr>
+          <w:rFonts w:ascii="Sakkal Majalla" w:hAnsi="Sakkal Majalla" w:cs="Sakkal Majalla" w:hint="cs"/>
+          <w:sz w:val="28"/>
+          <w:szCs w:val="28"/>
+          <w:rtl/>
+          <w:lang w:val="de-DE" w:bidi="ar-AE"/>
+        </w:rPr>
+        <w:t>بَيْنَهُمْ</w:t>
+      </w:r>
+      <w:r>
+        <w:rPr>
+          <w:rFonts w:ascii="Sakkal Majalla" w:hAnsi="Sakkal Majalla" w:cs="Sakkal Majalla"/>
+          <w:sz w:val="28"/>
+          <w:szCs w:val="28"/>
+          <w:rtl/>
+          <w:lang w:val="de-DE" w:bidi="ar-AE"/>
+        </w:rPr>
+        <w:t xml:space="preserve"> </w:t>
+      </w:r>
+      <w:r>
+        <w:rPr>
+          <w:rFonts w:ascii="Sakkal Majalla" w:hAnsi="Sakkal Majalla" w:cs="Sakkal Majalla" w:hint="cs"/>
+          <w:sz w:val="28"/>
+          <w:szCs w:val="28"/>
+          <w:rtl/>
+          <w:lang w:val="de-DE" w:bidi="ar-AE"/>
+        </w:rPr>
+        <w:t>أَعْمَالاً</w:t>
+      </w:r>
+      <w:r>
+        <w:rPr>
+          <w:rFonts w:ascii="Sakkal Majalla" w:hAnsi="Sakkal Majalla" w:cs="Sakkal Majalla"/>
+          <w:sz w:val="28"/>
+          <w:szCs w:val="28"/>
+          <w:rtl/>
+          <w:lang w:val="de-DE" w:bidi="ar-AE"/>
+        </w:rPr>
+        <w:t xml:space="preserve"> </w:t>
+      </w:r>
+      <w:r>
+        <w:rPr>
+          <w:rFonts w:ascii="Sakkal Majalla" w:hAnsi="Sakkal Majalla" w:cs="Sakkal Majalla" w:hint="cs"/>
+          <w:sz w:val="28"/>
+          <w:szCs w:val="28"/>
+          <w:rtl/>
+          <w:lang w:val="de-DE" w:bidi="ar-AE"/>
+        </w:rPr>
+        <w:t>لَمْ</w:t>
+      </w:r>
+      <w:r>
+        <w:rPr>
+          <w:rFonts w:ascii="Sakkal Majalla" w:hAnsi="Sakkal Majalla" w:cs="Sakkal Majalla"/>
+          <w:sz w:val="28"/>
+          <w:szCs w:val="28"/>
+          <w:rtl/>
+          <w:lang w:val="de-DE" w:bidi="ar-AE"/>
+        </w:rPr>
+        <w:t xml:space="preserve"> </w:t>
+      </w:r>
+      <w:r>
+        <w:rPr>
+          <w:rFonts w:ascii="Sakkal Majalla" w:hAnsi="Sakkal Majalla" w:cs="Sakkal Majalla" w:hint="cs"/>
+          <w:sz w:val="28"/>
+          <w:szCs w:val="28"/>
+          <w:rtl/>
+          <w:lang w:val="de-DE" w:bidi="ar-AE"/>
+        </w:rPr>
+        <w:t>يَعْمَلْهَا</w:t>
+      </w:r>
+      <w:r>
+        <w:rPr>
+          <w:rFonts w:ascii="Sakkal Majalla" w:hAnsi="Sakkal Majalla" w:cs="Sakkal Majalla"/>
+          <w:sz w:val="28"/>
+          <w:szCs w:val="28"/>
+          <w:rtl/>
+          <w:lang w:val="de-DE" w:bidi="ar-AE"/>
+        </w:rPr>
+        <w:t xml:space="preserve"> </w:t>
+      </w:r>
+      <w:r>
+        <w:rPr>
+          <w:rFonts w:ascii="Sakkal Majalla" w:hAnsi="Sakkal Majalla" w:cs="Sakkal Majalla" w:hint="cs"/>
+          <w:sz w:val="28"/>
+          <w:szCs w:val="28"/>
+          <w:rtl/>
+          <w:lang w:val="de-DE" w:bidi="ar-AE"/>
+        </w:rPr>
+        <w:t>أَحَدٌ</w:t>
+      </w:r>
+      <w:r>
+        <w:rPr>
+          <w:rFonts w:ascii="Sakkal Majalla" w:hAnsi="Sakkal Majalla" w:cs="Sakkal Majalla"/>
+          <w:sz w:val="28"/>
+          <w:szCs w:val="28"/>
+          <w:rtl/>
+          <w:lang w:val="de-DE" w:bidi="ar-AE"/>
+        </w:rPr>
+        <w:t xml:space="preserve"> </w:t>
+      </w:r>
+      <w:r>
+        <w:rPr>
+          <w:rFonts w:ascii="Sakkal Majalla" w:hAnsi="Sakkal Majalla" w:cs="Sakkal Majalla" w:hint="cs"/>
+          <w:sz w:val="28"/>
+          <w:szCs w:val="28"/>
+          <w:rtl/>
+          <w:lang w:val="de-DE" w:bidi="ar-AE"/>
+        </w:rPr>
+        <w:t>غَيْرِي،</w:t>
+      </w:r>
+      <w:r>
+        <w:rPr>
+          <w:rFonts w:ascii="Sakkal Majalla" w:hAnsi="Sakkal Majalla" w:cs="Sakkal Majalla"/>
+          <w:sz w:val="28"/>
+          <w:szCs w:val="28"/>
+          <w:rtl/>
+          <w:lang w:val="de-DE" w:bidi="ar-AE"/>
+        </w:rPr>
+        <w:t xml:space="preserve"> </w:t>
+      </w:r>
+      <w:r>
+        <w:rPr>
+          <w:rFonts w:ascii="Sakkal Majalla" w:hAnsi="Sakkal Majalla" w:cs="Sakkal Majalla" w:hint="cs"/>
+          <w:sz w:val="28"/>
+          <w:szCs w:val="28"/>
+          <w:rtl/>
+          <w:lang w:val="de-DE" w:bidi="ar-AE"/>
+        </w:rPr>
+        <w:t>لَمْ</w:t>
+      </w:r>
+      <w:r>
+        <w:rPr>
+          <w:rFonts w:ascii="Sakkal Majalla" w:hAnsi="Sakkal Majalla" w:cs="Sakkal Majalla"/>
+          <w:sz w:val="28"/>
+          <w:szCs w:val="28"/>
+          <w:rtl/>
+          <w:lang w:val="de-DE" w:bidi="ar-AE"/>
+        </w:rPr>
+        <w:t xml:space="preserve"> </w:t>
+      </w:r>
+      <w:r>
+        <w:rPr>
+          <w:rFonts w:ascii="Sakkal Majalla" w:hAnsi="Sakkal Majalla" w:cs="Sakkal Majalla" w:hint="cs"/>
+          <w:sz w:val="28"/>
+          <w:szCs w:val="28"/>
+          <w:rtl/>
+          <w:lang w:val="de-DE" w:bidi="ar-AE"/>
+        </w:rPr>
+        <w:t>تَكُنْ</w:t>
+      </w:r>
+      <w:r>
+        <w:rPr>
+          <w:rFonts w:ascii="Sakkal Majalla" w:hAnsi="Sakkal Majalla" w:cs="Sakkal Majalla"/>
+          <w:sz w:val="28"/>
+          <w:szCs w:val="28"/>
+          <w:rtl/>
+          <w:lang w:val="de-DE" w:bidi="ar-AE"/>
+        </w:rPr>
+        <w:t xml:space="preserve"> </w:t>
+      </w:r>
+      <w:r>
+        <w:rPr>
+          <w:rFonts w:ascii="Sakkal Majalla" w:hAnsi="Sakkal Majalla" w:cs="Sakkal Majalla" w:hint="cs"/>
+          <w:sz w:val="28"/>
+          <w:szCs w:val="28"/>
+          <w:rtl/>
+          <w:lang w:val="de-DE" w:bidi="ar-AE"/>
+        </w:rPr>
+        <w:t>لَهُمْ</w:t>
+      </w:r>
+      <w:r>
+        <w:rPr>
+          <w:rFonts w:ascii="Sakkal Majalla" w:hAnsi="Sakkal Majalla" w:cs="Sakkal Majalla"/>
+          <w:sz w:val="28"/>
+          <w:szCs w:val="28"/>
+          <w:rtl/>
+          <w:lang w:val="de-DE" w:bidi="ar-AE"/>
+        </w:rPr>
+        <w:t xml:space="preserve"> </w:t>
+      </w:r>
+      <w:r>
+        <w:rPr>
+          <w:rFonts w:ascii="Sakkal Majalla" w:hAnsi="Sakkal Majalla" w:cs="Sakkal Majalla" w:hint="cs"/>
+          <w:sz w:val="28"/>
+          <w:szCs w:val="28"/>
+          <w:rtl/>
+          <w:lang w:val="de-DE" w:bidi="ar-AE"/>
+        </w:rPr>
+        <w:t>خَطِيَّةٌ،</w:t>
+      </w:r>
+      <w:r>
+        <w:rPr>
+          <w:rFonts w:ascii="Sakkal Majalla" w:hAnsi="Sakkal Majalla" w:cs="Sakkal Majalla"/>
+          <w:sz w:val="28"/>
+          <w:szCs w:val="28"/>
+          <w:rtl/>
+          <w:lang w:val="de-DE" w:bidi="ar-AE"/>
+        </w:rPr>
+        <w:t xml:space="preserve"> </w:t>
+      </w:r>
+      <w:r>
+        <w:rPr>
+          <w:rFonts w:ascii="Sakkal Majalla" w:hAnsi="Sakkal Majalla" w:cs="Sakkal Majalla" w:hint="cs"/>
+          <w:sz w:val="28"/>
+          <w:szCs w:val="28"/>
+          <w:rtl/>
+          <w:lang w:val="de-DE" w:bidi="ar-AE"/>
+        </w:rPr>
+        <w:t xml:space="preserve">... </w:t>
+      </w:r>
+      <w:r>
+        <w:rPr>
+          <w:rFonts w:ascii="Sakkal Majalla" w:hAnsi="Sakkal Majalla" w:cs="Sakkal Majalla" w:hint="cs"/>
+          <w:sz w:val="28"/>
+          <w:szCs w:val="28"/>
+          <w:rtl/>
+          <w:lang w:val="de-DE" w:bidi="ar-AE"/>
+        </w:rPr>
+        <w:t>إِنَّهُمْ</w:t>
+      </w:r>
+      <w:r>
+        <w:rPr>
+          <w:rFonts w:ascii="Sakkal Majalla" w:hAnsi="Sakkal Majalla" w:cs="Sakkal Majalla"/>
+          <w:sz w:val="28"/>
+          <w:szCs w:val="28"/>
+          <w:rtl/>
+          <w:lang w:val="de-DE" w:bidi="ar-AE"/>
+        </w:rPr>
+        <w:t xml:space="preserve"> </w:t>
+      </w:r>
+      <w:r>
+        <w:rPr>
+          <w:rFonts w:ascii="Sakkal Majalla" w:hAnsi="Sakkal Majalla" w:cs="Sakkal Majalla" w:hint="cs"/>
+          <w:sz w:val="28"/>
+          <w:szCs w:val="28"/>
+          <w:rtl/>
+          <w:lang w:val="de-DE" w:bidi="ar-AE"/>
+        </w:rPr>
+        <w:t>أَبْغَضُونِي</w:t>
+      </w:r>
+      <w:r>
+        <w:rPr>
+          <w:rFonts w:ascii="Sakkal Majalla" w:hAnsi="Sakkal Majalla" w:cs="Sakkal Majalla"/>
+          <w:sz w:val="28"/>
+          <w:szCs w:val="28"/>
+          <w:rtl/>
+          <w:lang w:val="de-DE" w:bidi="ar-AE"/>
+        </w:rPr>
+        <w:t xml:space="preserve"> </w:t>
+      </w:r>
+      <w:r>
+        <w:rPr>
+          <w:rFonts w:ascii="Sakkal Majalla" w:hAnsi="Sakkal Majalla" w:cs="Sakkal Majalla" w:hint="cs"/>
+          <w:sz w:val="28"/>
+          <w:szCs w:val="28"/>
+          <w:rtl/>
+          <w:lang w:val="de-DE" w:bidi="ar-AE"/>
+        </w:rPr>
+        <w:t>بِلاَ</w:t>
+      </w:r>
+      <w:r>
+        <w:rPr>
+          <w:rFonts w:ascii="Sakkal Majalla" w:hAnsi="Sakkal Majalla" w:cs="Sakkal Majalla"/>
+          <w:sz w:val="28"/>
+          <w:szCs w:val="28"/>
+          <w:rtl/>
+          <w:lang w:val="de-DE" w:bidi="ar-AE"/>
+        </w:rPr>
+        <w:t xml:space="preserve"> </w:t>
+      </w:r>
+      <w:r>
+        <w:rPr>
+          <w:rFonts w:ascii="Sakkal Majalla" w:hAnsi="Sakkal Majalla" w:cs="Sakkal Majalla" w:hint="cs"/>
+          <w:sz w:val="28"/>
+          <w:szCs w:val="28"/>
+          <w:rtl/>
+          <w:lang w:val="de-DE" w:bidi="ar-AE"/>
+        </w:rPr>
+        <w:t>سَبَبٍ</w:t>
+      </w:r>
+      <w:r>
+        <w:rPr>
+          <w:rFonts w:ascii="Sakkal Majalla" w:hAnsi="Sakkal Majalla" w:cs="Sakkal Majalla"/>
+          <w:sz w:val="28"/>
+          <w:szCs w:val="28"/>
+          <w:rtl/>
+          <w:lang w:val="de-DE" w:bidi="ar-AE"/>
+        </w:rPr>
+        <w:t>.</w:t>
+      </w:r>
+      <w:r>
+        <w:rPr>
+          <w:rFonts w:ascii="Sakkal Majalla" w:hAnsi="Sakkal Majalla" w:cs="Sakkal Majalla" w:hint="cs"/>
+          <w:sz w:val="28"/>
+          <w:szCs w:val="28"/>
+          <w:rtl/>
+          <w:lang w:val="de-DE" w:bidi="ar-AE"/>
+        </w:rPr>
+        <w:t>".</w:t>
+      </w:r>
+    </w:p>
+    <w:p>
+      <w:pPr>
+        <w:jc w:val="both"/>
+        <w:rPr>
+          <w:rFonts w:ascii="Sakkal Majalla" w:hAnsi="Sakkal Majalla" w:cs="Sakkal Majalla"/>
+          <w:sz w:val="28"/>
+          <w:szCs w:val="28"/>
+          <w:rtl/>
+          <w:lang w:val="de-DE" w:bidi="ar-AE"/>
+        </w:rPr>
+      </w:pPr>
+      <w:r>
+        <w:rPr>
+          <w:rFonts w:ascii="Sakkal Majalla" w:hAnsi="Sakkal Majalla" w:cs="Sakkal Majalla" w:hint="cs"/>
+          <w:sz w:val="28"/>
+          <w:szCs w:val="28"/>
+          <w:rtl/>
+          <w:lang w:val="de-DE" w:bidi="ar-AE"/>
+        </w:rPr>
+        <w:t>1. صموئيل 19 هذه الكراهية لم تعُد تختفي الآن خلف رداء واقي. لأن شاول كلّم ابنه يوناثان وجميع عبيده، بأنه يريد قتل داود".</w:t>
+      </w:r>
+      <w:r>
+        <w:rPr>
+          <w:rFonts w:ascii="Sakkal Majalla" w:hAnsi="Sakkal Majalla" w:cs="Sakkal Majalla" w:hint="cs"/>
+          <w:sz w:val="28"/>
+          <w:szCs w:val="28"/>
+          <w:rtl/>
+          <w:lang w:val="de-DE" w:bidi="ar-AE"/>
+        </w:rPr>
+        <w:t xml:space="preserve"> داود يحذره يوناثان، الذي وجد مسرة كبيرة في داود، لأجل هذا القصد. كم هي طرق الله مليئة بالنعمة والرحمة مع شعبه! عندما يرى ضرورة في الأمر بأن يُري عبده باختبار أليم شر الشركة مع العالم، الذي يجب على عبده أن ينفصل عنها، يهتم الله في الوقت نفسه بوجود قلب مخلص يستطيع عبده أن يعتمد عليه كليًا! داود كانت له نظرة مستنيرة، موضعًا للطمأنينة، ملجأ، لم يكن يعرف عنه ندّه الكبير كثيرًا. يوناثان حذره، وتوسط بينه ووالده، شاول هدأ غيظه، وكان داود "</w:t>
+      </w:r>
+      <w:r>
+        <w:rPr>
+          <w:rFonts w:ascii="Sakkal Majalla" w:hAnsi="Sakkal Majalla" w:cs="Sakkal Majalla" w:hint="cs"/>
+          <w:sz w:val="28"/>
+          <w:szCs w:val="28"/>
+          <w:rtl/>
+          <w:lang w:val="de-DE" w:bidi="ar-AE"/>
+        </w:rPr>
+        <w:t>أَمَامَهُ</w:t>
+      </w:r>
+      <w:r>
+        <w:rPr>
+          <w:rFonts w:ascii="Sakkal Majalla" w:hAnsi="Sakkal Majalla" w:cs="Sakkal Majalla"/>
+          <w:sz w:val="28"/>
+          <w:szCs w:val="28"/>
+          <w:rtl/>
+          <w:lang w:val="de-DE" w:bidi="ar-AE"/>
+        </w:rPr>
+        <w:t xml:space="preserve"> </w:t>
+      </w:r>
+      <w:r>
+        <w:rPr>
+          <w:rFonts w:ascii="Sakkal Majalla" w:hAnsi="Sakkal Majalla" w:cs="Sakkal Majalla" w:hint="cs"/>
+          <w:sz w:val="28"/>
+          <w:szCs w:val="28"/>
+          <w:rtl/>
+          <w:lang w:val="de-DE" w:bidi="ar-AE"/>
+        </w:rPr>
+        <w:t>كَأَمْسٍ</w:t>
+      </w:r>
+      <w:r>
+        <w:rPr>
+          <w:rFonts w:ascii="Sakkal Majalla" w:hAnsi="Sakkal Majalla" w:cs="Sakkal Majalla"/>
+          <w:sz w:val="28"/>
+          <w:szCs w:val="28"/>
+          <w:rtl/>
+          <w:lang w:val="de-DE" w:bidi="ar-AE"/>
+        </w:rPr>
+        <w:t xml:space="preserve"> </w:t>
+      </w:r>
+      <w:r>
+        <w:rPr>
+          <w:rFonts w:ascii="Sakkal Majalla" w:hAnsi="Sakkal Majalla" w:cs="Sakkal Majalla" w:hint="cs"/>
+          <w:sz w:val="28"/>
+          <w:szCs w:val="28"/>
+          <w:rtl/>
+          <w:lang w:val="de-DE" w:bidi="ar-AE"/>
+        </w:rPr>
+        <w:t>وَمَا</w:t>
+      </w:r>
+      <w:r>
+        <w:rPr>
+          <w:rFonts w:ascii="Sakkal Majalla" w:hAnsi="Sakkal Majalla" w:cs="Sakkal Majalla"/>
+          <w:sz w:val="28"/>
+          <w:szCs w:val="28"/>
+          <w:rtl/>
+          <w:lang w:val="de-DE" w:bidi="ar-AE"/>
+        </w:rPr>
+        <w:t xml:space="preserve"> </w:t>
+      </w:r>
+      <w:r>
+        <w:rPr>
+          <w:rFonts w:ascii="Sakkal Majalla" w:hAnsi="Sakkal Majalla" w:cs="Sakkal Majalla" w:hint="cs"/>
+          <w:sz w:val="28"/>
+          <w:szCs w:val="28"/>
+          <w:rtl/>
+          <w:lang w:val="de-DE" w:bidi="ar-AE"/>
+        </w:rPr>
+        <w:t>قَبْلَهُ</w:t>
+      </w:r>
+      <w:r>
+        <w:rPr>
+          <w:rFonts w:ascii="Sakkal Majalla" w:hAnsi="Sakkal Majalla" w:cs="Sakkal Majalla"/>
+          <w:sz w:val="28"/>
+          <w:szCs w:val="28"/>
+          <w:rtl/>
+          <w:lang w:val="de-DE" w:bidi="ar-AE"/>
+        </w:rPr>
+        <w:t>.</w:t>
+      </w:r>
+      <w:r>
+        <w:rPr>
+          <w:rFonts w:ascii="Sakkal Majalla" w:hAnsi="Sakkal Majalla" w:cs="Sakkal Majalla" w:hint="cs"/>
+          <w:sz w:val="28"/>
+          <w:szCs w:val="28"/>
+          <w:rtl/>
+          <w:lang w:val="de-DE" w:bidi="ar-AE"/>
+        </w:rPr>
+        <w:t>". كل طرق التربية المتقلبة</w:t>
+      </w:r>
+      <w:r>
+        <w:rPr>
+          <w:rFonts w:hint="cs"/>
+          <w:rtl/>
+        </w:rPr>
+        <w:t xml:space="preserve"> </w:t>
+      </w:r>
+      <w:r>
+        <w:rPr>
+          <w:rFonts w:ascii="Sakkal Majalla" w:hAnsi="Sakkal Majalla" w:cs="Sakkal Majalla" w:hint="cs"/>
+          <w:sz w:val="28"/>
+          <w:szCs w:val="28"/>
+          <w:rtl/>
+          <w:lang w:val="de-DE" w:bidi="ar-AE"/>
+        </w:rPr>
+        <w:t>هذه</w:t>
+      </w:r>
+      <w:r>
+        <w:rPr>
+          <w:rFonts w:ascii="Sakkal Majalla" w:hAnsi="Sakkal Majalla" w:cs="Sakkal Majalla" w:hint="cs"/>
+          <w:sz w:val="28"/>
+          <w:szCs w:val="28"/>
+          <w:rtl/>
+          <w:lang w:val="de-DE" w:bidi="ar-AE"/>
+        </w:rPr>
+        <w:t xml:space="preserve"> هي ضرورية. إن صغُرنا جدًا لدرجة أننا "نحتمي في معقل"، فلا يُرى ملجأنا في الله كحقيقة فقط، وإنما </w:t>
+      </w:r>
+      <w:r>
+        <w:rPr>
+          <w:rFonts w:ascii="Sakkal Majalla" w:hAnsi="Sakkal Majalla" w:cs="Sakkal Majalla" w:hint="cs"/>
+          <w:sz w:val="28"/>
+          <w:szCs w:val="28"/>
+          <w:rtl/>
+          <w:lang w:val="de-DE" w:bidi="ar-AE"/>
+        </w:rPr>
+        <w:t>سيُثبت لنا</w:t>
+      </w:r>
+      <w:r>
+        <w:rPr>
+          <w:rFonts w:ascii="Sakkal Majalla" w:hAnsi="Sakkal Majalla" w:cs="Sakkal Majalla" w:hint="cs"/>
+          <w:sz w:val="28"/>
+          <w:szCs w:val="28"/>
+          <w:rtl/>
+          <w:lang w:val="de-DE" w:bidi="ar-AE"/>
+        </w:rPr>
+        <w:t xml:space="preserve"> أيضًا. </w:t>
+      </w:r>
+      <w:r>
+        <w:rPr>
+          <w:rFonts w:ascii="Sakkal Majalla" w:hAnsi="Sakkal Majalla" w:cs="Sakkal Majalla" w:hint="cs"/>
+          <w:sz w:val="28"/>
+          <w:szCs w:val="28"/>
+          <w:rtl/>
+          <w:lang w:val="de-DE" w:bidi="ar-AE"/>
+        </w:rPr>
+        <w:t xml:space="preserve">وعندما تعود الظروف الخارجية مواتية من جديد ونقارن الراحة التي نتمتع بها بفضل الظروف مع التي تمتعنا بها حينما كنا </w:t>
+      </w:r>
+      <w:r>
+        <w:rPr>
+          <w:rFonts w:ascii="Sakkal Majalla" w:hAnsi="Sakkal Majalla" w:cs="Sakkal Majalla"/>
+          <w:sz w:val="28"/>
+          <w:szCs w:val="28"/>
+          <w:rtl/>
+          <w:lang w:val="de-DE" w:bidi="ar-AE"/>
+        </w:rPr>
+        <w:t>–</w:t>
+      </w:r>
+      <w:r>
+        <w:rPr>
+          <w:rFonts w:ascii="Sakkal Majalla" w:hAnsi="Sakkal Majalla" w:cs="Sakkal Majalla" w:hint="cs"/>
+          <w:sz w:val="28"/>
+          <w:szCs w:val="28"/>
+          <w:rtl/>
+          <w:lang w:val="de-DE" w:bidi="ar-AE"/>
+        </w:rPr>
+        <w:t xml:space="preserve"> أتكلم إنسانيًا </w:t>
+      </w:r>
+      <w:r>
+        <w:rPr>
+          <w:rFonts w:ascii="Sakkal Majalla" w:hAnsi="Sakkal Majalla" w:cs="Sakkal Majalla"/>
+          <w:sz w:val="28"/>
+          <w:szCs w:val="28"/>
+          <w:rtl/>
+          <w:lang w:val="de-DE" w:bidi="ar-AE"/>
+        </w:rPr>
+        <w:t>–</w:t>
+      </w:r>
+      <w:r>
+        <w:rPr>
+          <w:rFonts w:ascii="Sakkal Majalla" w:hAnsi="Sakkal Majalla" w:cs="Sakkal Majalla" w:hint="cs"/>
+          <w:sz w:val="28"/>
+          <w:szCs w:val="28"/>
+          <w:rtl/>
+          <w:lang w:val="de-DE" w:bidi="ar-AE"/>
+        </w:rPr>
+        <w:t xml:space="preserve"> فاقدي الرؤيا، عندها سنلاحظ الفارق الكبير: ينابيع المعونة السفلى لا يمكنها أن تمنحنا الراحة التي نجدها في الينابيع العليا.</w:t>
+      </w:r>
+    </w:p>
+    <w:p>
+      <w:pPr>
+        <w:jc w:val="both"/>
+        <w:rPr>
+          <w:rFonts w:ascii="Sakkal Majalla" w:hAnsi="Sakkal Majalla" w:cs="Sakkal Majalla"/>
+          <w:sz w:val="28"/>
+          <w:szCs w:val="28"/>
+          <w:rtl/>
+          <w:lang w:val="de-DE" w:bidi="ar-AE"/>
+        </w:rPr>
+      </w:pPr>
+      <w:r>
+        <w:rPr>
+          <w:rFonts w:ascii="Sakkal Majalla" w:hAnsi="Sakkal Majalla" w:cs="Sakkal Majalla" w:hint="cs"/>
+          <w:sz w:val="28"/>
+          <w:szCs w:val="28"/>
+          <w:rtl/>
+          <w:lang w:val="de-DE" w:bidi="ar-AE"/>
+        </w:rPr>
+        <w:t xml:space="preserve">داود، مَن عاد </w:t>
+      </w:r>
+      <w:r>
+        <w:rPr>
+          <w:rFonts w:ascii="Sakkal Majalla" w:hAnsi="Sakkal Majalla" w:cs="Sakkal Majalla" w:hint="cs"/>
+          <w:sz w:val="28"/>
+          <w:szCs w:val="28"/>
+          <w:rtl/>
+          <w:lang w:val="de-DE" w:bidi="ar-AE"/>
+        </w:rPr>
+        <w:t>لطف</w:t>
+      </w:r>
+      <w:r>
+        <w:rPr>
+          <w:rFonts w:ascii="Sakkal Majalla" w:hAnsi="Sakkal Majalla" w:cs="Sakkal Majalla"/>
+          <w:sz w:val="28"/>
+          <w:szCs w:val="28"/>
+          <w:rtl/>
+          <w:lang w:val="de-DE" w:bidi="ar-AE"/>
+        </w:rPr>
+        <w:t xml:space="preserve"> </w:t>
+      </w:r>
+      <w:r>
+        <w:rPr>
+          <w:rFonts w:ascii="Sakkal Majalla" w:hAnsi="Sakkal Majalla" w:cs="Sakkal Majalla" w:hint="cs"/>
+          <w:sz w:val="28"/>
+          <w:szCs w:val="28"/>
+          <w:rtl/>
+          <w:lang w:val="de-DE" w:bidi="ar-AE"/>
+        </w:rPr>
+        <w:t>شاول</w:t>
+      </w:r>
+      <w:r>
+        <w:rPr>
+          <w:rFonts w:ascii="Sakkal Majalla" w:hAnsi="Sakkal Majalla" w:cs="Sakkal Majalla"/>
+          <w:sz w:val="28"/>
+          <w:szCs w:val="28"/>
+          <w:rtl/>
+          <w:lang w:val="de-DE" w:bidi="ar-AE"/>
+        </w:rPr>
+        <w:t xml:space="preserve"> </w:t>
+      </w:r>
+      <w:r>
+        <w:rPr>
+          <w:rFonts w:ascii="Sakkal Majalla" w:hAnsi="Sakkal Majalla" w:cs="Sakkal Majalla" w:hint="cs"/>
+          <w:sz w:val="28"/>
+          <w:szCs w:val="28"/>
+          <w:rtl/>
+          <w:lang w:val="de-DE" w:bidi="ar-AE"/>
+        </w:rPr>
+        <w:t xml:space="preserve">واتّجه إليه من جديد، يخدم بغيرة، لكنه سيُهاجم من جديد سريعًا، وفقط بمكيدة ميكال سيتمكن من الهرب، - </w:t>
+      </w:r>
+      <w:r>
+        <w:rPr>
+          <w:rFonts w:ascii="Sakkal Majalla" w:hAnsi="Sakkal Majalla" w:cs="Sakkal Majalla" w:hint="cs"/>
+          <w:sz w:val="28"/>
+          <w:szCs w:val="28"/>
+          <w:rtl/>
+          <w:lang w:val="de-DE" w:bidi="ar-AE"/>
+        </w:rPr>
+        <w:t xml:space="preserve">التي أراد شاول استخدامها شركًا لداود. فمن بعدما ان اقتنع بأنه لا يمكنه أن يبقى فيما بعد في القصر الملكي، هرب، متنازلاً عن مركزه وكل ما هو قيّم للرجل، ما عدا عن حياته. وإلى أين يتجه؟ إلى أين يقوده انكساره مع شاول في شكل طبيعي؟ إلى صموئيل في الرامة. صموئيل كان أيضًا قد تراجع عن شركته مع شاول من بعد طرق تهذيب أخرى. </w:t>
+      </w:r>
+      <w:r>
+        <w:rPr>
+          <w:rFonts w:ascii="Sakkal Majalla" w:hAnsi="Sakkal Majalla" w:cs="Sakkal Majalla" w:hint="cs"/>
+          <w:sz w:val="28"/>
+          <w:szCs w:val="28"/>
+          <w:rtl/>
+          <w:lang w:val="de-DE" w:bidi="ar-AE"/>
+        </w:rPr>
+        <w:t xml:space="preserve">وبالتالي أصبح الملك الحقيقي، من بعد جميع المحاولات الخاوية في خدمته للسلطة السائدة واكتسابها لنفسه، مجبرًا أيضًا </w:t>
+      </w:r>
+      <w:r>
+        <w:rPr>
+          <w:rFonts w:ascii="Sakkal Majalla" w:hAnsi="Sakkal Majalla" w:cs="Sakkal Majalla" w:hint="cs"/>
+          <w:sz w:val="28"/>
+          <w:szCs w:val="28"/>
+          <w:rtl/>
+          <w:lang w:val="de-DE" w:bidi="ar-AE"/>
+        </w:rPr>
+        <w:t>با</w:t>
+      </w:r>
+      <w:r>
+        <w:rPr>
+          <w:rFonts w:ascii="Sakkal Majalla" w:hAnsi="Sakkal Majalla" w:cs="Sakkal Majalla" w:hint="cs"/>
+          <w:sz w:val="28"/>
+          <w:szCs w:val="28"/>
+          <w:rtl/>
+          <w:lang w:val="de-DE" w:bidi="ar-AE"/>
+        </w:rPr>
+        <w:t xml:space="preserve">لتراجع. </w:t>
+      </w:r>
+      <w:r>
+        <w:rPr>
+          <w:rFonts w:ascii="Sakkal Majalla" w:hAnsi="Sakkal Majalla" w:cs="Sakkal Majalla" w:hint="cs"/>
+          <w:sz w:val="28"/>
+          <w:szCs w:val="28"/>
+          <w:rtl/>
+          <w:lang w:val="de-DE" w:bidi="ar-AE"/>
+        </w:rPr>
+        <w:t>وبسيره في الدرب الإلهي، لا يسعه إلا بأن يتقابل مع الذي كان قد تراجع عنه. داود وصموئيل، الخادم والنبي يرتبطان بشيء مشترك، - الواحد دخل لتوه مدرسة الله، والآخر يتركها. داود كان لا يزال تلميذًا شابًا، بينما صموئيل فكان شيخًا وقد تثقف جيدًا في هذه المدرسة. ولكنهما يتقابلان بروح متقاربة وبهدف مشابه ويسكنان معًا. وهذا هو الطريق الحقيقي، المقدس والإلهي، أن نصل إلى شركة مع القديسين. إن سرتَ في الطريق الإلهي وسرتُ أنا أيضًا فيه، فلا بد لنا أن نلتقي معًا ونسير معًا، لأنه وإن كثرت طرق الناس، إلا أن طريق الله فواحد.</w:t>
+      </w:r>
+    </w:p>
+    <w:p>
+      <w:pPr>
+        <w:jc w:val="both"/>
+        <w:rPr>
+          <w:rFonts w:ascii="Sakkal Majalla" w:hAnsi="Sakkal Majalla" w:cs="Sakkal Majalla"/>
+          <w:sz w:val="28"/>
+          <w:szCs w:val="28"/>
+          <w:rtl/>
+          <w:lang w:val="de-DE" w:bidi="ar-AE"/>
+        </w:rPr>
+      </w:pPr>
+      <w:r>
+        <w:rPr>
+          <w:rFonts w:ascii="Sakkal Majalla" w:hAnsi="Sakkal Majalla" w:cs="Sakkal Majalla" w:hint="cs"/>
+          <w:sz w:val="28"/>
+          <w:szCs w:val="28"/>
+          <w:rtl/>
+          <w:lang w:val="de-DE" w:bidi="ar-AE"/>
+        </w:rPr>
+        <w:t xml:space="preserve">ما الذي تعلمه داود من خلال كل هذا، حينما كان مجبرًا بأن يهرب لأجل حياته ويطلب الحماية والسند من نبي مفروز؟ </w:t>
+      </w:r>
+      <w:r>
+        <w:rPr>
+          <w:rFonts w:ascii="Sakkal Majalla" w:hAnsi="Sakkal Majalla" w:cs="Sakkal Majalla" w:hint="cs"/>
+          <w:sz w:val="28"/>
+          <w:szCs w:val="28"/>
+          <w:rtl/>
+          <w:lang w:val="de-DE" w:bidi="ar-AE"/>
+        </w:rPr>
+        <w:t>هو تعلّم عن اختبار، ما الذي يعنيه، أن يطالب بمكانته في العالم، الذي اعترف بالله بالاسم. وها هو يطرق دربًا جديدًا لأجل اقتناعه بعدم جدوى هذه المحاولة، وأكثر من ذلك من الشر الذي واجهه. فهو يتعلم الآن، ما الذي يعنيه، بأن يتقدم بإرشاد يد الله فقط، منفصلاً عن كل الذين كان مستعدًا أن يخدمهم. هو ذاق لطف العالم، الذي في جوهره خطير جدًا وغير يقيني، والآن يجب عليه أن يتدرب في ضيق الرفض.</w:t>
+      </w:r>
+    </w:p>
+    <w:p>
+      <w:pPr>
+        <w:jc w:val="both"/>
+        <w:rPr>
+          <w:rFonts w:ascii="Sakkal Majalla" w:hAnsi="Sakkal Majalla" w:cs="Sakkal Majalla"/>
+          <w:sz w:val="28"/>
+          <w:szCs w:val="28"/>
+          <w:rtl/>
+          <w:lang w:val="de-DE" w:bidi="ar-AE"/>
+        </w:rPr>
+      </w:pPr>
+      <w:r>
+        <w:rPr>
+          <w:rFonts w:ascii="Sakkal Majalla" w:hAnsi="Sakkal Majalla" w:cs="Sakkal Majalla" w:hint="cs"/>
+          <w:sz w:val="28"/>
+          <w:szCs w:val="28"/>
+          <w:rtl/>
+          <w:lang w:val="de-DE" w:bidi="ar-AE"/>
+        </w:rPr>
+        <w:t xml:space="preserve">ينبغي علينا أن نأخذ بالحسبان، بأن داود مثّل اختيار الله لعرش إسرائيل. عدا عن ذلك من بداية مساره كان ممسوحًا لمنصبه السامي. ولكي يتحلى بهذا المنصب بحسب أفكار الله، كان لا بد له أن يتدرب في تلك المزايا التي تليق بملك الله. إنها دائمًا طريقة الله، بأن يدعو أولاً، </w:t>
+      </w:r>
+      <w:r>
+        <w:rPr>
+          <w:rFonts w:ascii="Sakkal Majalla" w:hAnsi="Sakkal Majalla" w:cs="Sakkal Majalla" w:hint="cs"/>
+          <w:sz w:val="28"/>
+          <w:szCs w:val="28"/>
+          <w:rtl/>
+          <w:lang w:val="de-DE" w:bidi="ar-AE"/>
+        </w:rPr>
+        <w:t>ومن ثم يُعدّ. عند الناس يختلف الأمر: إنهم يحتاجون للتعليم قبل التعيين. ولكننا نحن يحق لنا بأن نعتمد متعزين، بأن الله سيعدّنا أيضًا لكل وظيفة، لكل مهمة، هو قد عيننا لها، متى ما دعانا لذلك. المبدأ الإلهي يقول، كما عبّر أحدهم: "</w:t>
+      </w:r>
+      <w:r>
+        <w:rPr>
+          <w:rFonts w:ascii="Sakkal Majalla" w:hAnsi="Sakkal Majalla" w:cs="Sakkal Majalla" w:hint="cs"/>
+          <w:sz w:val="28"/>
+          <w:szCs w:val="28"/>
+          <w:rtl/>
+          <w:lang w:val="de-DE" w:bidi="ar-AE"/>
+        </w:rPr>
+        <w:t>قم</w:t>
+      </w:r>
+      <w:r>
+        <w:rPr>
+          <w:rFonts w:ascii="Sakkal Majalla" w:hAnsi="Sakkal Majalla" w:cs="Sakkal Majalla"/>
+          <w:sz w:val="28"/>
+          <w:szCs w:val="28"/>
+          <w:rtl/>
+          <w:lang w:val="de-DE" w:bidi="ar-AE"/>
+        </w:rPr>
+        <w:t xml:space="preserve"> </w:t>
+      </w:r>
+      <w:r>
+        <w:rPr>
+          <w:rFonts w:ascii="Sakkal Majalla" w:hAnsi="Sakkal Majalla" w:cs="Sakkal Majalla" w:hint="cs"/>
+          <w:sz w:val="28"/>
+          <w:szCs w:val="28"/>
+          <w:rtl/>
+          <w:lang w:val="de-DE" w:bidi="ar-AE"/>
+        </w:rPr>
+        <w:t>أولاً</w:t>
+      </w:r>
+      <w:r>
+        <w:rPr>
+          <w:rFonts w:ascii="Sakkal Majalla" w:hAnsi="Sakkal Majalla" w:cs="Sakkal Majalla"/>
+          <w:sz w:val="28"/>
+          <w:szCs w:val="28"/>
+          <w:rtl/>
+          <w:lang w:val="de-DE" w:bidi="ar-AE"/>
+        </w:rPr>
+        <w:t xml:space="preserve"> </w:t>
+      </w:r>
+      <w:r>
+        <w:rPr>
+          <w:rFonts w:ascii="Sakkal Majalla" w:hAnsi="Sakkal Majalla" w:cs="Sakkal Majalla" w:hint="cs"/>
+          <w:sz w:val="28"/>
+          <w:szCs w:val="28"/>
+          <w:rtl/>
+          <w:lang w:val="de-DE" w:bidi="ar-AE"/>
+        </w:rPr>
+        <w:t>بارتداء</w:t>
+      </w:r>
+      <w:r>
+        <w:rPr>
+          <w:rFonts w:ascii="Sakkal Majalla" w:hAnsi="Sakkal Majalla" w:cs="Sakkal Majalla"/>
+          <w:sz w:val="28"/>
+          <w:szCs w:val="28"/>
+          <w:rtl/>
+          <w:lang w:val="de-DE" w:bidi="ar-AE"/>
+        </w:rPr>
+        <w:t xml:space="preserve"> </w:t>
+      </w:r>
+      <w:r>
+        <w:rPr>
+          <w:rFonts w:ascii="Sakkal Majalla" w:hAnsi="Sakkal Majalla" w:cs="Sakkal Majalla" w:hint="cs"/>
+          <w:sz w:val="28"/>
+          <w:szCs w:val="28"/>
+          <w:rtl/>
+          <w:lang w:val="de-DE" w:bidi="ar-AE"/>
+        </w:rPr>
+        <w:t>الغار،</w:t>
+      </w:r>
+      <w:r>
+        <w:rPr>
+          <w:rFonts w:ascii="Sakkal Majalla" w:hAnsi="Sakkal Majalla" w:cs="Sakkal Majalla"/>
+          <w:sz w:val="28"/>
+          <w:szCs w:val="28"/>
+          <w:rtl/>
+          <w:lang w:val="de-DE" w:bidi="ar-AE"/>
+        </w:rPr>
+        <w:t xml:space="preserve"> </w:t>
+      </w:r>
+      <w:r>
+        <w:rPr>
+          <w:rFonts w:ascii="Sakkal Majalla" w:hAnsi="Sakkal Majalla" w:cs="Sakkal Majalla" w:hint="cs"/>
+          <w:sz w:val="28"/>
+          <w:szCs w:val="28"/>
+          <w:rtl/>
+          <w:lang w:val="de-DE" w:bidi="ar-AE"/>
+        </w:rPr>
+        <w:t>ثم</w:t>
+      </w:r>
+      <w:r>
+        <w:rPr>
+          <w:rFonts w:ascii="Sakkal Majalla" w:hAnsi="Sakkal Majalla" w:cs="Sakkal Majalla"/>
+          <w:sz w:val="28"/>
+          <w:szCs w:val="28"/>
+          <w:rtl/>
+          <w:lang w:val="de-DE" w:bidi="ar-AE"/>
+        </w:rPr>
+        <w:t xml:space="preserve"> </w:t>
+      </w:r>
+      <w:r>
+        <w:rPr>
+          <w:rFonts w:ascii="Sakkal Majalla" w:hAnsi="Sakkal Majalla" w:cs="Sakkal Majalla" w:hint="cs"/>
+          <w:sz w:val="28"/>
+          <w:szCs w:val="28"/>
+          <w:rtl/>
+          <w:lang w:val="de-DE" w:bidi="ar-AE"/>
+        </w:rPr>
+        <w:t>يبدأ</w:t>
+      </w:r>
+      <w:r>
+        <w:rPr>
+          <w:rFonts w:ascii="Sakkal Majalla" w:hAnsi="Sakkal Majalla" w:cs="Sakkal Majalla"/>
+          <w:sz w:val="28"/>
+          <w:szCs w:val="28"/>
+          <w:rtl/>
+          <w:lang w:val="de-DE" w:bidi="ar-AE"/>
+        </w:rPr>
+        <w:t xml:space="preserve"> </w:t>
+      </w:r>
+      <w:r>
+        <w:rPr>
+          <w:rFonts w:ascii="Sakkal Majalla" w:hAnsi="Sakkal Majalla" w:cs="Sakkal Majalla" w:hint="cs"/>
+          <w:sz w:val="28"/>
+          <w:szCs w:val="28"/>
+          <w:rtl/>
+          <w:lang w:val="de-DE" w:bidi="ar-AE"/>
+        </w:rPr>
+        <w:t>القتال</w:t>
+      </w:r>
+      <w:r>
+        <w:rPr>
+          <w:rFonts w:ascii="Sakkal Majalla" w:hAnsi="Sakkal Majalla" w:cs="Sakkal Majalla" w:hint="cs"/>
+          <w:sz w:val="28"/>
+          <w:szCs w:val="28"/>
+          <w:rtl/>
+          <w:lang w:val="de-DE" w:bidi="ar-AE"/>
+        </w:rPr>
+        <w:t xml:space="preserve">". هكذا كانت معاملة الله الأولى مع داود، في دعوته كملك، ومن خلال ذلك نمت كل اختباراته، أفعاله ومصاعبه. لأني أفترض، بأنه فقط من بعد مسحه قتل "الأسد والدب". ولكن يا له من طريق طويل كان مطلوبًا للامتحان، قبل أن يكون ملائمًا بأن يستلم المنصب السامي، الذي كان قد تعيّن له! في الوقت الذي نحن نتأمل فيه الآن، كان قد عبر دربين من التهذيب. الأول ساره إلى البيت، في رعايته لخراف أبيه، في البرية، حيث أثبت جدارته كشجاع وناجح. </w:t>
+      </w:r>
+      <w:r>
+        <w:rPr>
+          <w:rFonts w:ascii="Sakkal Majalla" w:hAnsi="Sakkal Majalla" w:cs="Sakkal Majalla" w:hint="cs"/>
+          <w:sz w:val="28"/>
+          <w:szCs w:val="28"/>
+          <w:rtl/>
+          <w:lang w:val="de-DE" w:bidi="ar-AE"/>
+        </w:rPr>
+        <w:t>والدرب الثاني قاده إلى أسمى منصب في العالم، العالم الديني، الذي أحبه البعض، وأكرمه الشعب، ولكن حسد</w:t>
+      </w:r>
+      <w:r>
+        <w:rPr>
+          <w:rFonts w:ascii="Sakkal Majalla" w:hAnsi="Sakkal Majalla" w:cs="Sakkal Majalla" w:hint="cs"/>
+          <w:sz w:val="28"/>
+          <w:szCs w:val="28"/>
+          <w:rtl/>
+          <w:lang w:val="de-DE" w:bidi="ar-AE"/>
+        </w:rPr>
+        <w:t>ه</w:t>
+      </w:r>
+      <w:r>
+        <w:rPr>
+          <w:rFonts w:ascii="Sakkal Majalla" w:hAnsi="Sakkal Majalla" w:cs="Sakkal Majalla" w:hint="cs"/>
+          <w:sz w:val="28"/>
+          <w:szCs w:val="28"/>
+          <w:rtl/>
+          <w:lang w:val="de-DE" w:bidi="ar-AE"/>
+        </w:rPr>
+        <w:t xml:space="preserve"> الملك؛</w:t>
+      </w:r>
+      <w:r>
+        <w:rPr>
+          <w:rFonts w:ascii="Sakkal Majalla" w:hAnsi="Sakkal Majalla" w:cs="Sakkal Majalla" w:hint="cs"/>
+          <w:sz w:val="28"/>
+          <w:szCs w:val="28"/>
+          <w:rtl/>
+          <w:lang w:val="de-DE" w:bidi="ar-AE"/>
+        </w:rPr>
+        <w:t xml:space="preserve"> </w:t>
+      </w:r>
+      <w:r>
+        <w:rPr>
+          <w:rFonts w:ascii="Sakkal Majalla" w:hAnsi="Sakkal Majalla" w:cs="Sakkal Majalla" w:hint="cs"/>
+          <w:sz w:val="28"/>
+          <w:szCs w:val="28"/>
+          <w:rtl/>
+          <w:lang w:val="de-DE" w:bidi="ar-AE"/>
+        </w:rPr>
+        <w:t>بالتناوب</w:t>
+      </w:r>
+      <w:r>
+        <w:rPr>
+          <w:rFonts w:ascii="Sakkal Majalla" w:hAnsi="Sakkal Majalla" w:cs="Sakkal Majalla" w:hint="cs"/>
+          <w:sz w:val="28"/>
+          <w:szCs w:val="28"/>
+          <w:rtl/>
+          <w:lang w:val="de-DE" w:bidi="ar-AE"/>
+        </w:rPr>
+        <w:t xml:space="preserve"> كان</w:t>
+      </w:r>
+      <w:r>
+        <w:rPr>
+          <w:rFonts w:ascii="Sakkal Majalla" w:hAnsi="Sakkal Majalla" w:cs="Sakkal Majalla"/>
+          <w:sz w:val="28"/>
+          <w:szCs w:val="28"/>
+          <w:rtl/>
+          <w:lang w:val="de-DE" w:bidi="ar-AE"/>
+        </w:rPr>
+        <w:t xml:space="preserve"> </w:t>
+      </w:r>
+      <w:r>
+        <w:rPr>
+          <w:rFonts w:ascii="Sakkal Majalla" w:hAnsi="Sakkal Majalla" w:cs="Sakkal Majalla" w:hint="cs"/>
+          <w:sz w:val="28"/>
+          <w:szCs w:val="28"/>
+          <w:rtl/>
+          <w:lang w:val="de-DE" w:bidi="ar-AE"/>
+        </w:rPr>
+        <w:t>موضوع</w:t>
+      </w:r>
+      <w:r>
+        <w:rPr>
+          <w:rFonts w:ascii="Sakkal Majalla" w:hAnsi="Sakkal Majalla" w:cs="Sakkal Majalla"/>
+          <w:sz w:val="28"/>
+          <w:szCs w:val="28"/>
+          <w:rtl/>
+          <w:lang w:val="de-DE" w:bidi="ar-AE"/>
+        </w:rPr>
+        <w:t xml:space="preserve"> </w:t>
+      </w:r>
+      <w:r>
+        <w:rPr>
+          <w:rFonts w:ascii="Sakkal Majalla" w:hAnsi="Sakkal Majalla" w:cs="Sakkal Majalla" w:hint="cs"/>
+          <w:sz w:val="28"/>
+          <w:szCs w:val="28"/>
+          <w:rtl/>
+          <w:lang w:val="de-DE" w:bidi="ar-AE"/>
+        </w:rPr>
+        <w:t>استحسان</w:t>
+      </w:r>
+      <w:r>
+        <w:rPr>
+          <w:rFonts w:ascii="Sakkal Majalla" w:hAnsi="Sakkal Majalla" w:cs="Sakkal Majalla"/>
+          <w:sz w:val="28"/>
+          <w:szCs w:val="28"/>
+          <w:rtl/>
+          <w:lang w:val="de-DE" w:bidi="ar-AE"/>
+        </w:rPr>
+        <w:t xml:space="preserve"> </w:t>
+      </w:r>
+      <w:r>
+        <w:rPr>
+          <w:rFonts w:ascii="Sakkal Majalla" w:hAnsi="Sakkal Majalla" w:cs="Sakkal Majalla" w:hint="cs"/>
+          <w:sz w:val="28"/>
+          <w:szCs w:val="28"/>
+          <w:rtl/>
+          <w:lang w:val="de-DE" w:bidi="ar-AE"/>
+        </w:rPr>
+        <w:t>وخداع</w:t>
+      </w:r>
+      <w:r>
+        <w:rPr>
+          <w:rFonts w:ascii="Sakkal Majalla" w:hAnsi="Sakkal Majalla" w:cs="Sakkal Majalla"/>
+          <w:sz w:val="28"/>
+          <w:szCs w:val="28"/>
+          <w:rtl/>
+          <w:lang w:val="de-DE" w:bidi="ar-AE"/>
+        </w:rPr>
+        <w:t xml:space="preserve"> </w:t>
+      </w:r>
+      <w:r>
+        <w:rPr>
+          <w:rFonts w:ascii="Sakkal Majalla" w:hAnsi="Sakkal Majalla" w:cs="Sakkal Majalla" w:hint="cs"/>
+          <w:sz w:val="28"/>
+          <w:szCs w:val="28"/>
+          <w:rtl/>
+          <w:lang w:val="de-DE" w:bidi="ar-AE"/>
+        </w:rPr>
+        <w:t>وعداء،</w:t>
+      </w:r>
+      <w:r>
+        <w:rPr>
+          <w:rFonts w:ascii="Sakkal Majalla" w:hAnsi="Sakkal Majalla" w:cs="Sakkal Majalla"/>
+          <w:sz w:val="28"/>
+          <w:szCs w:val="28"/>
+          <w:rtl/>
+          <w:lang w:val="de-DE" w:bidi="ar-AE"/>
+        </w:rPr>
+        <w:t xml:space="preserve"> </w:t>
+      </w:r>
+      <w:r>
+        <w:rPr>
+          <w:rFonts w:ascii="Sakkal Majalla" w:hAnsi="Sakkal Majalla" w:cs="Sakkal Majalla" w:hint="cs"/>
+          <w:sz w:val="28"/>
+          <w:szCs w:val="28"/>
+          <w:rtl/>
+          <w:lang w:val="de-DE" w:bidi="ar-AE"/>
+        </w:rPr>
+        <w:t>وأُجبر</w:t>
+      </w:r>
+      <w:r>
+        <w:rPr>
+          <w:rFonts w:ascii="Sakkal Majalla" w:hAnsi="Sakkal Majalla" w:cs="Sakkal Majalla"/>
+          <w:sz w:val="28"/>
+          <w:szCs w:val="28"/>
+          <w:rtl/>
+          <w:lang w:val="de-DE" w:bidi="ar-AE"/>
+        </w:rPr>
+        <w:t xml:space="preserve"> </w:t>
+      </w:r>
+      <w:r>
+        <w:rPr>
+          <w:rFonts w:ascii="Sakkal Majalla" w:hAnsi="Sakkal Majalla" w:cs="Sakkal Majalla" w:hint="cs"/>
+          <w:sz w:val="28"/>
+          <w:szCs w:val="28"/>
+          <w:rtl/>
+          <w:lang w:val="de-DE" w:bidi="ar-AE"/>
+        </w:rPr>
+        <w:t>أخيرًا</w:t>
+      </w:r>
+      <w:r>
+        <w:rPr>
+          <w:rFonts w:ascii="Sakkal Majalla" w:hAnsi="Sakkal Majalla" w:cs="Sakkal Majalla"/>
+          <w:sz w:val="28"/>
+          <w:szCs w:val="28"/>
+          <w:rtl/>
+          <w:lang w:val="de-DE" w:bidi="ar-AE"/>
+        </w:rPr>
+        <w:t xml:space="preserve"> </w:t>
+      </w:r>
+      <w:r>
+        <w:rPr>
+          <w:rFonts w:ascii="Sakkal Majalla" w:hAnsi="Sakkal Majalla" w:cs="Sakkal Majalla" w:hint="cs"/>
+          <w:sz w:val="28"/>
+          <w:szCs w:val="28"/>
+          <w:rtl/>
+          <w:lang w:val="de-DE" w:bidi="ar-AE"/>
+        </w:rPr>
+        <w:t>على</w:t>
+      </w:r>
+      <w:r>
+        <w:rPr>
+          <w:rFonts w:ascii="Sakkal Majalla" w:hAnsi="Sakkal Majalla" w:cs="Sakkal Majalla"/>
+          <w:sz w:val="28"/>
+          <w:szCs w:val="28"/>
+          <w:rtl/>
+          <w:lang w:val="de-DE" w:bidi="ar-AE"/>
+        </w:rPr>
+        <w:t xml:space="preserve"> </w:t>
+      </w:r>
+      <w:r>
+        <w:rPr>
+          <w:rFonts w:ascii="Sakkal Majalla" w:hAnsi="Sakkal Majalla" w:cs="Sakkal Majalla" w:hint="cs"/>
+          <w:sz w:val="28"/>
+          <w:szCs w:val="28"/>
+          <w:rtl/>
+          <w:lang w:val="de-DE" w:bidi="ar-AE"/>
+        </w:rPr>
+        <w:t>التخلي</w:t>
+      </w:r>
+      <w:r>
+        <w:rPr>
+          <w:rFonts w:ascii="Sakkal Majalla" w:hAnsi="Sakkal Majalla" w:cs="Sakkal Majalla"/>
+          <w:sz w:val="28"/>
+          <w:szCs w:val="28"/>
+          <w:rtl/>
+          <w:lang w:val="de-DE" w:bidi="ar-AE"/>
+        </w:rPr>
+        <w:t xml:space="preserve"> </w:t>
+      </w:r>
+      <w:r>
+        <w:rPr>
+          <w:rFonts w:ascii="Sakkal Majalla" w:hAnsi="Sakkal Majalla" w:cs="Sakkal Majalla" w:hint="cs"/>
+          <w:sz w:val="28"/>
+          <w:szCs w:val="28"/>
+          <w:rtl/>
+          <w:lang w:val="de-DE" w:bidi="ar-AE"/>
+        </w:rPr>
+        <w:t>عن</w:t>
+      </w:r>
+      <w:r>
+        <w:rPr>
+          <w:rFonts w:ascii="Sakkal Majalla" w:hAnsi="Sakkal Majalla" w:cs="Sakkal Majalla"/>
+          <w:sz w:val="28"/>
+          <w:szCs w:val="28"/>
+          <w:rtl/>
+          <w:lang w:val="de-DE" w:bidi="ar-AE"/>
+        </w:rPr>
+        <w:t xml:space="preserve"> </w:t>
+      </w:r>
+      <w:r>
+        <w:rPr>
+          <w:rFonts w:ascii="Sakkal Majalla" w:hAnsi="Sakkal Majalla" w:cs="Sakkal Majalla" w:hint="cs"/>
+          <w:sz w:val="28"/>
+          <w:szCs w:val="28"/>
+          <w:rtl/>
+          <w:lang w:val="de-DE" w:bidi="ar-AE"/>
+        </w:rPr>
+        <w:t>منصبه</w:t>
+      </w:r>
+      <w:r>
+        <w:rPr>
+          <w:rFonts w:ascii="Sakkal Majalla" w:hAnsi="Sakkal Majalla" w:cs="Sakkal Majalla"/>
+          <w:sz w:val="28"/>
+          <w:szCs w:val="28"/>
+          <w:rtl/>
+          <w:lang w:val="de-DE" w:bidi="ar-AE"/>
+        </w:rPr>
+        <w:t xml:space="preserve"> </w:t>
+      </w:r>
+      <w:r>
+        <w:rPr>
+          <w:rFonts w:ascii="Sakkal Majalla" w:hAnsi="Sakkal Majalla" w:cs="Sakkal Majalla" w:hint="cs"/>
+          <w:sz w:val="28"/>
+          <w:szCs w:val="28"/>
+          <w:rtl/>
+          <w:lang w:val="de-DE" w:bidi="ar-AE"/>
+        </w:rPr>
+        <w:t>والفرار</w:t>
+      </w:r>
+      <w:r>
+        <w:rPr>
+          <w:rFonts w:ascii="Sakkal Majalla" w:hAnsi="Sakkal Majalla" w:cs="Sakkal Majalla"/>
+          <w:sz w:val="28"/>
+          <w:szCs w:val="28"/>
+          <w:rtl/>
+          <w:lang w:val="de-DE" w:bidi="ar-AE"/>
+        </w:rPr>
+        <w:t xml:space="preserve"> </w:t>
+      </w:r>
+      <w:r>
+        <w:rPr>
+          <w:rFonts w:ascii="Sakkal Majalla" w:hAnsi="Sakkal Majalla" w:cs="Sakkal Majalla" w:hint="cs"/>
+          <w:sz w:val="28"/>
+          <w:szCs w:val="28"/>
+          <w:rtl/>
+          <w:lang w:val="de-DE" w:bidi="ar-AE"/>
+        </w:rPr>
+        <w:t>من</w:t>
+      </w:r>
+      <w:r>
+        <w:rPr>
+          <w:rFonts w:ascii="Sakkal Majalla" w:hAnsi="Sakkal Majalla" w:cs="Sakkal Majalla"/>
+          <w:sz w:val="28"/>
+          <w:szCs w:val="28"/>
+          <w:rtl/>
+          <w:lang w:val="de-DE" w:bidi="ar-AE"/>
+        </w:rPr>
+        <w:t xml:space="preserve"> </w:t>
+      </w:r>
+      <w:r>
+        <w:rPr>
+          <w:rFonts w:ascii="Sakkal Majalla" w:hAnsi="Sakkal Majalla" w:cs="Sakkal Majalla" w:hint="cs"/>
+          <w:sz w:val="28"/>
+          <w:szCs w:val="28"/>
+          <w:rtl/>
+          <w:lang w:val="de-DE" w:bidi="ar-AE"/>
+        </w:rPr>
+        <w:t>أجل</w:t>
+      </w:r>
+      <w:r>
+        <w:rPr>
+          <w:rFonts w:ascii="Sakkal Majalla" w:hAnsi="Sakkal Majalla" w:cs="Sakkal Majalla"/>
+          <w:sz w:val="28"/>
+          <w:szCs w:val="28"/>
+          <w:rtl/>
+          <w:lang w:val="de-DE" w:bidi="ar-AE"/>
+        </w:rPr>
+        <w:t xml:space="preserve"> </w:t>
+      </w:r>
+      <w:r>
+        <w:rPr>
+          <w:rFonts w:ascii="Sakkal Majalla" w:hAnsi="Sakkal Majalla" w:cs="Sakkal Majalla" w:hint="cs"/>
+          <w:sz w:val="28"/>
+          <w:szCs w:val="28"/>
+          <w:rtl/>
+          <w:lang w:val="de-DE" w:bidi="ar-AE"/>
+        </w:rPr>
+        <w:t>حياته</w:t>
+      </w:r>
+      <w:r>
+        <w:rPr>
+          <w:rFonts w:ascii="Sakkal Majalla" w:hAnsi="Sakkal Majalla" w:cs="Sakkal Majalla"/>
+          <w:sz w:val="28"/>
+          <w:szCs w:val="28"/>
+          <w:rtl/>
+          <w:lang w:val="de-DE" w:bidi="ar-AE"/>
+        </w:rPr>
+        <w:t>.</w:t>
+      </w:r>
+      <w:r>
+        <w:rPr>
+          <w:rFonts w:ascii="Sakkal Majalla" w:hAnsi="Sakkal Majalla" w:cs="Sakkal Majalla" w:hint="cs"/>
+          <w:sz w:val="28"/>
+          <w:szCs w:val="28"/>
+          <w:rtl/>
+          <w:lang w:val="de-DE" w:bidi="ar-AE"/>
+        </w:rPr>
+        <w:t xml:space="preserve"> في سيرة حياتنا دائمًا ما نجد أن أول دائرة في حياتنا تشمل على المزايا الرئيسية وتمثل الميزة التي تميز جميع الدوائر التي تليها. بالتالي لا يوجد ما هو أهم للمسيحي من الصورة وبأي إرشاد يبدأ دائرة حياته الأولى </w:t>
+      </w:r>
+      <w:r>
+        <w:rPr>
+          <w:rFonts w:ascii="Sakkal Majalla" w:hAnsi="Sakkal Majalla" w:cs="Sakkal Majalla" w:hint="cs"/>
+          <w:sz w:val="28"/>
+          <w:szCs w:val="28"/>
+          <w:rtl/>
+          <w:lang w:val="de-DE" w:bidi="ar-AE"/>
+        </w:rPr>
+        <w:t>ويسير فيها. مع داود كانت هذه الدائرة الأولى ترتيبًا جميلاً وكل مكوناتها أظهرت جمالاً أدبيًا تظهر في صورة متنوعة في الدوائر الأخرى، كما سنرى لاحقًا. هو دخل الآن درب تهذيبه الثالث والذي يمتد إلى موت شاول، وحينما تميز زمن رفضه سعى فيه حاكم إسرائيل، شاول ليقتله. لقد كان زمن يتميز بألم خاص، ولكن أيضًا باختبارات عظيمة، متنوعة ومباركة لإحسان الله، كما وبضعف طبيعته.</w:t>
+      </w:r>
+    </w:p>
+    <w:p>
+      <w:pPr>
+        <w:jc w:val="both"/>
+        <w:rPr>
+          <w:rFonts w:ascii="Sakkal Majalla" w:hAnsi="Sakkal Majalla" w:cs="Sakkal Majalla"/>
+          <w:sz w:val="28"/>
+          <w:szCs w:val="28"/>
+          <w:rtl/>
+          <w:lang w:val="de-DE" w:bidi="ar-AE"/>
+        </w:rPr>
+      </w:pPr>
+      <w:r>
+        <w:rPr>
+          <w:rFonts w:ascii="Sakkal Majalla" w:hAnsi="Sakkal Majalla" w:cs="Sakkal Majalla" w:hint="cs"/>
+          <w:sz w:val="28"/>
+          <w:szCs w:val="28"/>
+          <w:rtl/>
+          <w:lang w:val="de-DE" w:bidi="ar-AE"/>
+        </w:rPr>
+        <w:t xml:space="preserve">نحن رأينا بأن داود هرب وسكن في الرامة عند النبي الذي قد تراجع مهمومًا بأمانة من </w:t>
+      </w:r>
+      <w:r>
+        <w:rPr>
+          <w:rFonts w:ascii="Sakkal Majalla" w:hAnsi="Sakkal Majalla" w:cs="Sakkal Majalla" w:hint="cs"/>
+          <w:sz w:val="28"/>
+          <w:szCs w:val="28"/>
+          <w:rtl/>
+          <w:lang w:val="de-DE" w:bidi="ar-AE"/>
+        </w:rPr>
+        <w:t>ال</w:t>
+      </w:r>
+      <w:r>
+        <w:rPr>
+          <w:rFonts w:ascii="Sakkal Majalla" w:hAnsi="Sakkal Majalla" w:cs="Sakkal Majalla" w:hint="cs"/>
+          <w:sz w:val="28"/>
+          <w:szCs w:val="28"/>
+          <w:rtl/>
+          <w:lang w:val="de-DE" w:bidi="ar-AE"/>
+        </w:rPr>
+        <w:t>مشهد والارتباطات</w:t>
+      </w:r>
+      <w:r>
+        <w:rPr>
+          <w:rFonts w:ascii="Sakkal Majalla" w:hAnsi="Sakkal Majalla" w:cs="Sakkal Majalla" w:hint="cs"/>
+          <w:sz w:val="28"/>
+          <w:szCs w:val="28"/>
+          <w:rtl/>
+          <w:lang w:val="de-DE" w:bidi="ar-AE"/>
+        </w:rPr>
+        <w:t xml:space="preserve"> التي طُرد منها داود. بلا شك أنهما حزنا معًا عميقًا وبمرارة على سوء حُكم شاول، الذي لم يكن رحيمًا أيضًا، مثل هيرودس في وقت لاحق وقد اضطهد داود إلى تلك اللحظة. </w:t>
+      </w:r>
+      <w:r>
+        <w:rPr>
+          <w:rFonts w:ascii="Sakkal Majalla" w:hAnsi="Sakkal Majalla" w:cs="Sakkal Majalla" w:hint="cs"/>
+          <w:sz w:val="28"/>
+          <w:szCs w:val="28"/>
+          <w:rtl/>
+          <w:lang w:val="de-DE" w:bidi="ar-AE"/>
+        </w:rPr>
+        <w:t>ولكن عندما قام ليتفقدهم في مكان التجائهم، غلبه روح الله، وعُرض أمام داود عند بداية هذا الطريق الجديد، كم كان الأمر باديًا كيف احتضنه الله في ظل حماه فيما بدا أنه بلا حمى.</w:t>
+      </w:r>
+    </w:p>
+    <w:p>
+      <w:pPr>
+        <w:pStyle w:val="ListParagraph"/>
+        <w:numPr>
+          <w:ilvl w:val="0"/>
+          <w:numId w:val="2"/>
+        </w:numPr>
+        <w:jc w:val="both"/>
+        <w:rPr>
+          <w:rFonts w:ascii="Sakkal Majalla" w:hAnsi="Sakkal Majalla" w:cs="Sakkal Majalla"/>
+          <w:sz w:val="28"/>
+          <w:szCs w:val="28"/>
+          <w:rtl/>
+          <w:lang w:val="de-DE" w:bidi="ar-AE"/>
+        </w:rPr>
+      </w:pPr>
+      <w:r>
+        <w:rPr>
+          <w:rFonts w:ascii="Sakkal Majalla" w:hAnsi="Sakkal Majalla" w:cs="Sakkal Majalla" w:hint="cs"/>
+          <w:sz w:val="28"/>
+          <w:szCs w:val="28"/>
+          <w:rtl/>
+          <w:lang w:val="de-DE" w:bidi="ar-AE"/>
+        </w:rPr>
+        <w:t>صموئيل 20. غير أن داود لم يكن مستعدًا بأن يتخلى عن موقفه من دون محاربة. فقد ترك نايوت ليفتقد يوناثان وليستعلم منه إن كان قد فقد مركزه بحيث لا يمكنه استرداده. وقد تقابلا، وصنعا علامة تؤكّد على عدم تكفير شاول؛ فمصير داود بدأ أنه أصبح مختومًا، وترك مخبأه وأعطى وجع قلبه الأليم ليأخذ مجراه وهو متحد مع يوناثان.</w:t>
+      </w:r>
+      <w:r>
+        <w:rPr>
+          <w:rFonts w:ascii="Sakkal Majalla" w:hAnsi="Sakkal Majalla" w:cs="Sakkal Majalla" w:hint="cs"/>
+          <w:sz w:val="28"/>
+          <w:szCs w:val="28"/>
+          <w:rtl/>
+          <w:lang w:val="de-DE" w:bidi="ar-AE"/>
+        </w:rPr>
+        <w:t xml:space="preserve"> وهو لا يزال منضبطًا وحافظًا أدبه "</w:t>
+      </w:r>
+      <w:r>
+        <w:rPr>
+          <w:rFonts w:ascii="Sakkal Majalla" w:hAnsi="Sakkal Majalla" w:cs="Sakkal Majalla"/>
+          <w:sz w:val="28"/>
+          <w:szCs w:val="28"/>
+          <w:rtl/>
+          <w:lang w:val="de-DE" w:bidi="ar-AE"/>
+        </w:rPr>
+        <w:t>سَقَطَ عَلَى وَجْهِهِ إِلَى الأَرْضِ وَسَجَدَ ثَلاَثَ مَرَّاتٍ. وَقَبَّلَ كُلٌّ مِنْهُمَا صَاحِبَهُ، وَبَكَى كُلٌّ مِنْهُمَا مَعَ صَاحِبِهِ حَتَّى زَادَ دَاوُدُ</w:t>
+      </w:r>
+      <w:r>
+        <w:rPr>
+          <w:rFonts w:ascii="Sakkal Majalla" w:hAnsi="Sakkal Majalla" w:cs="Sakkal Majalla" w:hint="cs"/>
+          <w:sz w:val="28"/>
+          <w:szCs w:val="28"/>
+          <w:rtl/>
+          <w:lang w:val="de-DE" w:bidi="ar-AE"/>
+        </w:rPr>
+        <w:t xml:space="preserve"> (بُكاءً)</w:t>
+      </w:r>
+      <w:r>
+        <w:rPr>
+          <w:rFonts w:ascii="Sakkal Majalla" w:hAnsi="Sakkal Majalla" w:cs="Sakkal Majalla"/>
+          <w:sz w:val="28"/>
+          <w:szCs w:val="28"/>
+          <w:rtl/>
+          <w:lang w:val="de-DE" w:bidi="ar-AE"/>
+        </w:rPr>
+        <w:t>.</w:t>
+      </w:r>
+      <w:r>
+        <w:rPr>
+          <w:rFonts w:ascii="Sakkal Majalla" w:hAnsi="Sakkal Majalla" w:cs="Sakkal Majalla" w:hint="cs"/>
+          <w:sz w:val="28"/>
+          <w:szCs w:val="28"/>
+          <w:rtl/>
+          <w:lang w:val="de-DE" w:bidi="ar-AE"/>
+        </w:rPr>
+        <w:t>" يا له من مشهد كان هذا! يا له من انتزاع! آخر حلقة ربطت داود بمشهد تصرفه المثمر والذي كان بديعًا انكسرت. في لحظة واحدة كان محرومًا من كل ما قدّره وأحبّه. الكرامة، المنصب، الخدمة اختفت من أمام عينيه، نعم وحتى شركة القلب الذي بقي أمينًا له على الدوام. من الآن فصاعدًا ينبغي عليه أن يتخلى عن مسيرته العلنية، ارتباطه بالملك، محارباته الباسلة من أجل شعبه ضد أعداءه، ومحبة يوناثان وتعزيته. هو كان عليه أن ينسحب من العلن وبدا أنه كان عليه أن يستبدله بعدم الفائدة.</w:t>
+      </w:r>
+    </w:p>
+    <w:p>
+      <w:pPr>
+        <w:ind w:left="360"/>
+        <w:jc w:val="both"/>
+        <w:rPr>
+          <w:rFonts w:ascii="Sakkal Majalla" w:hAnsi="Sakkal Majalla" w:cs="Sakkal Majalla"/>
+          <w:sz w:val="28"/>
+          <w:szCs w:val="28"/>
+          <w:rtl/>
+          <w:lang w:val="de-DE" w:bidi="ar-AE"/>
+        </w:rPr>
+      </w:pPr>
+      <w:r>
+        <w:rPr>
+          <w:rFonts w:ascii="Sakkal Majalla" w:hAnsi="Sakkal Majalla" w:cs="Sakkal Majalla" w:hint="cs"/>
+          <w:sz w:val="28"/>
+          <w:szCs w:val="28"/>
+          <w:rtl/>
+          <w:lang w:val="de-DE" w:bidi="ar-AE"/>
+        </w:rPr>
+        <w:t>نحن جميعنا نعلم ما الذي يعنيه للطبيعة البشرية بأن تتخلى عما انتظرته أو امتلكته، - كم هو صعب بأن نعود بأي فرح إلى الحالة التي كنا فيها. ما سبب حدوث كل هذا؟ لأجل البغضة الظالمة والمميتة التي كانت عند حاكم إسرائيل. عندما لم يستطع داود بأن يدرك، كما نحن ندرك اليوم، بأنه هو الله الذي حوّل الطرق، ليستمر في تهذيب داود وليجعله ملائمًا لعظمة آتية، فكان من الممكن أن يتحطم أرضًا. إن محاربته ال</w:t>
+      </w:r>
+      <w:r>
+        <w:rPr>
+          <w:rFonts w:ascii="Sakkal Majalla" w:hAnsi="Sakkal Majalla" w:cs="Sakkal Majalla" w:hint="cs"/>
+          <w:sz w:val="28"/>
+          <w:szCs w:val="28"/>
+          <w:rtl/>
+          <w:lang w:val="de-DE"/>
+        </w:rPr>
+        <w:t>أ</w:t>
+      </w:r>
+      <w:r>
+        <w:rPr>
+          <w:rFonts w:ascii="Sakkal Majalla" w:hAnsi="Sakkal Majalla" w:cs="Sakkal Majalla" w:hint="cs"/>
+          <w:sz w:val="28"/>
+          <w:szCs w:val="28"/>
+          <w:rtl/>
+          <w:lang w:val="de-DE" w:bidi="ar-AE"/>
+        </w:rPr>
+        <w:t>سد والدب، جليات والفلسطينيين لم تكن تُقارن بهذه الأفعى. كم كانت وِحدة نفسيته عظيمة في تلك الساعات. وحينما بكى ربنا المعبود على أورشليم، من المؤكد أن آلامًا من هذا النوع، إن لم تكن أعمق منها بكثير وأقدس، اجتازت قلبه المرهف. داود ويوناثان انفصلا بقَسَم وبرابطة لا تنقطع؛ غير أن طريق حياة كل منهما يأخذ مساره بعيدًا عن الآخر. داود، الملك المرفوض، كان ينبغي عليه أن يجتاز في زمن من الألم وأن يجد فيه رفقة أخرى لآلامه ورفضه؛ بينما كان لا بد ليوناثان أن يعود "إلى المدينة"، إلى بيت أبيه، حلقة الوصل التي لا يمكنه فصلها. هذا المشهد يرينا في مثال داود الحقيقي في رفضه والبقية اليهودية التي لا تتألم معه ولا تحكم معه.</w:t>
+      </w:r>
+    </w:p>
+    <w:p>
+      <w:pPr>
+        <w:ind w:left="360"/>
+        <w:jc w:val="both"/>
+        <w:rPr>
+          <w:rFonts w:ascii="Sakkal Majalla" w:hAnsi="Sakkal Majalla" w:cs="Sakkal Majalla"/>
+          <w:sz w:val="28"/>
+          <w:szCs w:val="28"/>
+          <w:rtl/>
+          <w:lang w:val="de-DE" w:bidi="ar-AE"/>
+        </w:rPr>
+      </w:pPr>
+      <w:hyperlink r:id="rId6" w:history="1">
         <w:r>
           <w:rPr>
             <w:rStyle w:val="Hyperlink"/>
-            <w:rFonts w:ascii="Sakkal Majalla" w:hAnsi="Sakkal Majalla" w:cs="Sakkal Majalla" w:hint="cs"/>
+            <w:rFonts w:ascii="Sakkal Majalla" w:hAnsi="Sakkal Majalla" w:cs="Sakkal Majalla"/>
             <w:sz w:val="28"/>
             <w:szCs w:val="28"/>
             <w:rtl/>
+            <w:lang w:val="de-DE" w:bidi="ar-AE"/>
           </w:rPr>
-          <w:t>إليه</w:t>
+          <w:t xml:space="preserve">1. </w:t>
+        </w:r>
+        <w:r>
+          <w:rPr>
+            <w:rStyle w:val="Hyperlink"/>
+            <w:rFonts w:ascii="Sakkal Majalla" w:hAnsi="Sakkal Majalla" w:cs="Sakkal Majalla"/>
+            <w:sz w:val="28"/>
+            <w:szCs w:val="28"/>
+            <w:lang w:val="de-DE" w:bidi="ar-AE"/>
+          </w:rPr>
+          <w:t>Samuel 21. David wurde in völliger</w:t>
         </w:r>
       </w:hyperlink>
-      <w:r>
-        <w:rPr>
-          <w:rFonts w:ascii="Sakkal Majalla" w:hAnsi="Sakkal Majalla" w:cs="Sakkal Majalla" w:hint="cs"/>
-          <w:sz w:val="28"/>
-          <w:szCs w:val="28"/>
-          <w:rtl/>
-        </w:rPr>
-        <w:t>.</w:t>
-      </w:r>
     </w:p>
     <w:sectPr>
       <w:pgSz w:w="11906" w:h="16838"/>
@@ -773,184 +4760,6 @@
     </w:lvl>
   </w:abstractNum>
   <w:abstractNum w:abstractNumId="1" w15:restartNumberingAfterBreak="0">
-    <w:nsid w:val="40D26782"/>
-    <w:multiLevelType w:val="hybridMultilevel"/>
-    <w:tmpl w:val="825A3AE4"/>
-    <w:lvl w:ilvl="0" w:tplc="0409000F">
-      <w:start w:val="1"/>
-      <w:numFmt w:val="decimal"/>
-      <w:lvlText w:val="%1."/>
-      <w:lvlJc w:val="left"/>
-      <w:pPr>
-        <w:ind w:left="720" w:hanging="360"/>
-      </w:pPr>
-      <w:rPr>
-        <w:rFonts w:hint="default"/>
-      </w:rPr>
-    </w:lvl>
-    <w:lvl w:ilvl="1" w:tplc="04090019" w:tentative="1">
-      <w:start w:val="1"/>
-      <w:numFmt w:val="lowerLetter"/>
-      <w:lvlText w:val="%2."/>
-      <w:lvlJc w:val="left"/>
-      <w:pPr>
-        <w:ind w:left="1440" w:hanging="360"/>
-      </w:pPr>
-    </w:lvl>
-    <w:lvl w:ilvl="2" w:tplc="0409001B" w:tentative="1">
-      <w:start w:val="1"/>
-      <w:numFmt w:val="lowerRoman"/>
-      <w:lvlText w:val="%3."/>
-      <w:lvlJc w:val="right"/>
-      <w:pPr>
-        <w:ind w:left="2160" w:hanging="180"/>
-      </w:pPr>
-    </w:lvl>
-    <w:lvl w:ilvl="3" w:tplc="0409000F" w:tentative="1">
-      <w:start w:val="1"/>
-      <w:numFmt w:val="decimal"/>
-      <w:lvlText w:val="%4."/>
-      <w:lvlJc w:val="left"/>
-      <w:pPr>
-        <w:ind w:left="2880" w:hanging="360"/>
-      </w:pPr>
-    </w:lvl>
-    <w:lvl w:ilvl="4" w:tplc="04090019" w:tentative="1">
-      <w:start w:val="1"/>
-      <w:numFmt w:val="lowerLetter"/>
-      <w:lvlText w:val="%5."/>
-      <w:lvlJc w:val="left"/>
-      <w:pPr>
-        <w:ind w:left="3600" w:hanging="360"/>
-      </w:pPr>
-    </w:lvl>
-    <w:lvl w:ilvl="5" w:tplc="0409001B" w:tentative="1">
-      <w:start w:val="1"/>
-      <w:numFmt w:val="lowerRoman"/>
-      <w:lvlText w:val="%6."/>
-      <w:lvlJc w:val="right"/>
-      <w:pPr>
-        <w:ind w:left="4320" w:hanging="180"/>
-      </w:pPr>
-    </w:lvl>
-    <w:lvl w:ilvl="6" w:tplc="0409000F" w:tentative="1">
-      <w:start w:val="1"/>
-      <w:numFmt w:val="decimal"/>
-      <w:lvlText w:val="%7."/>
-      <w:lvlJc w:val="left"/>
-      <w:pPr>
-        <w:ind w:left="5040" w:hanging="360"/>
-      </w:pPr>
-    </w:lvl>
-    <w:lvl w:ilvl="7" w:tplc="04090019" w:tentative="1">
-      <w:start w:val="1"/>
-      <w:numFmt w:val="lowerLetter"/>
-      <w:lvlText w:val="%8."/>
-      <w:lvlJc w:val="left"/>
-      <w:pPr>
-        <w:ind w:left="5760" w:hanging="360"/>
-      </w:pPr>
-    </w:lvl>
-    <w:lvl w:ilvl="8" w:tplc="0409001B" w:tentative="1">
-      <w:start w:val="1"/>
-      <w:numFmt w:val="lowerRoman"/>
-      <w:lvlText w:val="%9."/>
-      <w:lvlJc w:val="right"/>
-      <w:pPr>
-        <w:ind w:left="6480" w:hanging="180"/>
-      </w:pPr>
-    </w:lvl>
-  </w:abstractNum>
-  <w:abstractNum w:abstractNumId="2" w15:restartNumberingAfterBreak="0">
-    <w:nsid w:val="48093F74"/>
-    <w:multiLevelType w:val="hybridMultilevel"/>
-    <w:tmpl w:val="64DA7758"/>
-    <w:lvl w:ilvl="0" w:tplc="0409000F">
-      <w:start w:val="1"/>
-      <w:numFmt w:val="decimal"/>
-      <w:lvlText w:val="%1."/>
-      <w:lvlJc w:val="left"/>
-      <w:pPr>
-        <w:ind w:left="720" w:hanging="360"/>
-      </w:pPr>
-      <w:rPr>
-        <w:rFonts w:hint="default"/>
-      </w:rPr>
-    </w:lvl>
-    <w:lvl w:ilvl="1" w:tplc="04090019" w:tentative="1">
-      <w:start w:val="1"/>
-      <w:numFmt w:val="lowerLetter"/>
-      <w:lvlText w:val="%2."/>
-      <w:lvlJc w:val="left"/>
-      <w:pPr>
-        <w:ind w:left="1440" w:hanging="360"/>
-      </w:pPr>
-    </w:lvl>
-    <w:lvl w:ilvl="2" w:tplc="0409001B" w:tentative="1">
-      <w:start w:val="1"/>
-      <w:numFmt w:val="lowerRoman"/>
-      <w:lvlText w:val="%3."/>
-      <w:lvlJc w:val="right"/>
-      <w:pPr>
-        <w:ind w:left="2160" w:hanging="180"/>
-      </w:pPr>
-    </w:lvl>
-    <w:lvl w:ilvl="3" w:tplc="0409000F" w:tentative="1">
-      <w:start w:val="1"/>
-      <w:numFmt w:val="decimal"/>
-      <w:lvlText w:val="%4."/>
-      <w:lvlJc w:val="left"/>
-      <w:pPr>
-        <w:ind w:left="2880" w:hanging="360"/>
-      </w:pPr>
-    </w:lvl>
-    <w:lvl w:ilvl="4" w:tplc="04090019" w:tentative="1">
-      <w:start w:val="1"/>
-      <w:numFmt w:val="lowerLetter"/>
-      <w:lvlText w:val="%5."/>
-      <w:lvlJc w:val="left"/>
-      <w:pPr>
-        <w:ind w:left="3600" w:hanging="360"/>
-      </w:pPr>
-    </w:lvl>
-    <w:lvl w:ilvl="5" w:tplc="0409001B" w:tentative="1">
-      <w:start w:val="1"/>
-      <w:numFmt w:val="lowerRoman"/>
-      <w:lvlText w:val="%6."/>
-      <w:lvlJc w:val="right"/>
-      <w:pPr>
-        <w:ind w:left="4320" w:hanging="180"/>
-      </w:pPr>
-    </w:lvl>
-    <w:lvl w:ilvl="6" w:tplc="0409000F" w:tentative="1">
-      <w:start w:val="1"/>
-      <w:numFmt w:val="decimal"/>
-      <w:lvlText w:val="%7."/>
-      <w:lvlJc w:val="left"/>
-      <w:pPr>
-        <w:ind w:left="5040" w:hanging="360"/>
-      </w:pPr>
-    </w:lvl>
-    <w:lvl w:ilvl="7" w:tplc="04090019" w:tentative="1">
-      <w:start w:val="1"/>
-      <w:numFmt w:val="lowerLetter"/>
-      <w:lvlText w:val="%8."/>
-      <w:lvlJc w:val="left"/>
-      <w:pPr>
-        <w:ind w:left="5760" w:hanging="360"/>
-      </w:pPr>
-    </w:lvl>
-    <w:lvl w:ilvl="8" w:tplc="0409001B" w:tentative="1">
-      <w:start w:val="1"/>
-      <w:numFmt w:val="lowerRoman"/>
-      <w:lvlText w:val="%9."/>
-      <w:lvlJc w:val="right"/>
-      <w:pPr>
-        <w:ind w:left="6480" w:hanging="180"/>
-      </w:pPr>
-    </w:lvl>
-  </w:abstractNum>
-  <w:abstractNum w:abstractNumId="3" w15:restartNumberingAfterBreak="0">
     <w:nsid w:val="55E201A0"/>
     <w:multiLevelType w:val="hybridMultilevel"/>
     <w:tmpl w:val="8EC4900C"/>
@@ -1039,109 +4848,11 @@
       </w:pPr>
     </w:lvl>
   </w:abstractNum>
-  <w:abstractNum w:abstractNumId="4" w15:restartNumberingAfterBreak="0">
-    <w:nsid w:val="5DFF48FC"/>
-    <w:multiLevelType w:val="hybridMultilevel"/>
-    <w:tmpl w:val="E9C491BE"/>
-    <w:lvl w:ilvl="0" w:tplc="0409000F">
-      <w:start w:val="1"/>
-      <w:numFmt w:val="decimal"/>
-      <w:lvlText w:val="%1."/>
-      <w:lvlJc w:val="left"/>
-      <w:pPr>
-        <w:ind w:left="720" w:hanging="360"/>
-      </w:pPr>
-      <w:rPr>
-        <w:rFonts w:hint="default"/>
-      </w:rPr>
-    </w:lvl>
-    <w:lvl w:ilvl="1" w:tplc="04090019" w:tentative="1">
-      <w:start w:val="1"/>
-      <w:numFmt w:val="lowerLetter"/>
-      <w:lvlText w:val="%2."/>
-      <w:lvlJc w:val="left"/>
-      <w:pPr>
-        <w:ind w:left="1440" w:hanging="360"/>
-      </w:pPr>
-    </w:lvl>
-    <w:lvl w:ilvl="2" w:tplc="0409001B" w:tentative="1">
-      <w:start w:val="1"/>
-      <w:numFmt w:val="lowerRoman"/>
-      <w:lvlText w:val="%3."/>
-      <w:lvlJc w:val="right"/>
-      <w:pPr>
-        <w:ind w:left="2160" w:hanging="180"/>
-      </w:pPr>
-    </w:lvl>
-    <w:lvl w:ilvl="3" w:tplc="0409000F" w:tentative="1">
-      <w:start w:val="1"/>
-      <w:numFmt w:val="decimal"/>
-      <w:lvlText w:val="%4."/>
-      <w:lvlJc w:val="left"/>
-      <w:pPr>
-        <w:ind w:left="2880" w:hanging="360"/>
-      </w:pPr>
-    </w:lvl>
-    <w:lvl w:ilvl="4" w:tplc="04090019" w:tentative="1">
-      <w:start w:val="1"/>
-      <w:numFmt w:val="lowerLetter"/>
-      <w:lvlText w:val="%5."/>
-      <w:lvlJc w:val="left"/>
-      <w:pPr>
-        <w:ind w:left="3600" w:hanging="360"/>
-      </w:pPr>
-    </w:lvl>
-    <w:lvl w:ilvl="5" w:tplc="0409001B" w:tentative="1">
-      <w:start w:val="1"/>
-      <w:numFmt w:val="lowerRoman"/>
-      <w:lvlText w:val="%6."/>
-      <w:lvlJc w:val="right"/>
-      <w:pPr>
-        <w:ind w:left="4320" w:hanging="180"/>
-      </w:pPr>
-    </w:lvl>
-    <w:lvl w:ilvl="6" w:tplc="0409000F" w:tentative="1">
-      <w:start w:val="1"/>
-      <w:numFmt w:val="decimal"/>
-      <w:lvlText w:val="%7."/>
-      <w:lvlJc w:val="left"/>
-      <w:pPr>
-        <w:ind w:left="5040" w:hanging="360"/>
-      </w:pPr>
-    </w:lvl>
-    <w:lvl w:ilvl="7" w:tplc="04090019" w:tentative="1">
-      <w:start w:val="1"/>
-      <w:numFmt w:val="lowerLetter"/>
-      <w:lvlText w:val="%8."/>
-      <w:lvlJc w:val="left"/>
-      <w:pPr>
-        <w:ind w:left="5760" w:hanging="360"/>
-      </w:pPr>
-    </w:lvl>
-    <w:lvl w:ilvl="8" w:tplc="0409001B" w:tentative="1">
-      <w:start w:val="1"/>
-      <w:numFmt w:val="lowerRoman"/>
-      <w:lvlText w:val="%9."/>
-      <w:lvlJc w:val="right"/>
-      <w:pPr>
-        <w:ind w:left="6480" w:hanging="180"/>
-      </w:pPr>
-    </w:lvl>
-  </w:abstractNum>
   <w:num w:numId="1" w16cid:durableId="962417559">
     <w:abstractNumId w:val="0"/>
   </w:num>
   <w:num w:numId="2" w16cid:durableId="1020669627">
-    <w:abstractNumId w:val="3"/>
-  </w:num>
-  <w:num w:numId="3" w16cid:durableId="989361482">
-    <w:abstractNumId w:val="4"/>
-  </w:num>
-  <w:num w:numId="4" w16cid:durableId="197620044">
     <w:abstractNumId w:val="1"/>
-  </w:num>
-  <w:num w:numId="5" w16cid:durableId="343944102">
-    <w:abstractNumId w:val="2"/>
   </w:num>
 </w:numbering>
 </file>
@@ -1548,7 +5259,6 @@
       <w:bidi/>
     </w:pPr>
     <w:rPr>
-      <w:noProof/>
       <w:lang w:bidi="ar-EG"/>
     </w:rPr>
   </w:style>
